--- a/output/assessments/MyAssessment_20260130-123316.docx
+++ b/output/assessments/MyAssessment_20260130-123316.docx
@@ -2,6 +2,8 @@
 <file path=word/document.xml><?xml version="1.0" encoding="utf-8"?>
 <w:document xmlns:wpc="http://schemas.microsoft.com/office/word/2010/wordprocessingCanvas" xmlns:cx="http://schemas.microsoft.com/office/drawing/2014/chartex" xmlns:cx1="http://schemas.microsoft.com/office/drawing/2015/9/8/chartex" xmlns:cx2="http://schemas.microsoft.com/office/drawing/2015/10/21/chartex" xmlns:cx3="http://schemas.microsoft.com/office/drawing/2016/5/9/chartex" xmlns:cx4="http://schemas.microsoft.com/office/drawing/2016/5/10/chartex" xmlns:cx5="http://schemas.microsoft.com/office/drawing/2016/5/11/chartex" xmlns:cx6="http://schemas.microsoft.com/office/drawing/2016/5/12/chartex" xmlns:cx7="http://schemas.microsoft.com/office/drawing/2016/5/13/chartex" xmlns:cx8="http://schemas.microsoft.com/office/drawing/2016/5/14/chartex" xmlns:mc="http://schemas.openxmlformats.org/markup-compatibility/2006" xmlns:aink="http://schemas.microsoft.com/office/drawing/2016/ink" xmlns:am3d="http://schemas.microsoft.com/office/drawing/2017/model3d" xmlns:o="urn:schemas-microsoft-com:office:office" xmlns:oel="http://schemas.microsoft.com/office/2019/extlst" xmlns:r="http://schemas.openxmlformats.org/officeDocument/2006/relationships" xmlns:m="http://schemas.openxmlformats.org/officeDocument/2006/math" xmlns:v="urn:schemas-microsoft-com:vml" xmlns:wp14="http://schemas.microsoft.com/office/word/2010/wordprocessingDrawing" xmlns:wp="http://schemas.openxmlformats.org/drawingml/2006/wordprocessingDrawing" xmlns:w10="urn:schemas-microsoft-com:office:word" xmlns:w="http://schemas.openxmlformats.org/wordprocessingml/2006/main" xmlns:w14="http://schemas.microsoft.com/office/word/2010/wordml" xmlns:w15="http://schemas.microsoft.com/office/word/2012/wordml" xmlns:w16cex="http://schemas.microsoft.com/office/word/2018/wordml/cex" xmlns:w16cid="http://schemas.microsoft.com/office/word/2016/wordml/cid" xmlns:w16="http://schemas.microsoft.com/office/word/2018/wordml" xmlns:w16du="http://schemas.microsoft.com/office/word/2023/wordml/word16du" xmlns:w16sdtdh="http://schemas.microsoft.com/office/word/2020/wordml/sdtdatahash" xmlns:w16sdtfl="http://schemas.microsoft.com/office/word/2024/wordml/sdtformatlock" xmlns:w16se="http://schemas.microsoft.com/office/word/2015/wordml/symex" xmlns:wpg="http://schemas.microsoft.com/office/word/2010/wordprocessingGroup" xmlns:wpi="http://schemas.microsoft.com/office/word/2010/wordprocessingInk" xmlns:wne="http://schemas.microsoft.com/office/word/2006/wordml" xmlns:wps="http://schemas.microsoft.com/office/word/2010/wordprocessingShape" mc:Ignorable="w14 w15 w16se w16cid w16 w16cex w16sdtdh w16sdtfl w16du wp14">
   <w:body>
+    <w:bookmarkStart w:id="0" w:name="_Toc442453119"/>
+    <w:bookmarkStart w:id="1" w:name="_Toc300077986"/>
     <w:p>
       <w:pPr>
         <w:tabs>
@@ -12,8 +14,6 @@
           <w:color w:val="0A0E20"/>
         </w:rPr>
       </w:pPr>
-      <w:bookmarkStart w:id="0" w:name="_Toc442453119"/>
-      <w:bookmarkStart w:id="1" w:name="_Toc300077986"/>
       <w:r>
         <w:rPr>
           <w:noProof/>
@@ -124,6 +124,7 @@
                               </w:rPr>
                               <w:t>N</w:t>
                             </w:r>
+                            <w:proofErr w:type="spellStart"/>
                             <w:r>
                               <w:rPr>
                                 <w:rFonts w:eastAsiaTheme="majorEastAsia" w:cstheme="majorBidi"/>
@@ -136,6 +137,7 @@
                               </w:rPr>
                               <w:t>ame</w:t>
                             </w:r>
+                            <w:proofErr w:type="spellEnd"/>
                             <w:r>
                               <w:rPr>
                                 <w:rFonts w:eastAsiaTheme="majorEastAsia" w:cstheme="majorBidi"/>
@@ -1382,6 +1384,7 @@
               </w:rPr>
               <w:t>N</w:t>
             </w:r>
+            <w:proofErr w:type="spellStart"/>
             <w:r>
               <w:rPr>
                 <w:color w:val="4B4B4B" w:themeColor="accent6"/>
@@ -1389,6 +1392,7 @@
               </w:rPr>
               <w:t>ame</w:t>
             </w:r>
+            <w:proofErr w:type="spellEnd"/>
             <w:r>
               <w:rPr>
                 <w:color w:val="4B4B4B" w:themeColor="accent6"/>
@@ -8123,6 +8127,7 @@
                 <w:lang w:val="en-US"/>
               </w:rPr>
             </w:pPr>
+            <w:proofErr w:type="spellStart"/>
             <w:r>
               <w:rPr>
                 <w:b/>
@@ -8131,6 +8136,7 @@
               </w:rPr>
               <w:t>DistinguishedName</w:t>
             </w:r>
+            <w:proofErr w:type="spellEnd"/>
           </w:p>
         </w:tc>
         <w:tc>
@@ -8174,6 +8180,7 @@
               <w:rPr>
                 <w:lang w:val="en-US"/>
               </w:rPr>
+              <w:lastRenderedPageBreak/>
               <w:t>London970CoLo</w:t>
             </w:r>
           </w:p>
@@ -8192,7 +8199,77 @@
               <w:rPr>
                 <w:lang w:val="en-US"/>
               </w:rPr>
-              <w:t>CN=London970CoLo,CN=Sites,CN=Configuration,DC=corp,DC=voyageurtransportation,DC=ca</w:t>
+              <w:t>CN=London970</w:t>
+            </w:r>
+            <w:proofErr w:type="gramStart"/>
+            <w:r>
+              <w:rPr>
+                <w:lang w:val="en-US"/>
+              </w:rPr>
+              <w:t>CoLo,CN</w:t>
+            </w:r>
+            <w:proofErr w:type="gramEnd"/>
+            <w:r>
+              <w:rPr>
+                <w:lang w:val="en-US"/>
+              </w:rPr>
+              <w:t>=</w:t>
+            </w:r>
+            <w:proofErr w:type="gramStart"/>
+            <w:r>
+              <w:rPr>
+                <w:lang w:val="en-US"/>
+              </w:rPr>
+              <w:t>Sites,CN</w:t>
+            </w:r>
+            <w:proofErr w:type="gramEnd"/>
+            <w:r>
+              <w:rPr>
+                <w:lang w:val="en-US"/>
+              </w:rPr>
+              <w:t>=</w:t>
+            </w:r>
+            <w:proofErr w:type="gramStart"/>
+            <w:r>
+              <w:rPr>
+                <w:lang w:val="en-US"/>
+              </w:rPr>
+              <w:t>Configuration,DC</w:t>
+            </w:r>
+            <w:proofErr w:type="gramEnd"/>
+            <w:r>
+              <w:rPr>
+                <w:lang w:val="en-US"/>
+              </w:rPr>
+              <w:t>=</w:t>
+            </w:r>
+            <w:proofErr w:type="gramStart"/>
+            <w:r>
+              <w:rPr>
+                <w:lang w:val="en-US"/>
+              </w:rPr>
+              <w:t>corp,DC</w:t>
+            </w:r>
+            <w:proofErr w:type="gramEnd"/>
+            <w:r>
+              <w:rPr>
+                <w:lang w:val="en-US"/>
+              </w:rPr>
+              <w:t>=</w:t>
+            </w:r>
+            <w:proofErr w:type="gramStart"/>
+            <w:r>
+              <w:rPr>
+                <w:lang w:val="en-US"/>
+              </w:rPr>
+              <w:t>voyageurtransportation,DC</w:t>
+            </w:r>
+            <w:proofErr w:type="gramEnd"/>
+            <w:r>
+              <w:rPr>
+                <w:lang w:val="en-US"/>
+              </w:rPr>
+              <w:t>=ca</w:t>
             </w:r>
           </w:p>
         </w:tc>
@@ -8356,6 +8433,7 @@
                 <w:lang w:val="en-US"/>
               </w:rPr>
             </w:pPr>
+            <w:proofErr w:type="spellStart"/>
             <w:r>
               <w:rPr>
                 <w:b/>
@@ -8364,6 +8442,7 @@
               </w:rPr>
               <w:t>DistinguishedName</w:t>
             </w:r>
+            <w:proofErr w:type="spellEnd"/>
           </w:p>
         </w:tc>
         <w:tc>
@@ -8425,37 +8504,191 @@
               <w:rPr>
                 <w:lang w:val="en-US"/>
               </w:rPr>
-              <w:t>CN=London970CoLo,CN=Sites,CN=Configuration,DC=corp,DC=voyageurtransportation,DC=ca</w:t>
-            </w:r>
-          </w:p>
-        </w:tc>
-        <w:tc>
-          <w:tcPr>
-            <w:tcW w:w="1872" w:type="dxa"/>
-          </w:tcPr>
-          <w:p>
-            <w:pPr>
-              <w:rPr>
-                <w:lang w:val="en-US"/>
-              </w:rPr>
-            </w:pPr>
-          </w:p>
-        </w:tc>
-        <w:tc>
-          <w:tcPr>
-            <w:tcW w:w="1872" w:type="dxa"/>
-          </w:tcPr>
-          <w:p>
-            <w:pPr>
-              <w:rPr>
-                <w:lang w:val="en-US"/>
-              </w:rPr>
-            </w:pPr>
-            <w:r>
-              <w:rPr>
-                <w:lang w:val="en-US"/>
-              </w:rPr>
-              <w:t>CN=10.1.0.0/24,CN=Subnets,CN=Sites,CN=Configuration,DC=corp,DC=voyageurtransportation,DC=ca</w:t>
+              <w:t>CN=London970</w:t>
+            </w:r>
+            <w:proofErr w:type="gramStart"/>
+            <w:r>
+              <w:rPr>
+                <w:lang w:val="en-US"/>
+              </w:rPr>
+              <w:t>CoLo,CN</w:t>
+            </w:r>
+            <w:proofErr w:type="gramEnd"/>
+            <w:r>
+              <w:rPr>
+                <w:lang w:val="en-US"/>
+              </w:rPr>
+              <w:t>=</w:t>
+            </w:r>
+            <w:proofErr w:type="gramStart"/>
+            <w:r>
+              <w:rPr>
+                <w:lang w:val="en-US"/>
+              </w:rPr>
+              <w:t>Sites,CN</w:t>
+            </w:r>
+            <w:proofErr w:type="gramEnd"/>
+            <w:r>
+              <w:rPr>
+                <w:lang w:val="en-US"/>
+              </w:rPr>
+              <w:t>=</w:t>
+            </w:r>
+            <w:proofErr w:type="gramStart"/>
+            <w:r>
+              <w:rPr>
+                <w:lang w:val="en-US"/>
+              </w:rPr>
+              <w:t>Configuration,DC</w:t>
+            </w:r>
+            <w:proofErr w:type="gramEnd"/>
+            <w:r>
+              <w:rPr>
+                <w:lang w:val="en-US"/>
+              </w:rPr>
+              <w:t>=</w:t>
+            </w:r>
+            <w:proofErr w:type="gramStart"/>
+            <w:r>
+              <w:rPr>
+                <w:lang w:val="en-US"/>
+              </w:rPr>
+              <w:t>corp,DC</w:t>
+            </w:r>
+            <w:proofErr w:type="gramEnd"/>
+            <w:r>
+              <w:rPr>
+                <w:lang w:val="en-US"/>
+              </w:rPr>
+              <w:t>=</w:t>
+            </w:r>
+            <w:proofErr w:type="gramStart"/>
+            <w:r>
+              <w:rPr>
+                <w:lang w:val="en-US"/>
+              </w:rPr>
+              <w:t>voyageurtransportation,DC</w:t>
+            </w:r>
+            <w:proofErr w:type="gramEnd"/>
+            <w:r>
+              <w:rPr>
+                <w:lang w:val="en-US"/>
+              </w:rPr>
+              <w:t>=ca</w:t>
+            </w:r>
+          </w:p>
+        </w:tc>
+        <w:tc>
+          <w:tcPr>
+            <w:tcW w:w="1872" w:type="dxa"/>
+          </w:tcPr>
+          <w:p>
+            <w:pPr>
+              <w:rPr>
+                <w:lang w:val="en-US"/>
+              </w:rPr>
+            </w:pPr>
+          </w:p>
+        </w:tc>
+        <w:tc>
+          <w:tcPr>
+            <w:tcW w:w="1872" w:type="dxa"/>
+          </w:tcPr>
+          <w:p>
+            <w:pPr>
+              <w:rPr>
+                <w:lang w:val="en-US"/>
+              </w:rPr>
+            </w:pPr>
+            <w:r>
+              <w:rPr>
+                <w:lang w:val="en-US"/>
+              </w:rPr>
+              <w:t>CN=10.1.0.0/</w:t>
+            </w:r>
+            <w:proofErr w:type="gramStart"/>
+            <w:r>
+              <w:rPr>
+                <w:lang w:val="en-US"/>
+              </w:rPr>
+              <w:t>24,CN</w:t>
+            </w:r>
+            <w:proofErr w:type="gramEnd"/>
+            <w:r>
+              <w:rPr>
+                <w:lang w:val="en-US"/>
+              </w:rPr>
+              <w:t>=</w:t>
+            </w:r>
+            <w:proofErr w:type="gramStart"/>
+            <w:r>
+              <w:rPr>
+                <w:lang w:val="en-US"/>
+              </w:rPr>
+              <w:t>Subnets,CN</w:t>
+            </w:r>
+            <w:proofErr w:type="gramEnd"/>
+            <w:r>
+              <w:rPr>
+                <w:lang w:val="en-US"/>
+              </w:rPr>
+              <w:t>=</w:t>
+            </w:r>
+            <w:proofErr w:type="gramStart"/>
+            <w:r>
+              <w:rPr>
+                <w:lang w:val="en-US"/>
+              </w:rPr>
+              <w:t>Sites,CN</w:t>
+            </w:r>
+            <w:proofErr w:type="gramEnd"/>
+            <w:r>
+              <w:rPr>
+                <w:lang w:val="en-US"/>
+              </w:rPr>
+              <w:t>=</w:t>
+            </w:r>
+            <w:proofErr w:type="gramStart"/>
+            <w:r>
+              <w:rPr>
+                <w:lang w:val="en-US"/>
+              </w:rPr>
+              <w:t>Configuration,DC</w:t>
+            </w:r>
+            <w:proofErr w:type="gramEnd"/>
+            <w:r>
+              <w:rPr>
+                <w:lang w:val="en-US"/>
+              </w:rPr>
+              <w:t>=</w:t>
+            </w:r>
+            <w:proofErr w:type="gramStart"/>
+            <w:r>
+              <w:rPr>
+                <w:lang w:val="en-US"/>
+              </w:rPr>
+              <w:t>corp,DC</w:t>
+            </w:r>
+            <w:proofErr w:type="gramEnd"/>
+            <w:r>
+              <w:rPr>
+                <w:lang w:val="en-US"/>
+              </w:rPr>
+              <w:t>=</w:t>
+            </w:r>
+            <w:proofErr w:type="gramStart"/>
+            <w:r>
+              <w:rPr>
+                <w:lang w:val="en-US"/>
+              </w:rPr>
+              <w:t>voyageurtransportation,DC</w:t>
+            </w:r>
+            <w:proofErr w:type="gramEnd"/>
+            <w:r>
+              <w:rPr>
+                <w:lang w:val="en-US"/>
+              </w:rPr>
+              <w:t>=ca</w:t>
             </w:r>
           </w:p>
         </w:tc>
@@ -8511,37 +8744,191 @@
               <w:rPr>
                 <w:lang w:val="en-US"/>
               </w:rPr>
-              <w:t>CN=London970CoLo,CN=Sites,CN=Configuration,DC=corp,DC=voyageurtransportation,DC=ca</w:t>
-            </w:r>
-          </w:p>
-        </w:tc>
-        <w:tc>
-          <w:tcPr>
-            <w:tcW w:w="1872" w:type="dxa"/>
-          </w:tcPr>
-          <w:p>
-            <w:pPr>
-              <w:rPr>
-                <w:lang w:val="en-US"/>
-              </w:rPr>
-            </w:pPr>
-          </w:p>
-        </w:tc>
-        <w:tc>
-          <w:tcPr>
-            <w:tcW w:w="1872" w:type="dxa"/>
-          </w:tcPr>
-          <w:p>
-            <w:pPr>
-              <w:rPr>
-                <w:lang w:val="en-US"/>
-              </w:rPr>
-            </w:pPr>
-            <w:r>
-              <w:rPr>
-                <w:lang w:val="en-US"/>
-              </w:rPr>
-              <w:t>CN=10.1.1.0/24,CN=Subnets,CN=Sites,CN=Configuration,DC=corp,DC=voyageurtransportation,DC=ca</w:t>
+              <w:t>CN=London970</w:t>
+            </w:r>
+            <w:proofErr w:type="gramStart"/>
+            <w:r>
+              <w:rPr>
+                <w:lang w:val="en-US"/>
+              </w:rPr>
+              <w:t>CoLo,CN</w:t>
+            </w:r>
+            <w:proofErr w:type="gramEnd"/>
+            <w:r>
+              <w:rPr>
+                <w:lang w:val="en-US"/>
+              </w:rPr>
+              <w:t>=</w:t>
+            </w:r>
+            <w:proofErr w:type="gramStart"/>
+            <w:r>
+              <w:rPr>
+                <w:lang w:val="en-US"/>
+              </w:rPr>
+              <w:t>Sites,CN</w:t>
+            </w:r>
+            <w:proofErr w:type="gramEnd"/>
+            <w:r>
+              <w:rPr>
+                <w:lang w:val="en-US"/>
+              </w:rPr>
+              <w:t>=</w:t>
+            </w:r>
+            <w:proofErr w:type="gramStart"/>
+            <w:r>
+              <w:rPr>
+                <w:lang w:val="en-US"/>
+              </w:rPr>
+              <w:t>Configuration,DC</w:t>
+            </w:r>
+            <w:proofErr w:type="gramEnd"/>
+            <w:r>
+              <w:rPr>
+                <w:lang w:val="en-US"/>
+              </w:rPr>
+              <w:t>=</w:t>
+            </w:r>
+            <w:proofErr w:type="gramStart"/>
+            <w:r>
+              <w:rPr>
+                <w:lang w:val="en-US"/>
+              </w:rPr>
+              <w:t>corp,DC</w:t>
+            </w:r>
+            <w:proofErr w:type="gramEnd"/>
+            <w:r>
+              <w:rPr>
+                <w:lang w:val="en-US"/>
+              </w:rPr>
+              <w:t>=</w:t>
+            </w:r>
+            <w:proofErr w:type="gramStart"/>
+            <w:r>
+              <w:rPr>
+                <w:lang w:val="en-US"/>
+              </w:rPr>
+              <w:t>voyageurtransportation,DC</w:t>
+            </w:r>
+            <w:proofErr w:type="gramEnd"/>
+            <w:r>
+              <w:rPr>
+                <w:lang w:val="en-US"/>
+              </w:rPr>
+              <w:t>=ca</w:t>
+            </w:r>
+          </w:p>
+        </w:tc>
+        <w:tc>
+          <w:tcPr>
+            <w:tcW w:w="1872" w:type="dxa"/>
+          </w:tcPr>
+          <w:p>
+            <w:pPr>
+              <w:rPr>
+                <w:lang w:val="en-US"/>
+              </w:rPr>
+            </w:pPr>
+          </w:p>
+        </w:tc>
+        <w:tc>
+          <w:tcPr>
+            <w:tcW w:w="1872" w:type="dxa"/>
+          </w:tcPr>
+          <w:p>
+            <w:pPr>
+              <w:rPr>
+                <w:lang w:val="en-US"/>
+              </w:rPr>
+            </w:pPr>
+            <w:r>
+              <w:rPr>
+                <w:lang w:val="en-US"/>
+              </w:rPr>
+              <w:t>CN=10.1.1.0/</w:t>
+            </w:r>
+            <w:proofErr w:type="gramStart"/>
+            <w:r>
+              <w:rPr>
+                <w:lang w:val="en-US"/>
+              </w:rPr>
+              <w:t>24,CN</w:t>
+            </w:r>
+            <w:proofErr w:type="gramEnd"/>
+            <w:r>
+              <w:rPr>
+                <w:lang w:val="en-US"/>
+              </w:rPr>
+              <w:t>=</w:t>
+            </w:r>
+            <w:proofErr w:type="gramStart"/>
+            <w:r>
+              <w:rPr>
+                <w:lang w:val="en-US"/>
+              </w:rPr>
+              <w:t>Subnets,CN</w:t>
+            </w:r>
+            <w:proofErr w:type="gramEnd"/>
+            <w:r>
+              <w:rPr>
+                <w:lang w:val="en-US"/>
+              </w:rPr>
+              <w:t>=</w:t>
+            </w:r>
+            <w:proofErr w:type="gramStart"/>
+            <w:r>
+              <w:rPr>
+                <w:lang w:val="en-US"/>
+              </w:rPr>
+              <w:t>Sites,CN</w:t>
+            </w:r>
+            <w:proofErr w:type="gramEnd"/>
+            <w:r>
+              <w:rPr>
+                <w:lang w:val="en-US"/>
+              </w:rPr>
+              <w:t>=</w:t>
+            </w:r>
+            <w:proofErr w:type="gramStart"/>
+            <w:r>
+              <w:rPr>
+                <w:lang w:val="en-US"/>
+              </w:rPr>
+              <w:t>Configuration,DC</w:t>
+            </w:r>
+            <w:proofErr w:type="gramEnd"/>
+            <w:r>
+              <w:rPr>
+                <w:lang w:val="en-US"/>
+              </w:rPr>
+              <w:t>=</w:t>
+            </w:r>
+            <w:proofErr w:type="gramStart"/>
+            <w:r>
+              <w:rPr>
+                <w:lang w:val="en-US"/>
+              </w:rPr>
+              <w:t>corp,DC</w:t>
+            </w:r>
+            <w:proofErr w:type="gramEnd"/>
+            <w:r>
+              <w:rPr>
+                <w:lang w:val="en-US"/>
+              </w:rPr>
+              <w:t>=</w:t>
+            </w:r>
+            <w:proofErr w:type="gramStart"/>
+            <w:r>
+              <w:rPr>
+                <w:lang w:val="en-US"/>
+              </w:rPr>
+              <w:t>voyageurtransportation,DC</w:t>
+            </w:r>
+            <w:proofErr w:type="gramEnd"/>
+            <w:r>
+              <w:rPr>
+                <w:lang w:val="en-US"/>
+              </w:rPr>
+              <w:t>=ca</w:t>
             </w:r>
           </w:p>
         </w:tc>
@@ -8594,37 +8981,191 @@
               <w:rPr>
                 <w:lang w:val="en-US"/>
               </w:rPr>
-              <w:t>CN=London970CoLo,CN=Sites,CN=Configuration,DC=corp,DC=voyageurtransportation,DC=ca</w:t>
-            </w:r>
-          </w:p>
-        </w:tc>
-        <w:tc>
-          <w:tcPr>
-            <w:tcW w:w="1872" w:type="dxa"/>
-          </w:tcPr>
-          <w:p>
-            <w:pPr>
-              <w:rPr>
-                <w:lang w:val="en-US"/>
-              </w:rPr>
-            </w:pPr>
-          </w:p>
-        </w:tc>
-        <w:tc>
-          <w:tcPr>
-            <w:tcW w:w="1872" w:type="dxa"/>
-          </w:tcPr>
-          <w:p>
-            <w:pPr>
-              <w:rPr>
-                <w:lang w:val="en-US"/>
-              </w:rPr>
-            </w:pPr>
-            <w:r>
-              <w:rPr>
-                <w:lang w:val="en-US"/>
-              </w:rPr>
-              <w:t>CN=10.1.100.0/24,CN=Subnets,CN=Sites,CN=Configuration,DC=corp,DC=voyageurtransportation,DC=ca</w:t>
+              <w:t>CN=London970</w:t>
+            </w:r>
+            <w:proofErr w:type="gramStart"/>
+            <w:r>
+              <w:rPr>
+                <w:lang w:val="en-US"/>
+              </w:rPr>
+              <w:t>CoLo,CN</w:t>
+            </w:r>
+            <w:proofErr w:type="gramEnd"/>
+            <w:r>
+              <w:rPr>
+                <w:lang w:val="en-US"/>
+              </w:rPr>
+              <w:t>=</w:t>
+            </w:r>
+            <w:proofErr w:type="gramStart"/>
+            <w:r>
+              <w:rPr>
+                <w:lang w:val="en-US"/>
+              </w:rPr>
+              <w:t>Sites,CN</w:t>
+            </w:r>
+            <w:proofErr w:type="gramEnd"/>
+            <w:r>
+              <w:rPr>
+                <w:lang w:val="en-US"/>
+              </w:rPr>
+              <w:t>=</w:t>
+            </w:r>
+            <w:proofErr w:type="gramStart"/>
+            <w:r>
+              <w:rPr>
+                <w:lang w:val="en-US"/>
+              </w:rPr>
+              <w:t>Configuration,DC</w:t>
+            </w:r>
+            <w:proofErr w:type="gramEnd"/>
+            <w:r>
+              <w:rPr>
+                <w:lang w:val="en-US"/>
+              </w:rPr>
+              <w:t>=</w:t>
+            </w:r>
+            <w:proofErr w:type="gramStart"/>
+            <w:r>
+              <w:rPr>
+                <w:lang w:val="en-US"/>
+              </w:rPr>
+              <w:t>corp,DC</w:t>
+            </w:r>
+            <w:proofErr w:type="gramEnd"/>
+            <w:r>
+              <w:rPr>
+                <w:lang w:val="en-US"/>
+              </w:rPr>
+              <w:t>=</w:t>
+            </w:r>
+            <w:proofErr w:type="gramStart"/>
+            <w:r>
+              <w:rPr>
+                <w:lang w:val="en-US"/>
+              </w:rPr>
+              <w:t>voyageurtransportation,DC</w:t>
+            </w:r>
+            <w:proofErr w:type="gramEnd"/>
+            <w:r>
+              <w:rPr>
+                <w:lang w:val="en-US"/>
+              </w:rPr>
+              <w:t>=ca</w:t>
+            </w:r>
+          </w:p>
+        </w:tc>
+        <w:tc>
+          <w:tcPr>
+            <w:tcW w:w="1872" w:type="dxa"/>
+          </w:tcPr>
+          <w:p>
+            <w:pPr>
+              <w:rPr>
+                <w:lang w:val="en-US"/>
+              </w:rPr>
+            </w:pPr>
+          </w:p>
+        </w:tc>
+        <w:tc>
+          <w:tcPr>
+            <w:tcW w:w="1872" w:type="dxa"/>
+          </w:tcPr>
+          <w:p>
+            <w:pPr>
+              <w:rPr>
+                <w:lang w:val="en-US"/>
+              </w:rPr>
+            </w:pPr>
+            <w:r>
+              <w:rPr>
+                <w:lang w:val="en-US"/>
+              </w:rPr>
+              <w:t>CN=10.1.100.0/</w:t>
+            </w:r>
+            <w:proofErr w:type="gramStart"/>
+            <w:r>
+              <w:rPr>
+                <w:lang w:val="en-US"/>
+              </w:rPr>
+              <w:t>24,CN</w:t>
+            </w:r>
+            <w:proofErr w:type="gramEnd"/>
+            <w:r>
+              <w:rPr>
+                <w:lang w:val="en-US"/>
+              </w:rPr>
+              <w:t>=</w:t>
+            </w:r>
+            <w:proofErr w:type="gramStart"/>
+            <w:r>
+              <w:rPr>
+                <w:lang w:val="en-US"/>
+              </w:rPr>
+              <w:t>Subnets,CN</w:t>
+            </w:r>
+            <w:proofErr w:type="gramEnd"/>
+            <w:r>
+              <w:rPr>
+                <w:lang w:val="en-US"/>
+              </w:rPr>
+              <w:t>=</w:t>
+            </w:r>
+            <w:proofErr w:type="gramStart"/>
+            <w:r>
+              <w:rPr>
+                <w:lang w:val="en-US"/>
+              </w:rPr>
+              <w:t>Sites,CN</w:t>
+            </w:r>
+            <w:proofErr w:type="gramEnd"/>
+            <w:r>
+              <w:rPr>
+                <w:lang w:val="en-US"/>
+              </w:rPr>
+              <w:t>=</w:t>
+            </w:r>
+            <w:proofErr w:type="gramStart"/>
+            <w:r>
+              <w:rPr>
+                <w:lang w:val="en-US"/>
+              </w:rPr>
+              <w:t>Configuration,DC</w:t>
+            </w:r>
+            <w:proofErr w:type="gramEnd"/>
+            <w:r>
+              <w:rPr>
+                <w:lang w:val="en-US"/>
+              </w:rPr>
+              <w:t>=</w:t>
+            </w:r>
+            <w:proofErr w:type="gramStart"/>
+            <w:r>
+              <w:rPr>
+                <w:lang w:val="en-US"/>
+              </w:rPr>
+              <w:t>corp,DC</w:t>
+            </w:r>
+            <w:proofErr w:type="gramEnd"/>
+            <w:r>
+              <w:rPr>
+                <w:lang w:val="en-US"/>
+              </w:rPr>
+              <w:t>=</w:t>
+            </w:r>
+            <w:proofErr w:type="gramStart"/>
+            <w:r>
+              <w:rPr>
+                <w:lang w:val="en-US"/>
+              </w:rPr>
+              <w:t>voyageurtransportation,DC</w:t>
+            </w:r>
+            <w:proofErr w:type="gramEnd"/>
+            <w:r>
+              <w:rPr>
+                <w:lang w:val="en-US"/>
+              </w:rPr>
+              <w:t>=ca</w:t>
             </w:r>
           </w:p>
         </w:tc>
@@ -8680,37 +9221,191 @@
               <w:rPr>
                 <w:lang w:val="en-US"/>
               </w:rPr>
-              <w:t>CN=London970CoLo,CN=Sites,CN=Configuration,DC=corp,DC=voyageurtransportation,DC=ca</w:t>
-            </w:r>
-          </w:p>
-        </w:tc>
-        <w:tc>
-          <w:tcPr>
-            <w:tcW w:w="1872" w:type="dxa"/>
-          </w:tcPr>
-          <w:p>
-            <w:pPr>
-              <w:rPr>
-                <w:lang w:val="en-US"/>
-              </w:rPr>
-            </w:pPr>
-          </w:p>
-        </w:tc>
-        <w:tc>
-          <w:tcPr>
-            <w:tcW w:w="1872" w:type="dxa"/>
-          </w:tcPr>
-          <w:p>
-            <w:pPr>
-              <w:rPr>
-                <w:lang w:val="en-US"/>
-              </w:rPr>
-            </w:pPr>
-            <w:r>
-              <w:rPr>
-                <w:lang w:val="en-US"/>
-              </w:rPr>
-              <w:t>CN=10.5.0.0/16,CN=Subnets,CN=Sites,CN=Configuration,DC=corp,DC=voyageurtransportation,DC=ca</w:t>
+              <w:t>CN=London970</w:t>
+            </w:r>
+            <w:proofErr w:type="gramStart"/>
+            <w:r>
+              <w:rPr>
+                <w:lang w:val="en-US"/>
+              </w:rPr>
+              <w:t>CoLo,CN</w:t>
+            </w:r>
+            <w:proofErr w:type="gramEnd"/>
+            <w:r>
+              <w:rPr>
+                <w:lang w:val="en-US"/>
+              </w:rPr>
+              <w:t>=</w:t>
+            </w:r>
+            <w:proofErr w:type="gramStart"/>
+            <w:r>
+              <w:rPr>
+                <w:lang w:val="en-US"/>
+              </w:rPr>
+              <w:t>Sites,CN</w:t>
+            </w:r>
+            <w:proofErr w:type="gramEnd"/>
+            <w:r>
+              <w:rPr>
+                <w:lang w:val="en-US"/>
+              </w:rPr>
+              <w:t>=</w:t>
+            </w:r>
+            <w:proofErr w:type="gramStart"/>
+            <w:r>
+              <w:rPr>
+                <w:lang w:val="en-US"/>
+              </w:rPr>
+              <w:t>Configuration,DC</w:t>
+            </w:r>
+            <w:proofErr w:type="gramEnd"/>
+            <w:r>
+              <w:rPr>
+                <w:lang w:val="en-US"/>
+              </w:rPr>
+              <w:t>=</w:t>
+            </w:r>
+            <w:proofErr w:type="gramStart"/>
+            <w:r>
+              <w:rPr>
+                <w:lang w:val="en-US"/>
+              </w:rPr>
+              <w:t>corp,DC</w:t>
+            </w:r>
+            <w:proofErr w:type="gramEnd"/>
+            <w:r>
+              <w:rPr>
+                <w:lang w:val="en-US"/>
+              </w:rPr>
+              <w:t>=</w:t>
+            </w:r>
+            <w:proofErr w:type="gramStart"/>
+            <w:r>
+              <w:rPr>
+                <w:lang w:val="en-US"/>
+              </w:rPr>
+              <w:t>voyageurtransportation,DC</w:t>
+            </w:r>
+            <w:proofErr w:type="gramEnd"/>
+            <w:r>
+              <w:rPr>
+                <w:lang w:val="en-US"/>
+              </w:rPr>
+              <w:t>=ca</w:t>
+            </w:r>
+          </w:p>
+        </w:tc>
+        <w:tc>
+          <w:tcPr>
+            <w:tcW w:w="1872" w:type="dxa"/>
+          </w:tcPr>
+          <w:p>
+            <w:pPr>
+              <w:rPr>
+                <w:lang w:val="en-US"/>
+              </w:rPr>
+            </w:pPr>
+          </w:p>
+        </w:tc>
+        <w:tc>
+          <w:tcPr>
+            <w:tcW w:w="1872" w:type="dxa"/>
+          </w:tcPr>
+          <w:p>
+            <w:pPr>
+              <w:rPr>
+                <w:lang w:val="en-US"/>
+              </w:rPr>
+            </w:pPr>
+            <w:r>
+              <w:rPr>
+                <w:lang w:val="en-US"/>
+              </w:rPr>
+              <w:t>CN=10.5.0.0/</w:t>
+            </w:r>
+            <w:proofErr w:type="gramStart"/>
+            <w:r>
+              <w:rPr>
+                <w:lang w:val="en-US"/>
+              </w:rPr>
+              <w:t>16,CN</w:t>
+            </w:r>
+            <w:proofErr w:type="gramEnd"/>
+            <w:r>
+              <w:rPr>
+                <w:lang w:val="en-US"/>
+              </w:rPr>
+              <w:t>=</w:t>
+            </w:r>
+            <w:proofErr w:type="gramStart"/>
+            <w:r>
+              <w:rPr>
+                <w:lang w:val="en-US"/>
+              </w:rPr>
+              <w:t>Subnets,CN</w:t>
+            </w:r>
+            <w:proofErr w:type="gramEnd"/>
+            <w:r>
+              <w:rPr>
+                <w:lang w:val="en-US"/>
+              </w:rPr>
+              <w:t>=</w:t>
+            </w:r>
+            <w:proofErr w:type="gramStart"/>
+            <w:r>
+              <w:rPr>
+                <w:lang w:val="en-US"/>
+              </w:rPr>
+              <w:t>Sites,CN</w:t>
+            </w:r>
+            <w:proofErr w:type="gramEnd"/>
+            <w:r>
+              <w:rPr>
+                <w:lang w:val="en-US"/>
+              </w:rPr>
+              <w:t>=</w:t>
+            </w:r>
+            <w:proofErr w:type="gramStart"/>
+            <w:r>
+              <w:rPr>
+                <w:lang w:val="en-US"/>
+              </w:rPr>
+              <w:t>Configuration,DC</w:t>
+            </w:r>
+            <w:proofErr w:type="gramEnd"/>
+            <w:r>
+              <w:rPr>
+                <w:lang w:val="en-US"/>
+              </w:rPr>
+              <w:t>=</w:t>
+            </w:r>
+            <w:proofErr w:type="gramStart"/>
+            <w:r>
+              <w:rPr>
+                <w:lang w:val="en-US"/>
+              </w:rPr>
+              <w:t>corp,DC</w:t>
+            </w:r>
+            <w:proofErr w:type="gramEnd"/>
+            <w:r>
+              <w:rPr>
+                <w:lang w:val="en-US"/>
+              </w:rPr>
+              <w:t>=</w:t>
+            </w:r>
+            <w:proofErr w:type="gramStart"/>
+            <w:r>
+              <w:rPr>
+                <w:lang w:val="en-US"/>
+              </w:rPr>
+              <w:t>voyageurtransportation,DC</w:t>
+            </w:r>
+            <w:proofErr w:type="gramEnd"/>
+            <w:r>
+              <w:rPr>
+                <w:lang w:val="en-US"/>
+              </w:rPr>
+              <w:t>=ca</w:t>
             </w:r>
           </w:p>
         </w:tc>
@@ -8745,55 +9440,223 @@
               <w:rPr>
                 <w:lang w:val="en-US"/>
               </w:rPr>
-              <w:t>10.4.0.0/16</w:t>
-            </w:r>
-          </w:p>
-        </w:tc>
-        <w:tc>
-          <w:tcPr>
-            <w:tcW w:w="1872" w:type="dxa"/>
-          </w:tcPr>
-          <w:p>
-            <w:pPr>
-              <w:rPr>
-                <w:lang w:val="en-US"/>
-              </w:rPr>
-            </w:pPr>
-            <w:r>
-              <w:rPr>
-                <w:lang w:val="en-US"/>
-              </w:rPr>
-              <w:t>CN=London970CoLo,CN=Sites,CN=Configuration,DC=corp,DC=voyageurtransportation,DC=ca</w:t>
-            </w:r>
-          </w:p>
-        </w:tc>
-        <w:tc>
-          <w:tcPr>
-            <w:tcW w:w="1872" w:type="dxa"/>
-          </w:tcPr>
-          <w:p>
-            <w:pPr>
-              <w:rPr>
-                <w:lang w:val="en-US"/>
-              </w:rPr>
-            </w:pPr>
-          </w:p>
-        </w:tc>
-        <w:tc>
-          <w:tcPr>
-            <w:tcW w:w="1872" w:type="dxa"/>
-          </w:tcPr>
-          <w:p>
-            <w:pPr>
-              <w:rPr>
-                <w:lang w:val="en-US"/>
-              </w:rPr>
-            </w:pPr>
-            <w:r>
-              <w:rPr>
-                <w:lang w:val="en-US"/>
-              </w:rPr>
-              <w:t>CN=10.4.0.0/16,CN=Subnets,CN=Sites,CN=Configuration,DC=corp,DC=voyageurtransportation,DC=ca</w:t>
+              <w:t>10.4.</w:t>
+            </w:r>
+            <w:proofErr w:type="gramStart"/>
+            <w:r>
+              <w:rPr>
+                <w:lang w:val="en-US"/>
+              </w:rPr>
+              <w:t>0.0</w:t>
+            </w:r>
+            <w:proofErr w:type="gramEnd"/>
+            <w:r>
+              <w:rPr>
+                <w:lang w:val="en-US"/>
+              </w:rPr>
+              <w:t>/16</w:t>
+            </w:r>
+          </w:p>
+        </w:tc>
+        <w:tc>
+          <w:tcPr>
+            <w:tcW w:w="1872" w:type="dxa"/>
+          </w:tcPr>
+          <w:p>
+            <w:pPr>
+              <w:rPr>
+                <w:lang w:val="en-US"/>
+              </w:rPr>
+            </w:pPr>
+            <w:r>
+              <w:rPr>
+                <w:lang w:val="en-US"/>
+              </w:rPr>
+              <w:t>CN=London970</w:t>
+            </w:r>
+            <w:proofErr w:type="gramStart"/>
+            <w:r>
+              <w:rPr>
+                <w:lang w:val="en-US"/>
+              </w:rPr>
+              <w:t>CoLo,CN</w:t>
+            </w:r>
+            <w:proofErr w:type="gramEnd"/>
+            <w:r>
+              <w:rPr>
+                <w:lang w:val="en-US"/>
+              </w:rPr>
+              <w:t>=</w:t>
+            </w:r>
+            <w:proofErr w:type="gramStart"/>
+            <w:r>
+              <w:rPr>
+                <w:lang w:val="en-US"/>
+              </w:rPr>
+              <w:t>Sites,CN</w:t>
+            </w:r>
+            <w:proofErr w:type="gramEnd"/>
+            <w:r>
+              <w:rPr>
+                <w:lang w:val="en-US"/>
+              </w:rPr>
+              <w:t>=</w:t>
+            </w:r>
+            <w:proofErr w:type="gramStart"/>
+            <w:r>
+              <w:rPr>
+                <w:lang w:val="en-US"/>
+              </w:rPr>
+              <w:t>Configuration,DC</w:t>
+            </w:r>
+            <w:proofErr w:type="gramEnd"/>
+            <w:r>
+              <w:rPr>
+                <w:lang w:val="en-US"/>
+              </w:rPr>
+              <w:t>=</w:t>
+            </w:r>
+            <w:proofErr w:type="gramStart"/>
+            <w:r>
+              <w:rPr>
+                <w:lang w:val="en-US"/>
+              </w:rPr>
+              <w:t>corp,DC</w:t>
+            </w:r>
+            <w:proofErr w:type="gramEnd"/>
+            <w:r>
+              <w:rPr>
+                <w:lang w:val="en-US"/>
+              </w:rPr>
+              <w:t>=</w:t>
+            </w:r>
+            <w:proofErr w:type="gramStart"/>
+            <w:r>
+              <w:rPr>
+                <w:lang w:val="en-US"/>
+              </w:rPr>
+              <w:t>voyageurtransportation,DC</w:t>
+            </w:r>
+            <w:proofErr w:type="gramEnd"/>
+            <w:r>
+              <w:rPr>
+                <w:lang w:val="en-US"/>
+              </w:rPr>
+              <w:t>=ca</w:t>
+            </w:r>
+          </w:p>
+        </w:tc>
+        <w:tc>
+          <w:tcPr>
+            <w:tcW w:w="1872" w:type="dxa"/>
+          </w:tcPr>
+          <w:p>
+            <w:pPr>
+              <w:rPr>
+                <w:lang w:val="en-US"/>
+              </w:rPr>
+            </w:pPr>
+          </w:p>
+        </w:tc>
+        <w:tc>
+          <w:tcPr>
+            <w:tcW w:w="1872" w:type="dxa"/>
+          </w:tcPr>
+          <w:p>
+            <w:pPr>
+              <w:rPr>
+                <w:lang w:val="en-US"/>
+              </w:rPr>
+            </w:pPr>
+            <w:r>
+              <w:rPr>
+                <w:lang w:val="en-US"/>
+              </w:rPr>
+              <w:t>CN=10.4.0.0/</w:t>
+            </w:r>
+            <w:proofErr w:type="gramStart"/>
+            <w:r>
+              <w:rPr>
+                <w:lang w:val="en-US"/>
+              </w:rPr>
+              <w:t>16,CN</w:t>
+            </w:r>
+            <w:proofErr w:type="gramEnd"/>
+            <w:r>
+              <w:rPr>
+                <w:lang w:val="en-US"/>
+              </w:rPr>
+              <w:t>=</w:t>
+            </w:r>
+            <w:proofErr w:type="gramStart"/>
+            <w:r>
+              <w:rPr>
+                <w:lang w:val="en-US"/>
+              </w:rPr>
+              <w:t>Subnets,CN</w:t>
+            </w:r>
+            <w:proofErr w:type="gramEnd"/>
+            <w:r>
+              <w:rPr>
+                <w:lang w:val="en-US"/>
+              </w:rPr>
+              <w:t>=</w:t>
+            </w:r>
+            <w:proofErr w:type="gramStart"/>
+            <w:r>
+              <w:rPr>
+                <w:lang w:val="en-US"/>
+              </w:rPr>
+              <w:t>Sites,CN</w:t>
+            </w:r>
+            <w:proofErr w:type="gramEnd"/>
+            <w:r>
+              <w:rPr>
+                <w:lang w:val="en-US"/>
+              </w:rPr>
+              <w:t>=</w:t>
+            </w:r>
+            <w:proofErr w:type="gramStart"/>
+            <w:r>
+              <w:rPr>
+                <w:lang w:val="en-US"/>
+              </w:rPr>
+              <w:t>Configuration,DC</w:t>
+            </w:r>
+            <w:proofErr w:type="gramEnd"/>
+            <w:r>
+              <w:rPr>
+                <w:lang w:val="en-US"/>
+              </w:rPr>
+              <w:t>=</w:t>
+            </w:r>
+            <w:proofErr w:type="gramStart"/>
+            <w:r>
+              <w:rPr>
+                <w:lang w:val="en-US"/>
+              </w:rPr>
+              <w:t>corp,DC</w:t>
+            </w:r>
+            <w:proofErr w:type="gramEnd"/>
+            <w:r>
+              <w:rPr>
+                <w:lang w:val="en-US"/>
+              </w:rPr>
+              <w:t>=</w:t>
+            </w:r>
+            <w:proofErr w:type="gramStart"/>
+            <w:r>
+              <w:rPr>
+                <w:lang w:val="en-US"/>
+              </w:rPr>
+              <w:t>voyageurtransportation,DC</w:t>
+            </w:r>
+            <w:proofErr w:type="gramEnd"/>
+            <w:r>
+              <w:rPr>
+                <w:lang w:val="en-US"/>
+              </w:rPr>
+              <w:t>=ca</w:t>
             </w:r>
           </w:p>
         </w:tc>
@@ -8849,37 +9712,191 @@
               <w:rPr>
                 <w:lang w:val="en-US"/>
               </w:rPr>
-              <w:t>CN=London970CoLo,CN=Sites,CN=Configuration,DC=corp,DC=voyageurtransportation,DC=ca</w:t>
-            </w:r>
-          </w:p>
-        </w:tc>
-        <w:tc>
-          <w:tcPr>
-            <w:tcW w:w="1872" w:type="dxa"/>
-          </w:tcPr>
-          <w:p>
-            <w:pPr>
-              <w:rPr>
-                <w:lang w:val="en-US"/>
-              </w:rPr>
-            </w:pPr>
-          </w:p>
-        </w:tc>
-        <w:tc>
-          <w:tcPr>
-            <w:tcW w:w="1872" w:type="dxa"/>
-          </w:tcPr>
-          <w:p>
-            <w:pPr>
-              <w:rPr>
-                <w:lang w:val="en-US"/>
-              </w:rPr>
-            </w:pPr>
-            <w:r>
-              <w:rPr>
-                <w:lang w:val="en-US"/>
-              </w:rPr>
-              <w:t>CN=10.3.0.0/16,CN=Subnets,CN=Sites,CN=Configuration,DC=corp,DC=voyageurtransportation,DC=ca</w:t>
+              <w:t>CN=London970</w:t>
+            </w:r>
+            <w:proofErr w:type="gramStart"/>
+            <w:r>
+              <w:rPr>
+                <w:lang w:val="en-US"/>
+              </w:rPr>
+              <w:t>CoLo,CN</w:t>
+            </w:r>
+            <w:proofErr w:type="gramEnd"/>
+            <w:r>
+              <w:rPr>
+                <w:lang w:val="en-US"/>
+              </w:rPr>
+              <w:t>=</w:t>
+            </w:r>
+            <w:proofErr w:type="gramStart"/>
+            <w:r>
+              <w:rPr>
+                <w:lang w:val="en-US"/>
+              </w:rPr>
+              <w:t>Sites,CN</w:t>
+            </w:r>
+            <w:proofErr w:type="gramEnd"/>
+            <w:r>
+              <w:rPr>
+                <w:lang w:val="en-US"/>
+              </w:rPr>
+              <w:t>=</w:t>
+            </w:r>
+            <w:proofErr w:type="gramStart"/>
+            <w:r>
+              <w:rPr>
+                <w:lang w:val="en-US"/>
+              </w:rPr>
+              <w:t>Configuration,DC</w:t>
+            </w:r>
+            <w:proofErr w:type="gramEnd"/>
+            <w:r>
+              <w:rPr>
+                <w:lang w:val="en-US"/>
+              </w:rPr>
+              <w:t>=</w:t>
+            </w:r>
+            <w:proofErr w:type="gramStart"/>
+            <w:r>
+              <w:rPr>
+                <w:lang w:val="en-US"/>
+              </w:rPr>
+              <w:t>corp,DC</w:t>
+            </w:r>
+            <w:proofErr w:type="gramEnd"/>
+            <w:r>
+              <w:rPr>
+                <w:lang w:val="en-US"/>
+              </w:rPr>
+              <w:t>=</w:t>
+            </w:r>
+            <w:proofErr w:type="gramStart"/>
+            <w:r>
+              <w:rPr>
+                <w:lang w:val="en-US"/>
+              </w:rPr>
+              <w:t>voyageurtransportation,DC</w:t>
+            </w:r>
+            <w:proofErr w:type="gramEnd"/>
+            <w:r>
+              <w:rPr>
+                <w:lang w:val="en-US"/>
+              </w:rPr>
+              <w:t>=ca</w:t>
+            </w:r>
+          </w:p>
+        </w:tc>
+        <w:tc>
+          <w:tcPr>
+            <w:tcW w:w="1872" w:type="dxa"/>
+          </w:tcPr>
+          <w:p>
+            <w:pPr>
+              <w:rPr>
+                <w:lang w:val="en-US"/>
+              </w:rPr>
+            </w:pPr>
+          </w:p>
+        </w:tc>
+        <w:tc>
+          <w:tcPr>
+            <w:tcW w:w="1872" w:type="dxa"/>
+          </w:tcPr>
+          <w:p>
+            <w:pPr>
+              <w:rPr>
+                <w:lang w:val="en-US"/>
+              </w:rPr>
+            </w:pPr>
+            <w:r>
+              <w:rPr>
+                <w:lang w:val="en-US"/>
+              </w:rPr>
+              <w:t>CN=10.3.0.0/</w:t>
+            </w:r>
+            <w:proofErr w:type="gramStart"/>
+            <w:r>
+              <w:rPr>
+                <w:lang w:val="en-US"/>
+              </w:rPr>
+              <w:t>16,CN</w:t>
+            </w:r>
+            <w:proofErr w:type="gramEnd"/>
+            <w:r>
+              <w:rPr>
+                <w:lang w:val="en-US"/>
+              </w:rPr>
+              <w:t>=</w:t>
+            </w:r>
+            <w:proofErr w:type="gramStart"/>
+            <w:r>
+              <w:rPr>
+                <w:lang w:val="en-US"/>
+              </w:rPr>
+              <w:t>Subnets,CN</w:t>
+            </w:r>
+            <w:proofErr w:type="gramEnd"/>
+            <w:r>
+              <w:rPr>
+                <w:lang w:val="en-US"/>
+              </w:rPr>
+              <w:t>=</w:t>
+            </w:r>
+            <w:proofErr w:type="gramStart"/>
+            <w:r>
+              <w:rPr>
+                <w:lang w:val="en-US"/>
+              </w:rPr>
+              <w:t>Sites,CN</w:t>
+            </w:r>
+            <w:proofErr w:type="gramEnd"/>
+            <w:r>
+              <w:rPr>
+                <w:lang w:val="en-US"/>
+              </w:rPr>
+              <w:t>=</w:t>
+            </w:r>
+            <w:proofErr w:type="gramStart"/>
+            <w:r>
+              <w:rPr>
+                <w:lang w:val="en-US"/>
+              </w:rPr>
+              <w:t>Configuration,DC</w:t>
+            </w:r>
+            <w:proofErr w:type="gramEnd"/>
+            <w:r>
+              <w:rPr>
+                <w:lang w:val="en-US"/>
+              </w:rPr>
+              <w:t>=</w:t>
+            </w:r>
+            <w:proofErr w:type="gramStart"/>
+            <w:r>
+              <w:rPr>
+                <w:lang w:val="en-US"/>
+              </w:rPr>
+              <w:t>corp,DC</w:t>
+            </w:r>
+            <w:proofErr w:type="gramEnd"/>
+            <w:r>
+              <w:rPr>
+                <w:lang w:val="en-US"/>
+              </w:rPr>
+              <w:t>=</w:t>
+            </w:r>
+            <w:proofErr w:type="gramStart"/>
+            <w:r>
+              <w:rPr>
+                <w:lang w:val="en-US"/>
+              </w:rPr>
+              <w:t>voyageurtransportation,DC</w:t>
+            </w:r>
+            <w:proofErr w:type="gramEnd"/>
+            <w:r>
+              <w:rPr>
+                <w:lang w:val="en-US"/>
+              </w:rPr>
+              <w:t>=ca</w:t>
             </w:r>
           </w:p>
         </w:tc>
@@ -8932,37 +9949,191 @@
               <w:rPr>
                 <w:lang w:val="en-US"/>
               </w:rPr>
-              <w:t>CN=London970CoLo,CN=Sites,CN=Configuration,DC=corp,DC=voyageurtransportation,DC=ca</w:t>
-            </w:r>
-          </w:p>
-        </w:tc>
-        <w:tc>
-          <w:tcPr>
-            <w:tcW w:w="1872" w:type="dxa"/>
-          </w:tcPr>
-          <w:p>
-            <w:pPr>
-              <w:rPr>
-                <w:lang w:val="en-US"/>
-              </w:rPr>
-            </w:pPr>
-          </w:p>
-        </w:tc>
-        <w:tc>
-          <w:tcPr>
-            <w:tcW w:w="1872" w:type="dxa"/>
-          </w:tcPr>
-          <w:p>
-            <w:pPr>
-              <w:rPr>
-                <w:lang w:val="en-US"/>
-              </w:rPr>
-            </w:pPr>
-            <w:r>
-              <w:rPr>
-                <w:lang w:val="en-US"/>
-              </w:rPr>
-              <w:t>CN=10.1.55.0/24,CN=Subnets,CN=Sites,CN=Configuration,DC=corp,DC=voyageurtransportation,DC=ca</w:t>
+              <w:t>CN=London970</w:t>
+            </w:r>
+            <w:proofErr w:type="gramStart"/>
+            <w:r>
+              <w:rPr>
+                <w:lang w:val="en-US"/>
+              </w:rPr>
+              <w:t>CoLo,CN</w:t>
+            </w:r>
+            <w:proofErr w:type="gramEnd"/>
+            <w:r>
+              <w:rPr>
+                <w:lang w:val="en-US"/>
+              </w:rPr>
+              <w:t>=</w:t>
+            </w:r>
+            <w:proofErr w:type="gramStart"/>
+            <w:r>
+              <w:rPr>
+                <w:lang w:val="en-US"/>
+              </w:rPr>
+              <w:t>Sites,CN</w:t>
+            </w:r>
+            <w:proofErr w:type="gramEnd"/>
+            <w:r>
+              <w:rPr>
+                <w:lang w:val="en-US"/>
+              </w:rPr>
+              <w:t>=</w:t>
+            </w:r>
+            <w:proofErr w:type="gramStart"/>
+            <w:r>
+              <w:rPr>
+                <w:lang w:val="en-US"/>
+              </w:rPr>
+              <w:t>Configuration,DC</w:t>
+            </w:r>
+            <w:proofErr w:type="gramEnd"/>
+            <w:r>
+              <w:rPr>
+                <w:lang w:val="en-US"/>
+              </w:rPr>
+              <w:t>=</w:t>
+            </w:r>
+            <w:proofErr w:type="gramStart"/>
+            <w:r>
+              <w:rPr>
+                <w:lang w:val="en-US"/>
+              </w:rPr>
+              <w:t>corp,DC</w:t>
+            </w:r>
+            <w:proofErr w:type="gramEnd"/>
+            <w:r>
+              <w:rPr>
+                <w:lang w:val="en-US"/>
+              </w:rPr>
+              <w:t>=</w:t>
+            </w:r>
+            <w:proofErr w:type="gramStart"/>
+            <w:r>
+              <w:rPr>
+                <w:lang w:val="en-US"/>
+              </w:rPr>
+              <w:t>voyageurtransportation,DC</w:t>
+            </w:r>
+            <w:proofErr w:type="gramEnd"/>
+            <w:r>
+              <w:rPr>
+                <w:lang w:val="en-US"/>
+              </w:rPr>
+              <w:t>=ca</w:t>
+            </w:r>
+          </w:p>
+        </w:tc>
+        <w:tc>
+          <w:tcPr>
+            <w:tcW w:w="1872" w:type="dxa"/>
+          </w:tcPr>
+          <w:p>
+            <w:pPr>
+              <w:rPr>
+                <w:lang w:val="en-US"/>
+              </w:rPr>
+            </w:pPr>
+          </w:p>
+        </w:tc>
+        <w:tc>
+          <w:tcPr>
+            <w:tcW w:w="1872" w:type="dxa"/>
+          </w:tcPr>
+          <w:p>
+            <w:pPr>
+              <w:rPr>
+                <w:lang w:val="en-US"/>
+              </w:rPr>
+            </w:pPr>
+            <w:r>
+              <w:rPr>
+                <w:lang w:val="en-US"/>
+              </w:rPr>
+              <w:t>CN=10.1.55.0/</w:t>
+            </w:r>
+            <w:proofErr w:type="gramStart"/>
+            <w:r>
+              <w:rPr>
+                <w:lang w:val="en-US"/>
+              </w:rPr>
+              <w:t>24,CN</w:t>
+            </w:r>
+            <w:proofErr w:type="gramEnd"/>
+            <w:r>
+              <w:rPr>
+                <w:lang w:val="en-US"/>
+              </w:rPr>
+              <w:t>=</w:t>
+            </w:r>
+            <w:proofErr w:type="gramStart"/>
+            <w:r>
+              <w:rPr>
+                <w:lang w:val="en-US"/>
+              </w:rPr>
+              <w:t>Subnets,CN</w:t>
+            </w:r>
+            <w:proofErr w:type="gramEnd"/>
+            <w:r>
+              <w:rPr>
+                <w:lang w:val="en-US"/>
+              </w:rPr>
+              <w:t>=</w:t>
+            </w:r>
+            <w:proofErr w:type="gramStart"/>
+            <w:r>
+              <w:rPr>
+                <w:lang w:val="en-US"/>
+              </w:rPr>
+              <w:t>Sites,CN</w:t>
+            </w:r>
+            <w:proofErr w:type="gramEnd"/>
+            <w:r>
+              <w:rPr>
+                <w:lang w:val="en-US"/>
+              </w:rPr>
+              <w:t>=</w:t>
+            </w:r>
+            <w:proofErr w:type="gramStart"/>
+            <w:r>
+              <w:rPr>
+                <w:lang w:val="en-US"/>
+              </w:rPr>
+              <w:t>Configuration,DC</w:t>
+            </w:r>
+            <w:proofErr w:type="gramEnd"/>
+            <w:r>
+              <w:rPr>
+                <w:lang w:val="en-US"/>
+              </w:rPr>
+              <w:t>=</w:t>
+            </w:r>
+            <w:proofErr w:type="gramStart"/>
+            <w:r>
+              <w:rPr>
+                <w:lang w:val="en-US"/>
+              </w:rPr>
+              <w:t>corp,DC</w:t>
+            </w:r>
+            <w:proofErr w:type="gramEnd"/>
+            <w:r>
+              <w:rPr>
+                <w:lang w:val="en-US"/>
+              </w:rPr>
+              <w:t>=</w:t>
+            </w:r>
+            <w:proofErr w:type="gramStart"/>
+            <w:r>
+              <w:rPr>
+                <w:lang w:val="en-US"/>
+              </w:rPr>
+              <w:t>voyageurtransportation,DC</w:t>
+            </w:r>
+            <w:proofErr w:type="gramEnd"/>
+            <w:r>
+              <w:rPr>
+                <w:lang w:val="en-US"/>
+              </w:rPr>
+              <w:t>=ca</w:t>
             </w:r>
           </w:p>
         </w:tc>
@@ -9018,37 +10189,199 @@
               <w:rPr>
                 <w:lang w:val="en-US"/>
               </w:rPr>
-              <w:t>CN=London970CoLo,CN=Sites,CN=Configuration,DC=corp,DC=voyageurtransportation,DC=ca</w:t>
-            </w:r>
-          </w:p>
-        </w:tc>
-        <w:tc>
-          <w:tcPr>
-            <w:tcW w:w="1872" w:type="dxa"/>
-          </w:tcPr>
-          <w:p>
-            <w:pPr>
-              <w:rPr>
-                <w:lang w:val="en-US"/>
-              </w:rPr>
-            </w:pPr>
-          </w:p>
-        </w:tc>
-        <w:tc>
-          <w:tcPr>
-            <w:tcW w:w="1872" w:type="dxa"/>
-          </w:tcPr>
-          <w:p>
-            <w:pPr>
-              <w:rPr>
-                <w:lang w:val="en-US"/>
-              </w:rPr>
-            </w:pPr>
-            <w:r>
-              <w:rPr>
-                <w:lang w:val="en-US"/>
-              </w:rPr>
-              <w:t>CN=10.1.40.0/24,CN=Subnets,CN=Sites,CN=Configuration,DC=corp,DC=voyageurtransportation,DC=ca</w:t>
+              <w:t>CN=London970</w:t>
+            </w:r>
+            <w:proofErr w:type="gramStart"/>
+            <w:r>
+              <w:rPr>
+                <w:lang w:val="en-US"/>
+              </w:rPr>
+              <w:t>CoLo,CN</w:t>
+            </w:r>
+            <w:proofErr w:type="gramEnd"/>
+            <w:r>
+              <w:rPr>
+                <w:lang w:val="en-US"/>
+              </w:rPr>
+              <w:t>=</w:t>
+            </w:r>
+            <w:proofErr w:type="gramStart"/>
+            <w:r>
+              <w:rPr>
+                <w:lang w:val="en-US"/>
+              </w:rPr>
+              <w:t>Sites,CN</w:t>
+            </w:r>
+            <w:proofErr w:type="gramEnd"/>
+            <w:r>
+              <w:rPr>
+                <w:lang w:val="en-US"/>
+              </w:rPr>
+              <w:t>=</w:t>
+            </w:r>
+            <w:proofErr w:type="gramStart"/>
+            <w:r>
+              <w:rPr>
+                <w:lang w:val="en-US"/>
+              </w:rPr>
+              <w:t>Configuration,DC</w:t>
+            </w:r>
+            <w:proofErr w:type="gramEnd"/>
+            <w:r>
+              <w:rPr>
+                <w:lang w:val="en-US"/>
+              </w:rPr>
+              <w:lastRenderedPageBreak/>
+              <w:t>=</w:t>
+            </w:r>
+            <w:proofErr w:type="gramStart"/>
+            <w:r>
+              <w:rPr>
+                <w:lang w:val="en-US"/>
+              </w:rPr>
+              <w:t>corp,DC</w:t>
+            </w:r>
+            <w:proofErr w:type="gramEnd"/>
+            <w:r>
+              <w:rPr>
+                <w:lang w:val="en-US"/>
+              </w:rPr>
+              <w:t>=</w:t>
+            </w:r>
+            <w:proofErr w:type="gramStart"/>
+            <w:r>
+              <w:rPr>
+                <w:lang w:val="en-US"/>
+              </w:rPr>
+              <w:t>voyageurtransportation,DC</w:t>
+            </w:r>
+            <w:proofErr w:type="gramEnd"/>
+            <w:r>
+              <w:rPr>
+                <w:lang w:val="en-US"/>
+              </w:rPr>
+              <w:t>=ca</w:t>
+            </w:r>
+          </w:p>
+        </w:tc>
+        <w:tc>
+          <w:tcPr>
+            <w:tcW w:w="1872" w:type="dxa"/>
+          </w:tcPr>
+          <w:p>
+            <w:pPr>
+              <w:rPr>
+                <w:lang w:val="en-US"/>
+              </w:rPr>
+            </w:pPr>
+          </w:p>
+        </w:tc>
+        <w:tc>
+          <w:tcPr>
+            <w:tcW w:w="1872" w:type="dxa"/>
+          </w:tcPr>
+          <w:p>
+            <w:pPr>
+              <w:rPr>
+                <w:lang w:val="en-US"/>
+              </w:rPr>
+            </w:pPr>
+            <w:r>
+              <w:rPr>
+                <w:lang w:val="en-US"/>
+              </w:rPr>
+              <w:t>CN=10.1.40.0/</w:t>
+            </w:r>
+            <w:proofErr w:type="gramStart"/>
+            <w:r>
+              <w:rPr>
+                <w:lang w:val="en-US"/>
+              </w:rPr>
+              <w:t>24,CN</w:t>
+            </w:r>
+            <w:proofErr w:type="gramEnd"/>
+            <w:r>
+              <w:rPr>
+                <w:lang w:val="en-US"/>
+              </w:rPr>
+              <w:t>=</w:t>
+            </w:r>
+            <w:proofErr w:type="gramStart"/>
+            <w:r>
+              <w:rPr>
+                <w:lang w:val="en-US"/>
+              </w:rPr>
+              <w:t>Subnets,CN</w:t>
+            </w:r>
+            <w:proofErr w:type="gramEnd"/>
+            <w:r>
+              <w:rPr>
+                <w:lang w:val="en-US"/>
+              </w:rPr>
+              <w:t>=</w:t>
+            </w:r>
+            <w:proofErr w:type="gramStart"/>
+            <w:r>
+              <w:rPr>
+                <w:lang w:val="en-US"/>
+              </w:rPr>
+              <w:t>Sites,CN</w:t>
+            </w:r>
+            <w:proofErr w:type="gramEnd"/>
+            <w:r>
+              <w:rPr>
+                <w:lang w:val="en-US"/>
+              </w:rPr>
+              <w:t>=</w:t>
+            </w:r>
+            <w:proofErr w:type="gramStart"/>
+            <w:r>
+              <w:rPr>
+                <w:lang w:val="en-US"/>
+              </w:rPr>
+              <w:t>Configu</w:t>
+            </w:r>
+            <w:r>
+              <w:rPr>
+                <w:lang w:val="en-US"/>
+              </w:rPr>
+              <w:lastRenderedPageBreak/>
+              <w:t>ration,DC</w:t>
+            </w:r>
+            <w:proofErr w:type="gramEnd"/>
+            <w:r>
+              <w:rPr>
+                <w:lang w:val="en-US"/>
+              </w:rPr>
+              <w:t>=</w:t>
+            </w:r>
+            <w:proofErr w:type="gramStart"/>
+            <w:r>
+              <w:rPr>
+                <w:lang w:val="en-US"/>
+              </w:rPr>
+              <w:t>corp,DC</w:t>
+            </w:r>
+            <w:proofErr w:type="gramEnd"/>
+            <w:r>
+              <w:rPr>
+                <w:lang w:val="en-US"/>
+              </w:rPr>
+              <w:t>=</w:t>
+            </w:r>
+            <w:proofErr w:type="gramStart"/>
+            <w:r>
+              <w:rPr>
+                <w:lang w:val="en-US"/>
+              </w:rPr>
+              <w:t>voyageurtransportation,DC</w:t>
+            </w:r>
+            <w:proofErr w:type="gramEnd"/>
+            <w:r>
+              <w:rPr>
+                <w:lang w:val="en-US"/>
+              </w:rPr>
+              <w:t>=ca</w:t>
             </w:r>
           </w:p>
         </w:tc>
@@ -9101,37 +10434,191 @@
               <w:rPr>
                 <w:lang w:val="en-US"/>
               </w:rPr>
-              <w:t>CN=London970CoLo,CN=Sites,CN=Configuration,DC=corp,DC=voyageurtransportation,DC=ca</w:t>
-            </w:r>
-          </w:p>
-        </w:tc>
-        <w:tc>
-          <w:tcPr>
-            <w:tcW w:w="1872" w:type="dxa"/>
-          </w:tcPr>
-          <w:p>
-            <w:pPr>
-              <w:rPr>
-                <w:lang w:val="en-US"/>
-              </w:rPr>
-            </w:pPr>
-          </w:p>
-        </w:tc>
-        <w:tc>
-          <w:tcPr>
-            <w:tcW w:w="1872" w:type="dxa"/>
-          </w:tcPr>
-          <w:p>
-            <w:pPr>
-              <w:rPr>
-                <w:lang w:val="en-US"/>
-              </w:rPr>
-            </w:pPr>
-            <w:r>
-              <w:rPr>
-                <w:lang w:val="en-US"/>
-              </w:rPr>
-              <w:t>CN=10.1.50.0/24,CN=Subnets,CN=Sites,CN=Configuration,DC=corp,DC=voyageurtransportation,DC=ca</w:t>
+              <w:t>CN=London970</w:t>
+            </w:r>
+            <w:proofErr w:type="gramStart"/>
+            <w:r>
+              <w:rPr>
+                <w:lang w:val="en-US"/>
+              </w:rPr>
+              <w:t>CoLo,CN</w:t>
+            </w:r>
+            <w:proofErr w:type="gramEnd"/>
+            <w:r>
+              <w:rPr>
+                <w:lang w:val="en-US"/>
+              </w:rPr>
+              <w:t>=</w:t>
+            </w:r>
+            <w:proofErr w:type="gramStart"/>
+            <w:r>
+              <w:rPr>
+                <w:lang w:val="en-US"/>
+              </w:rPr>
+              <w:t>Sites,CN</w:t>
+            </w:r>
+            <w:proofErr w:type="gramEnd"/>
+            <w:r>
+              <w:rPr>
+                <w:lang w:val="en-US"/>
+              </w:rPr>
+              <w:t>=</w:t>
+            </w:r>
+            <w:proofErr w:type="gramStart"/>
+            <w:r>
+              <w:rPr>
+                <w:lang w:val="en-US"/>
+              </w:rPr>
+              <w:t>Configuration,DC</w:t>
+            </w:r>
+            <w:proofErr w:type="gramEnd"/>
+            <w:r>
+              <w:rPr>
+                <w:lang w:val="en-US"/>
+              </w:rPr>
+              <w:t>=</w:t>
+            </w:r>
+            <w:proofErr w:type="gramStart"/>
+            <w:r>
+              <w:rPr>
+                <w:lang w:val="en-US"/>
+              </w:rPr>
+              <w:t>corp,DC</w:t>
+            </w:r>
+            <w:proofErr w:type="gramEnd"/>
+            <w:r>
+              <w:rPr>
+                <w:lang w:val="en-US"/>
+              </w:rPr>
+              <w:t>=</w:t>
+            </w:r>
+            <w:proofErr w:type="gramStart"/>
+            <w:r>
+              <w:rPr>
+                <w:lang w:val="en-US"/>
+              </w:rPr>
+              <w:t>voyageurtransportation,DC</w:t>
+            </w:r>
+            <w:proofErr w:type="gramEnd"/>
+            <w:r>
+              <w:rPr>
+                <w:lang w:val="en-US"/>
+              </w:rPr>
+              <w:t>=ca</w:t>
+            </w:r>
+          </w:p>
+        </w:tc>
+        <w:tc>
+          <w:tcPr>
+            <w:tcW w:w="1872" w:type="dxa"/>
+          </w:tcPr>
+          <w:p>
+            <w:pPr>
+              <w:rPr>
+                <w:lang w:val="en-US"/>
+              </w:rPr>
+            </w:pPr>
+          </w:p>
+        </w:tc>
+        <w:tc>
+          <w:tcPr>
+            <w:tcW w:w="1872" w:type="dxa"/>
+          </w:tcPr>
+          <w:p>
+            <w:pPr>
+              <w:rPr>
+                <w:lang w:val="en-US"/>
+              </w:rPr>
+            </w:pPr>
+            <w:r>
+              <w:rPr>
+                <w:lang w:val="en-US"/>
+              </w:rPr>
+              <w:t>CN=10.1.50.0/</w:t>
+            </w:r>
+            <w:proofErr w:type="gramStart"/>
+            <w:r>
+              <w:rPr>
+                <w:lang w:val="en-US"/>
+              </w:rPr>
+              <w:t>24,CN</w:t>
+            </w:r>
+            <w:proofErr w:type="gramEnd"/>
+            <w:r>
+              <w:rPr>
+                <w:lang w:val="en-US"/>
+              </w:rPr>
+              <w:t>=</w:t>
+            </w:r>
+            <w:proofErr w:type="gramStart"/>
+            <w:r>
+              <w:rPr>
+                <w:lang w:val="en-US"/>
+              </w:rPr>
+              <w:t>Subnets,CN</w:t>
+            </w:r>
+            <w:proofErr w:type="gramEnd"/>
+            <w:r>
+              <w:rPr>
+                <w:lang w:val="en-US"/>
+              </w:rPr>
+              <w:t>=</w:t>
+            </w:r>
+            <w:proofErr w:type="gramStart"/>
+            <w:r>
+              <w:rPr>
+                <w:lang w:val="en-US"/>
+              </w:rPr>
+              <w:t>Sites,CN</w:t>
+            </w:r>
+            <w:proofErr w:type="gramEnd"/>
+            <w:r>
+              <w:rPr>
+                <w:lang w:val="en-US"/>
+              </w:rPr>
+              <w:t>=</w:t>
+            </w:r>
+            <w:proofErr w:type="gramStart"/>
+            <w:r>
+              <w:rPr>
+                <w:lang w:val="en-US"/>
+              </w:rPr>
+              <w:t>Configuration,DC</w:t>
+            </w:r>
+            <w:proofErr w:type="gramEnd"/>
+            <w:r>
+              <w:rPr>
+                <w:lang w:val="en-US"/>
+              </w:rPr>
+              <w:t>=</w:t>
+            </w:r>
+            <w:proofErr w:type="gramStart"/>
+            <w:r>
+              <w:rPr>
+                <w:lang w:val="en-US"/>
+              </w:rPr>
+              <w:t>corp,DC</w:t>
+            </w:r>
+            <w:proofErr w:type="gramEnd"/>
+            <w:r>
+              <w:rPr>
+                <w:lang w:val="en-US"/>
+              </w:rPr>
+              <w:t>=</w:t>
+            </w:r>
+            <w:proofErr w:type="gramStart"/>
+            <w:r>
+              <w:rPr>
+                <w:lang w:val="en-US"/>
+              </w:rPr>
+              <w:t>voyageurtransportation,DC</w:t>
+            </w:r>
+            <w:proofErr w:type="gramEnd"/>
+            <w:r>
+              <w:rPr>
+                <w:lang w:val="en-US"/>
+              </w:rPr>
+              <w:t>=ca</w:t>
             </w:r>
           </w:p>
         </w:tc>
@@ -9187,37 +10674,191 @@
               <w:rPr>
                 <w:lang w:val="en-US"/>
               </w:rPr>
-              <w:t>CN=London970CoLo,CN=Sites,CN=Configuration,DC=corp,DC=voyageurtransportation,DC=ca</w:t>
-            </w:r>
-          </w:p>
-        </w:tc>
-        <w:tc>
-          <w:tcPr>
-            <w:tcW w:w="1872" w:type="dxa"/>
-          </w:tcPr>
-          <w:p>
-            <w:pPr>
-              <w:rPr>
-                <w:lang w:val="en-US"/>
-              </w:rPr>
-            </w:pPr>
-          </w:p>
-        </w:tc>
-        <w:tc>
-          <w:tcPr>
-            <w:tcW w:w="1872" w:type="dxa"/>
-          </w:tcPr>
-          <w:p>
-            <w:pPr>
-              <w:rPr>
-                <w:lang w:val="en-US"/>
-              </w:rPr>
-            </w:pPr>
-            <w:r>
-              <w:rPr>
-                <w:lang w:val="en-US"/>
-              </w:rPr>
-              <w:t>CN=10.1.45.0/24,CN=Subnets,CN=Sites,CN=Configuration,DC=corp,DC=voyageurtransportation,DC=ca</w:t>
+              <w:t>CN=London970</w:t>
+            </w:r>
+            <w:proofErr w:type="gramStart"/>
+            <w:r>
+              <w:rPr>
+                <w:lang w:val="en-US"/>
+              </w:rPr>
+              <w:t>CoLo,CN</w:t>
+            </w:r>
+            <w:proofErr w:type="gramEnd"/>
+            <w:r>
+              <w:rPr>
+                <w:lang w:val="en-US"/>
+              </w:rPr>
+              <w:t>=</w:t>
+            </w:r>
+            <w:proofErr w:type="gramStart"/>
+            <w:r>
+              <w:rPr>
+                <w:lang w:val="en-US"/>
+              </w:rPr>
+              <w:t>Sites,CN</w:t>
+            </w:r>
+            <w:proofErr w:type="gramEnd"/>
+            <w:r>
+              <w:rPr>
+                <w:lang w:val="en-US"/>
+              </w:rPr>
+              <w:t>=</w:t>
+            </w:r>
+            <w:proofErr w:type="gramStart"/>
+            <w:r>
+              <w:rPr>
+                <w:lang w:val="en-US"/>
+              </w:rPr>
+              <w:t>Configuration,DC</w:t>
+            </w:r>
+            <w:proofErr w:type="gramEnd"/>
+            <w:r>
+              <w:rPr>
+                <w:lang w:val="en-US"/>
+              </w:rPr>
+              <w:t>=</w:t>
+            </w:r>
+            <w:proofErr w:type="gramStart"/>
+            <w:r>
+              <w:rPr>
+                <w:lang w:val="en-US"/>
+              </w:rPr>
+              <w:t>corp,DC</w:t>
+            </w:r>
+            <w:proofErr w:type="gramEnd"/>
+            <w:r>
+              <w:rPr>
+                <w:lang w:val="en-US"/>
+              </w:rPr>
+              <w:t>=</w:t>
+            </w:r>
+            <w:proofErr w:type="gramStart"/>
+            <w:r>
+              <w:rPr>
+                <w:lang w:val="en-US"/>
+              </w:rPr>
+              <w:t>voyageurtransportation,DC</w:t>
+            </w:r>
+            <w:proofErr w:type="gramEnd"/>
+            <w:r>
+              <w:rPr>
+                <w:lang w:val="en-US"/>
+              </w:rPr>
+              <w:t>=ca</w:t>
+            </w:r>
+          </w:p>
+        </w:tc>
+        <w:tc>
+          <w:tcPr>
+            <w:tcW w:w="1872" w:type="dxa"/>
+          </w:tcPr>
+          <w:p>
+            <w:pPr>
+              <w:rPr>
+                <w:lang w:val="en-US"/>
+              </w:rPr>
+            </w:pPr>
+          </w:p>
+        </w:tc>
+        <w:tc>
+          <w:tcPr>
+            <w:tcW w:w="1872" w:type="dxa"/>
+          </w:tcPr>
+          <w:p>
+            <w:pPr>
+              <w:rPr>
+                <w:lang w:val="en-US"/>
+              </w:rPr>
+            </w:pPr>
+            <w:r>
+              <w:rPr>
+                <w:lang w:val="en-US"/>
+              </w:rPr>
+              <w:t>CN=10.1.45.0/</w:t>
+            </w:r>
+            <w:proofErr w:type="gramStart"/>
+            <w:r>
+              <w:rPr>
+                <w:lang w:val="en-US"/>
+              </w:rPr>
+              <w:t>24,CN</w:t>
+            </w:r>
+            <w:proofErr w:type="gramEnd"/>
+            <w:r>
+              <w:rPr>
+                <w:lang w:val="en-US"/>
+              </w:rPr>
+              <w:t>=</w:t>
+            </w:r>
+            <w:proofErr w:type="gramStart"/>
+            <w:r>
+              <w:rPr>
+                <w:lang w:val="en-US"/>
+              </w:rPr>
+              <w:t>Subnets,CN</w:t>
+            </w:r>
+            <w:proofErr w:type="gramEnd"/>
+            <w:r>
+              <w:rPr>
+                <w:lang w:val="en-US"/>
+              </w:rPr>
+              <w:t>=</w:t>
+            </w:r>
+            <w:proofErr w:type="gramStart"/>
+            <w:r>
+              <w:rPr>
+                <w:lang w:val="en-US"/>
+              </w:rPr>
+              <w:t>Sites,CN</w:t>
+            </w:r>
+            <w:proofErr w:type="gramEnd"/>
+            <w:r>
+              <w:rPr>
+                <w:lang w:val="en-US"/>
+              </w:rPr>
+              <w:t>=</w:t>
+            </w:r>
+            <w:proofErr w:type="gramStart"/>
+            <w:r>
+              <w:rPr>
+                <w:lang w:val="en-US"/>
+              </w:rPr>
+              <w:t>Configuration,DC</w:t>
+            </w:r>
+            <w:proofErr w:type="gramEnd"/>
+            <w:r>
+              <w:rPr>
+                <w:lang w:val="en-US"/>
+              </w:rPr>
+              <w:t>=</w:t>
+            </w:r>
+            <w:proofErr w:type="gramStart"/>
+            <w:r>
+              <w:rPr>
+                <w:lang w:val="en-US"/>
+              </w:rPr>
+              <w:t>corp,DC</w:t>
+            </w:r>
+            <w:proofErr w:type="gramEnd"/>
+            <w:r>
+              <w:rPr>
+                <w:lang w:val="en-US"/>
+              </w:rPr>
+              <w:t>=</w:t>
+            </w:r>
+            <w:proofErr w:type="gramStart"/>
+            <w:r>
+              <w:rPr>
+                <w:lang w:val="en-US"/>
+              </w:rPr>
+              <w:t>voyageurtransportation,DC</w:t>
+            </w:r>
+            <w:proofErr w:type="gramEnd"/>
+            <w:r>
+              <w:rPr>
+                <w:lang w:val="en-US"/>
+              </w:rPr>
+              <w:t>=ca</w:t>
             </w:r>
           </w:p>
         </w:tc>
@@ -9270,37 +10911,205 @@
               <w:rPr>
                 <w:lang w:val="en-US"/>
               </w:rPr>
-              <w:t>CN=London970CoLo,CN=Sites,CN=Configuration,DC=corp,DC=voyageurtransportation,DC=ca</w:t>
-            </w:r>
-          </w:p>
-        </w:tc>
-        <w:tc>
-          <w:tcPr>
-            <w:tcW w:w="1872" w:type="dxa"/>
-          </w:tcPr>
-          <w:p>
-            <w:pPr>
-              <w:rPr>
-                <w:lang w:val="en-US"/>
-              </w:rPr>
-            </w:pPr>
-          </w:p>
-        </w:tc>
-        <w:tc>
-          <w:tcPr>
-            <w:tcW w:w="1872" w:type="dxa"/>
-          </w:tcPr>
-          <w:p>
-            <w:pPr>
-              <w:rPr>
-                <w:lang w:val="en-US"/>
-              </w:rPr>
-            </w:pPr>
-            <w:r>
-              <w:rPr>
-                <w:lang w:val="en-US"/>
-              </w:rPr>
-              <w:t>CN=10.101.0.0/24,CN=Subnets,CN=Sites,CN=Configuration,DC=corp,DC=voyageurtransportation,DC=ca</w:t>
+              <w:t>CN=London970</w:t>
+            </w:r>
+            <w:proofErr w:type="gramStart"/>
+            <w:r>
+              <w:rPr>
+                <w:lang w:val="en-US"/>
+              </w:rPr>
+              <w:t>CoLo,CN</w:t>
+            </w:r>
+            <w:proofErr w:type="gramEnd"/>
+            <w:r>
+              <w:rPr>
+                <w:lang w:val="en-US"/>
+              </w:rPr>
+              <w:t>=</w:t>
+            </w:r>
+            <w:proofErr w:type="gramStart"/>
+            <w:r>
+              <w:rPr>
+                <w:lang w:val="en-US"/>
+              </w:rPr>
+              <w:t>Sites,CN</w:t>
+            </w:r>
+            <w:proofErr w:type="gramEnd"/>
+            <w:r>
+              <w:rPr>
+                <w:lang w:val="en-US"/>
+              </w:rPr>
+              <w:t>=</w:t>
+            </w:r>
+            <w:proofErr w:type="gramStart"/>
+            <w:r>
+              <w:rPr>
+                <w:lang w:val="en-US"/>
+              </w:rPr>
+              <w:t>Configuration,DC</w:t>
+            </w:r>
+            <w:proofErr w:type="gramEnd"/>
+            <w:r>
+              <w:rPr>
+                <w:lang w:val="en-US"/>
+              </w:rPr>
+              <w:t>=</w:t>
+            </w:r>
+            <w:proofErr w:type="gramStart"/>
+            <w:r>
+              <w:rPr>
+                <w:lang w:val="en-US"/>
+              </w:rPr>
+              <w:t>corp,DC</w:t>
+            </w:r>
+            <w:proofErr w:type="gramEnd"/>
+            <w:r>
+              <w:rPr>
+                <w:lang w:val="en-US"/>
+              </w:rPr>
+              <w:t>=</w:t>
+            </w:r>
+            <w:proofErr w:type="gramStart"/>
+            <w:r>
+              <w:rPr>
+                <w:lang w:val="en-US"/>
+              </w:rPr>
+              <w:t>voyageurtransportation,DC</w:t>
+            </w:r>
+            <w:proofErr w:type="gramEnd"/>
+            <w:r>
+              <w:rPr>
+                <w:lang w:val="en-US"/>
+              </w:rPr>
+              <w:t>=ca</w:t>
+            </w:r>
+          </w:p>
+        </w:tc>
+        <w:tc>
+          <w:tcPr>
+            <w:tcW w:w="1872" w:type="dxa"/>
+          </w:tcPr>
+          <w:p>
+            <w:pPr>
+              <w:rPr>
+                <w:lang w:val="en-US"/>
+              </w:rPr>
+            </w:pPr>
+          </w:p>
+        </w:tc>
+        <w:tc>
+          <w:tcPr>
+            <w:tcW w:w="1872" w:type="dxa"/>
+          </w:tcPr>
+          <w:p>
+            <w:pPr>
+              <w:rPr>
+                <w:lang w:val="en-US"/>
+              </w:rPr>
+            </w:pPr>
+            <w:r>
+              <w:rPr>
+                <w:lang w:val="en-US"/>
+              </w:rPr>
+              <w:t>CN=10.101.</w:t>
+            </w:r>
+            <w:proofErr w:type="gramStart"/>
+            <w:r>
+              <w:rPr>
+                <w:lang w:val="en-US"/>
+              </w:rPr>
+              <w:t>0.0</w:t>
+            </w:r>
+            <w:proofErr w:type="gramEnd"/>
+            <w:r>
+              <w:rPr>
+                <w:lang w:val="en-US"/>
+              </w:rPr>
+              <w:t>/</w:t>
+            </w:r>
+            <w:proofErr w:type="gramStart"/>
+            <w:r>
+              <w:rPr>
+                <w:lang w:val="en-US"/>
+              </w:rPr>
+              <w:t>24,CN</w:t>
+            </w:r>
+            <w:proofErr w:type="gramEnd"/>
+            <w:r>
+              <w:rPr>
+                <w:lang w:val="en-US"/>
+              </w:rPr>
+              <w:t>=</w:t>
+            </w:r>
+            <w:proofErr w:type="gramStart"/>
+            <w:r>
+              <w:rPr>
+                <w:lang w:val="en-US"/>
+              </w:rPr>
+              <w:t>Subnets,CN</w:t>
+            </w:r>
+            <w:proofErr w:type="gramEnd"/>
+            <w:r>
+              <w:rPr>
+                <w:lang w:val="en-US"/>
+              </w:rPr>
+              <w:t>=</w:t>
+            </w:r>
+            <w:proofErr w:type="gramStart"/>
+            <w:r>
+              <w:rPr>
+                <w:lang w:val="en-US"/>
+              </w:rPr>
+              <w:t>Sites,CN</w:t>
+            </w:r>
+            <w:proofErr w:type="gramEnd"/>
+            <w:r>
+              <w:rPr>
+                <w:lang w:val="en-US"/>
+              </w:rPr>
+              <w:t>=</w:t>
+            </w:r>
+            <w:proofErr w:type="gramStart"/>
+            <w:r>
+              <w:rPr>
+                <w:lang w:val="en-US"/>
+              </w:rPr>
+              <w:t>Configuration,DC</w:t>
+            </w:r>
+            <w:proofErr w:type="gramEnd"/>
+            <w:r>
+              <w:rPr>
+                <w:lang w:val="en-US"/>
+              </w:rPr>
+              <w:t>=</w:t>
+            </w:r>
+            <w:proofErr w:type="gramStart"/>
+            <w:r>
+              <w:rPr>
+                <w:lang w:val="en-US"/>
+              </w:rPr>
+              <w:t>corp,DC</w:t>
+            </w:r>
+            <w:proofErr w:type="gramEnd"/>
+            <w:r>
+              <w:rPr>
+                <w:lang w:val="en-US"/>
+              </w:rPr>
+              <w:t>=</w:t>
+            </w:r>
+            <w:proofErr w:type="gramStart"/>
+            <w:r>
+              <w:rPr>
+                <w:lang w:val="en-US"/>
+              </w:rPr>
+              <w:t>voyageurtransportation,DC</w:t>
+            </w:r>
+            <w:proofErr w:type="gramEnd"/>
+            <w:r>
+              <w:rPr>
+                <w:lang w:val="en-US"/>
+              </w:rPr>
+              <w:t>=ca</w:t>
             </w:r>
           </w:p>
         </w:tc>
@@ -9356,37 +11165,191 @@
               <w:rPr>
                 <w:lang w:val="en-US"/>
               </w:rPr>
-              <w:t>CN=London970CoLo,CN=Sites,CN=Configuration,DC=corp,DC=voyageurtransportation,DC=ca</w:t>
-            </w:r>
-          </w:p>
-        </w:tc>
-        <w:tc>
-          <w:tcPr>
-            <w:tcW w:w="1872" w:type="dxa"/>
-          </w:tcPr>
-          <w:p>
-            <w:pPr>
-              <w:rPr>
-                <w:lang w:val="en-US"/>
-              </w:rPr>
-            </w:pPr>
-          </w:p>
-        </w:tc>
-        <w:tc>
-          <w:tcPr>
-            <w:tcW w:w="1872" w:type="dxa"/>
-          </w:tcPr>
-          <w:p>
-            <w:pPr>
-              <w:rPr>
-                <w:lang w:val="en-US"/>
-              </w:rPr>
-            </w:pPr>
-            <w:r>
-              <w:rPr>
-                <w:lang w:val="en-US"/>
-              </w:rPr>
-              <w:t>CN=10.2.10.0/24,CN=Subnets,CN=Sites,CN=Configuration,DC=corp,DC=voyageurtransportation,DC=ca</w:t>
+              <w:t>CN=London970</w:t>
+            </w:r>
+            <w:proofErr w:type="gramStart"/>
+            <w:r>
+              <w:rPr>
+                <w:lang w:val="en-US"/>
+              </w:rPr>
+              <w:t>CoLo,CN</w:t>
+            </w:r>
+            <w:proofErr w:type="gramEnd"/>
+            <w:r>
+              <w:rPr>
+                <w:lang w:val="en-US"/>
+              </w:rPr>
+              <w:t>=</w:t>
+            </w:r>
+            <w:proofErr w:type="gramStart"/>
+            <w:r>
+              <w:rPr>
+                <w:lang w:val="en-US"/>
+              </w:rPr>
+              <w:t>Sites,CN</w:t>
+            </w:r>
+            <w:proofErr w:type="gramEnd"/>
+            <w:r>
+              <w:rPr>
+                <w:lang w:val="en-US"/>
+              </w:rPr>
+              <w:t>=</w:t>
+            </w:r>
+            <w:proofErr w:type="gramStart"/>
+            <w:r>
+              <w:rPr>
+                <w:lang w:val="en-US"/>
+              </w:rPr>
+              <w:t>Configuration,DC</w:t>
+            </w:r>
+            <w:proofErr w:type="gramEnd"/>
+            <w:r>
+              <w:rPr>
+                <w:lang w:val="en-US"/>
+              </w:rPr>
+              <w:t>=</w:t>
+            </w:r>
+            <w:proofErr w:type="gramStart"/>
+            <w:r>
+              <w:rPr>
+                <w:lang w:val="en-US"/>
+              </w:rPr>
+              <w:t>corp,DC</w:t>
+            </w:r>
+            <w:proofErr w:type="gramEnd"/>
+            <w:r>
+              <w:rPr>
+                <w:lang w:val="en-US"/>
+              </w:rPr>
+              <w:t>=</w:t>
+            </w:r>
+            <w:proofErr w:type="gramStart"/>
+            <w:r>
+              <w:rPr>
+                <w:lang w:val="en-US"/>
+              </w:rPr>
+              <w:t>voyageurtransportation,DC</w:t>
+            </w:r>
+            <w:proofErr w:type="gramEnd"/>
+            <w:r>
+              <w:rPr>
+                <w:lang w:val="en-US"/>
+              </w:rPr>
+              <w:t>=ca</w:t>
+            </w:r>
+          </w:p>
+        </w:tc>
+        <w:tc>
+          <w:tcPr>
+            <w:tcW w:w="1872" w:type="dxa"/>
+          </w:tcPr>
+          <w:p>
+            <w:pPr>
+              <w:rPr>
+                <w:lang w:val="en-US"/>
+              </w:rPr>
+            </w:pPr>
+          </w:p>
+        </w:tc>
+        <w:tc>
+          <w:tcPr>
+            <w:tcW w:w="1872" w:type="dxa"/>
+          </w:tcPr>
+          <w:p>
+            <w:pPr>
+              <w:rPr>
+                <w:lang w:val="en-US"/>
+              </w:rPr>
+            </w:pPr>
+            <w:r>
+              <w:rPr>
+                <w:lang w:val="en-US"/>
+              </w:rPr>
+              <w:t>CN=10.2.10.0/</w:t>
+            </w:r>
+            <w:proofErr w:type="gramStart"/>
+            <w:r>
+              <w:rPr>
+                <w:lang w:val="en-US"/>
+              </w:rPr>
+              <w:t>24,CN</w:t>
+            </w:r>
+            <w:proofErr w:type="gramEnd"/>
+            <w:r>
+              <w:rPr>
+                <w:lang w:val="en-US"/>
+              </w:rPr>
+              <w:t>=</w:t>
+            </w:r>
+            <w:proofErr w:type="gramStart"/>
+            <w:r>
+              <w:rPr>
+                <w:lang w:val="en-US"/>
+              </w:rPr>
+              <w:t>Subnets,CN</w:t>
+            </w:r>
+            <w:proofErr w:type="gramEnd"/>
+            <w:r>
+              <w:rPr>
+                <w:lang w:val="en-US"/>
+              </w:rPr>
+              <w:t>=</w:t>
+            </w:r>
+            <w:proofErr w:type="gramStart"/>
+            <w:r>
+              <w:rPr>
+                <w:lang w:val="en-US"/>
+              </w:rPr>
+              <w:t>Sites,CN</w:t>
+            </w:r>
+            <w:proofErr w:type="gramEnd"/>
+            <w:r>
+              <w:rPr>
+                <w:lang w:val="en-US"/>
+              </w:rPr>
+              <w:t>=</w:t>
+            </w:r>
+            <w:proofErr w:type="gramStart"/>
+            <w:r>
+              <w:rPr>
+                <w:lang w:val="en-US"/>
+              </w:rPr>
+              <w:t>Configuration,DC</w:t>
+            </w:r>
+            <w:proofErr w:type="gramEnd"/>
+            <w:r>
+              <w:rPr>
+                <w:lang w:val="en-US"/>
+              </w:rPr>
+              <w:t>=</w:t>
+            </w:r>
+            <w:proofErr w:type="gramStart"/>
+            <w:r>
+              <w:rPr>
+                <w:lang w:val="en-US"/>
+              </w:rPr>
+              <w:t>corp,DC</w:t>
+            </w:r>
+            <w:proofErr w:type="gramEnd"/>
+            <w:r>
+              <w:rPr>
+                <w:lang w:val="en-US"/>
+              </w:rPr>
+              <w:t>=</w:t>
+            </w:r>
+            <w:proofErr w:type="gramStart"/>
+            <w:r>
+              <w:rPr>
+                <w:lang w:val="en-US"/>
+              </w:rPr>
+              <w:t>voyageurtransportation,DC</w:t>
+            </w:r>
+            <w:proofErr w:type="gramEnd"/>
+            <w:r>
+              <w:rPr>
+                <w:lang w:val="en-US"/>
+              </w:rPr>
+              <w:t>=ca</w:t>
             </w:r>
           </w:p>
         </w:tc>
@@ -9439,37 +11402,191 @@
               <w:rPr>
                 <w:lang w:val="en-US"/>
               </w:rPr>
-              <w:t>CN=London970CoLo,CN=Sites,CN=Configuration,DC=corp,DC=voyageurtransportation,DC=ca</w:t>
-            </w:r>
-          </w:p>
-        </w:tc>
-        <w:tc>
-          <w:tcPr>
-            <w:tcW w:w="1872" w:type="dxa"/>
-          </w:tcPr>
-          <w:p>
-            <w:pPr>
-              <w:rPr>
-                <w:lang w:val="en-US"/>
-              </w:rPr>
-            </w:pPr>
-          </w:p>
-        </w:tc>
-        <w:tc>
-          <w:tcPr>
-            <w:tcW w:w="1872" w:type="dxa"/>
-          </w:tcPr>
-          <w:p>
-            <w:pPr>
-              <w:rPr>
-                <w:lang w:val="en-US"/>
-              </w:rPr>
-            </w:pPr>
-            <w:r>
-              <w:rPr>
-                <w:lang w:val="en-US"/>
-              </w:rPr>
-              <w:t>CN=10.1.2.0/24,CN=Subnets,CN=Sites,CN=Configuration,DC=corp,DC=voyageurtransportation,DC=ca</w:t>
+              <w:t>CN=London970</w:t>
+            </w:r>
+            <w:proofErr w:type="gramStart"/>
+            <w:r>
+              <w:rPr>
+                <w:lang w:val="en-US"/>
+              </w:rPr>
+              <w:t>CoLo,CN</w:t>
+            </w:r>
+            <w:proofErr w:type="gramEnd"/>
+            <w:r>
+              <w:rPr>
+                <w:lang w:val="en-US"/>
+              </w:rPr>
+              <w:t>=</w:t>
+            </w:r>
+            <w:proofErr w:type="gramStart"/>
+            <w:r>
+              <w:rPr>
+                <w:lang w:val="en-US"/>
+              </w:rPr>
+              <w:t>Sites,CN</w:t>
+            </w:r>
+            <w:proofErr w:type="gramEnd"/>
+            <w:r>
+              <w:rPr>
+                <w:lang w:val="en-US"/>
+              </w:rPr>
+              <w:t>=</w:t>
+            </w:r>
+            <w:proofErr w:type="gramStart"/>
+            <w:r>
+              <w:rPr>
+                <w:lang w:val="en-US"/>
+              </w:rPr>
+              <w:t>Configuration,DC</w:t>
+            </w:r>
+            <w:proofErr w:type="gramEnd"/>
+            <w:r>
+              <w:rPr>
+                <w:lang w:val="en-US"/>
+              </w:rPr>
+              <w:t>=</w:t>
+            </w:r>
+            <w:proofErr w:type="gramStart"/>
+            <w:r>
+              <w:rPr>
+                <w:lang w:val="en-US"/>
+              </w:rPr>
+              <w:t>corp,DC</w:t>
+            </w:r>
+            <w:proofErr w:type="gramEnd"/>
+            <w:r>
+              <w:rPr>
+                <w:lang w:val="en-US"/>
+              </w:rPr>
+              <w:t>=</w:t>
+            </w:r>
+            <w:proofErr w:type="gramStart"/>
+            <w:r>
+              <w:rPr>
+                <w:lang w:val="en-US"/>
+              </w:rPr>
+              <w:t>voyageurtransportation,DC</w:t>
+            </w:r>
+            <w:proofErr w:type="gramEnd"/>
+            <w:r>
+              <w:rPr>
+                <w:lang w:val="en-US"/>
+              </w:rPr>
+              <w:t>=ca</w:t>
+            </w:r>
+          </w:p>
+        </w:tc>
+        <w:tc>
+          <w:tcPr>
+            <w:tcW w:w="1872" w:type="dxa"/>
+          </w:tcPr>
+          <w:p>
+            <w:pPr>
+              <w:rPr>
+                <w:lang w:val="en-US"/>
+              </w:rPr>
+            </w:pPr>
+          </w:p>
+        </w:tc>
+        <w:tc>
+          <w:tcPr>
+            <w:tcW w:w="1872" w:type="dxa"/>
+          </w:tcPr>
+          <w:p>
+            <w:pPr>
+              <w:rPr>
+                <w:lang w:val="en-US"/>
+              </w:rPr>
+            </w:pPr>
+            <w:r>
+              <w:rPr>
+                <w:lang w:val="en-US"/>
+              </w:rPr>
+              <w:t>CN=10.1.2.0/</w:t>
+            </w:r>
+            <w:proofErr w:type="gramStart"/>
+            <w:r>
+              <w:rPr>
+                <w:lang w:val="en-US"/>
+              </w:rPr>
+              <w:t>24,CN</w:t>
+            </w:r>
+            <w:proofErr w:type="gramEnd"/>
+            <w:r>
+              <w:rPr>
+                <w:lang w:val="en-US"/>
+              </w:rPr>
+              <w:t>=</w:t>
+            </w:r>
+            <w:proofErr w:type="gramStart"/>
+            <w:r>
+              <w:rPr>
+                <w:lang w:val="en-US"/>
+              </w:rPr>
+              <w:t>Subnets,CN</w:t>
+            </w:r>
+            <w:proofErr w:type="gramEnd"/>
+            <w:r>
+              <w:rPr>
+                <w:lang w:val="en-US"/>
+              </w:rPr>
+              <w:t>=</w:t>
+            </w:r>
+            <w:proofErr w:type="gramStart"/>
+            <w:r>
+              <w:rPr>
+                <w:lang w:val="en-US"/>
+              </w:rPr>
+              <w:t>Sites,CN</w:t>
+            </w:r>
+            <w:proofErr w:type="gramEnd"/>
+            <w:r>
+              <w:rPr>
+                <w:lang w:val="en-US"/>
+              </w:rPr>
+              <w:t>=</w:t>
+            </w:r>
+            <w:proofErr w:type="gramStart"/>
+            <w:r>
+              <w:rPr>
+                <w:lang w:val="en-US"/>
+              </w:rPr>
+              <w:t>Configuration,DC</w:t>
+            </w:r>
+            <w:proofErr w:type="gramEnd"/>
+            <w:r>
+              <w:rPr>
+                <w:lang w:val="en-US"/>
+              </w:rPr>
+              <w:t>=</w:t>
+            </w:r>
+            <w:proofErr w:type="gramStart"/>
+            <w:r>
+              <w:rPr>
+                <w:lang w:val="en-US"/>
+              </w:rPr>
+              <w:t>corp,DC</w:t>
+            </w:r>
+            <w:proofErr w:type="gramEnd"/>
+            <w:r>
+              <w:rPr>
+                <w:lang w:val="en-US"/>
+              </w:rPr>
+              <w:t>=</w:t>
+            </w:r>
+            <w:proofErr w:type="gramStart"/>
+            <w:r>
+              <w:rPr>
+                <w:lang w:val="en-US"/>
+              </w:rPr>
+              <w:t>voyageurtransportation,DC</w:t>
+            </w:r>
+            <w:proofErr w:type="gramEnd"/>
+            <w:r>
+              <w:rPr>
+                <w:lang w:val="en-US"/>
+              </w:rPr>
+              <w:t>=ca</w:t>
             </w:r>
           </w:p>
         </w:tc>
@@ -9525,37 +11642,205 @@
               <w:rPr>
                 <w:lang w:val="en-US"/>
               </w:rPr>
-              <w:t>CN=London970CoLo,CN=Sites,CN=Configuration,DC=corp,DC=voyageurtransportation,DC=ca</w:t>
-            </w:r>
-          </w:p>
-        </w:tc>
-        <w:tc>
-          <w:tcPr>
-            <w:tcW w:w="1872" w:type="dxa"/>
-          </w:tcPr>
-          <w:p>
-            <w:pPr>
-              <w:rPr>
-                <w:lang w:val="en-US"/>
-              </w:rPr>
-            </w:pPr>
-          </w:p>
-        </w:tc>
-        <w:tc>
-          <w:tcPr>
-            <w:tcW w:w="1872" w:type="dxa"/>
-          </w:tcPr>
-          <w:p>
-            <w:pPr>
-              <w:rPr>
-                <w:lang w:val="en-US"/>
-              </w:rPr>
-            </w:pPr>
-            <w:r>
-              <w:rPr>
-                <w:lang w:val="en-US"/>
-              </w:rPr>
-              <w:t>CN=10.1.60.0/24,CN=Subnets,CN=Sites,CN=Configuration,DC=corp,DC=voyageurtransportation,DC=ca</w:t>
+              <w:t>CN=London970</w:t>
+            </w:r>
+            <w:proofErr w:type="gramStart"/>
+            <w:r>
+              <w:rPr>
+                <w:lang w:val="en-US"/>
+              </w:rPr>
+              <w:t>CoLo,CN</w:t>
+            </w:r>
+            <w:proofErr w:type="gramEnd"/>
+            <w:r>
+              <w:rPr>
+                <w:lang w:val="en-US"/>
+              </w:rPr>
+              <w:t>=</w:t>
+            </w:r>
+            <w:proofErr w:type="gramStart"/>
+            <w:r>
+              <w:rPr>
+                <w:lang w:val="en-US"/>
+              </w:rPr>
+              <w:t>Sites,CN</w:t>
+            </w:r>
+            <w:proofErr w:type="gramEnd"/>
+            <w:r>
+              <w:rPr>
+                <w:lang w:val="en-US"/>
+              </w:rPr>
+              <w:t>=</w:t>
+            </w:r>
+            <w:proofErr w:type="gramStart"/>
+            <w:r>
+              <w:rPr>
+                <w:lang w:val="en-US"/>
+              </w:rPr>
+              <w:t>Configuration,DC</w:t>
+            </w:r>
+            <w:proofErr w:type="gramEnd"/>
+            <w:r>
+              <w:rPr>
+                <w:lang w:val="en-US"/>
+              </w:rPr>
+              <w:t>=</w:t>
+            </w:r>
+            <w:proofErr w:type="gramStart"/>
+            <w:r>
+              <w:rPr>
+                <w:lang w:val="en-US"/>
+              </w:rPr>
+              <w:t>corp,DC</w:t>
+            </w:r>
+            <w:proofErr w:type="gramEnd"/>
+            <w:r>
+              <w:rPr>
+                <w:lang w:val="en-US"/>
+              </w:rPr>
+              <w:t>=</w:t>
+            </w:r>
+            <w:proofErr w:type="gramStart"/>
+            <w:r>
+              <w:rPr>
+                <w:lang w:val="en-US"/>
+              </w:rPr>
+              <w:t>voyageurtransportation,DC</w:t>
+            </w:r>
+            <w:proofErr w:type="gramEnd"/>
+            <w:r>
+              <w:rPr>
+                <w:lang w:val="en-US"/>
+              </w:rPr>
+              <w:t>=ca</w:t>
+            </w:r>
+          </w:p>
+        </w:tc>
+        <w:tc>
+          <w:tcPr>
+            <w:tcW w:w="1872" w:type="dxa"/>
+          </w:tcPr>
+          <w:p>
+            <w:pPr>
+              <w:rPr>
+                <w:lang w:val="en-US"/>
+              </w:rPr>
+            </w:pPr>
+          </w:p>
+        </w:tc>
+        <w:tc>
+          <w:tcPr>
+            <w:tcW w:w="1872" w:type="dxa"/>
+          </w:tcPr>
+          <w:p>
+            <w:pPr>
+              <w:rPr>
+                <w:lang w:val="en-US"/>
+              </w:rPr>
+            </w:pPr>
+            <w:r>
+              <w:rPr>
+                <w:lang w:val="en-US"/>
+              </w:rPr>
+              <w:t>CN=10.1.</w:t>
+            </w:r>
+            <w:proofErr w:type="gramStart"/>
+            <w:r>
+              <w:rPr>
+                <w:lang w:val="en-US"/>
+              </w:rPr>
+              <w:t>60.0</w:t>
+            </w:r>
+            <w:proofErr w:type="gramEnd"/>
+            <w:r>
+              <w:rPr>
+                <w:lang w:val="en-US"/>
+              </w:rPr>
+              <w:t>/</w:t>
+            </w:r>
+            <w:proofErr w:type="gramStart"/>
+            <w:r>
+              <w:rPr>
+                <w:lang w:val="en-US"/>
+              </w:rPr>
+              <w:t>24,CN</w:t>
+            </w:r>
+            <w:proofErr w:type="gramEnd"/>
+            <w:r>
+              <w:rPr>
+                <w:lang w:val="en-US"/>
+              </w:rPr>
+              <w:t>=</w:t>
+            </w:r>
+            <w:proofErr w:type="gramStart"/>
+            <w:r>
+              <w:rPr>
+                <w:lang w:val="en-US"/>
+              </w:rPr>
+              <w:t>Subnets,CN</w:t>
+            </w:r>
+            <w:proofErr w:type="gramEnd"/>
+            <w:r>
+              <w:rPr>
+                <w:lang w:val="en-US"/>
+              </w:rPr>
+              <w:t>=</w:t>
+            </w:r>
+            <w:proofErr w:type="gramStart"/>
+            <w:r>
+              <w:rPr>
+                <w:lang w:val="en-US"/>
+              </w:rPr>
+              <w:t>Sites,CN</w:t>
+            </w:r>
+            <w:proofErr w:type="gramEnd"/>
+            <w:r>
+              <w:rPr>
+                <w:lang w:val="en-US"/>
+              </w:rPr>
+              <w:t>=</w:t>
+            </w:r>
+            <w:proofErr w:type="gramStart"/>
+            <w:r>
+              <w:rPr>
+                <w:lang w:val="en-US"/>
+              </w:rPr>
+              <w:t>Configuration,DC</w:t>
+            </w:r>
+            <w:proofErr w:type="gramEnd"/>
+            <w:r>
+              <w:rPr>
+                <w:lang w:val="en-US"/>
+              </w:rPr>
+              <w:t>=</w:t>
+            </w:r>
+            <w:proofErr w:type="gramStart"/>
+            <w:r>
+              <w:rPr>
+                <w:lang w:val="en-US"/>
+              </w:rPr>
+              <w:t>corp,DC</w:t>
+            </w:r>
+            <w:proofErr w:type="gramEnd"/>
+            <w:r>
+              <w:rPr>
+                <w:lang w:val="en-US"/>
+              </w:rPr>
+              <w:t>=</w:t>
+            </w:r>
+            <w:proofErr w:type="gramStart"/>
+            <w:r>
+              <w:rPr>
+                <w:lang w:val="en-US"/>
+              </w:rPr>
+              <w:t>voyageurtransportation,DC</w:t>
+            </w:r>
+            <w:proofErr w:type="gramEnd"/>
+            <w:r>
+              <w:rPr>
+                <w:lang w:val="en-US"/>
+              </w:rPr>
+              <w:t>=ca</w:t>
             </w:r>
           </w:p>
         </w:tc>
@@ -9608,37 +11893,191 @@
               <w:rPr>
                 <w:lang w:val="en-US"/>
               </w:rPr>
-              <w:t>CN=London970CoLo,CN=Sites,CN=Configuration,DC=corp,DC=voyageurtransportation,DC=ca</w:t>
-            </w:r>
-          </w:p>
-        </w:tc>
-        <w:tc>
-          <w:tcPr>
-            <w:tcW w:w="1872" w:type="dxa"/>
-          </w:tcPr>
-          <w:p>
-            <w:pPr>
-              <w:rPr>
-                <w:lang w:val="en-US"/>
-              </w:rPr>
-            </w:pPr>
-          </w:p>
-        </w:tc>
-        <w:tc>
-          <w:tcPr>
-            <w:tcW w:w="1872" w:type="dxa"/>
-          </w:tcPr>
-          <w:p>
-            <w:pPr>
-              <w:rPr>
-                <w:lang w:val="en-US"/>
-              </w:rPr>
-            </w:pPr>
-            <w:r>
-              <w:rPr>
-                <w:lang w:val="en-US"/>
-              </w:rPr>
-              <w:t>CN=10.1.3.0/24,CN=Subnets,CN=Sites,CN=Configuration,DC=corp,DC=voyageurtransportation,DC=ca</w:t>
+              <w:t>CN=London970</w:t>
+            </w:r>
+            <w:proofErr w:type="gramStart"/>
+            <w:r>
+              <w:rPr>
+                <w:lang w:val="en-US"/>
+              </w:rPr>
+              <w:t>CoLo,CN</w:t>
+            </w:r>
+            <w:proofErr w:type="gramEnd"/>
+            <w:r>
+              <w:rPr>
+                <w:lang w:val="en-US"/>
+              </w:rPr>
+              <w:t>=</w:t>
+            </w:r>
+            <w:proofErr w:type="gramStart"/>
+            <w:r>
+              <w:rPr>
+                <w:lang w:val="en-US"/>
+              </w:rPr>
+              <w:t>Sites,CN</w:t>
+            </w:r>
+            <w:proofErr w:type="gramEnd"/>
+            <w:r>
+              <w:rPr>
+                <w:lang w:val="en-US"/>
+              </w:rPr>
+              <w:t>=</w:t>
+            </w:r>
+            <w:proofErr w:type="gramStart"/>
+            <w:r>
+              <w:rPr>
+                <w:lang w:val="en-US"/>
+              </w:rPr>
+              <w:t>Configuration,DC</w:t>
+            </w:r>
+            <w:proofErr w:type="gramEnd"/>
+            <w:r>
+              <w:rPr>
+                <w:lang w:val="en-US"/>
+              </w:rPr>
+              <w:t>=</w:t>
+            </w:r>
+            <w:proofErr w:type="gramStart"/>
+            <w:r>
+              <w:rPr>
+                <w:lang w:val="en-US"/>
+              </w:rPr>
+              <w:t>corp,DC</w:t>
+            </w:r>
+            <w:proofErr w:type="gramEnd"/>
+            <w:r>
+              <w:rPr>
+                <w:lang w:val="en-US"/>
+              </w:rPr>
+              <w:t>=</w:t>
+            </w:r>
+            <w:proofErr w:type="gramStart"/>
+            <w:r>
+              <w:rPr>
+                <w:lang w:val="en-US"/>
+              </w:rPr>
+              <w:t>voyageurtransportation,DC</w:t>
+            </w:r>
+            <w:proofErr w:type="gramEnd"/>
+            <w:r>
+              <w:rPr>
+                <w:lang w:val="en-US"/>
+              </w:rPr>
+              <w:t>=ca</w:t>
+            </w:r>
+          </w:p>
+        </w:tc>
+        <w:tc>
+          <w:tcPr>
+            <w:tcW w:w="1872" w:type="dxa"/>
+          </w:tcPr>
+          <w:p>
+            <w:pPr>
+              <w:rPr>
+                <w:lang w:val="en-US"/>
+              </w:rPr>
+            </w:pPr>
+          </w:p>
+        </w:tc>
+        <w:tc>
+          <w:tcPr>
+            <w:tcW w:w="1872" w:type="dxa"/>
+          </w:tcPr>
+          <w:p>
+            <w:pPr>
+              <w:rPr>
+                <w:lang w:val="en-US"/>
+              </w:rPr>
+            </w:pPr>
+            <w:r>
+              <w:rPr>
+                <w:lang w:val="en-US"/>
+              </w:rPr>
+              <w:t>CN=10.1.3.0/</w:t>
+            </w:r>
+            <w:proofErr w:type="gramStart"/>
+            <w:r>
+              <w:rPr>
+                <w:lang w:val="en-US"/>
+              </w:rPr>
+              <w:t>24,CN</w:t>
+            </w:r>
+            <w:proofErr w:type="gramEnd"/>
+            <w:r>
+              <w:rPr>
+                <w:lang w:val="en-US"/>
+              </w:rPr>
+              <w:t>=</w:t>
+            </w:r>
+            <w:proofErr w:type="gramStart"/>
+            <w:r>
+              <w:rPr>
+                <w:lang w:val="en-US"/>
+              </w:rPr>
+              <w:t>Subnets,CN</w:t>
+            </w:r>
+            <w:proofErr w:type="gramEnd"/>
+            <w:r>
+              <w:rPr>
+                <w:lang w:val="en-US"/>
+              </w:rPr>
+              <w:t>=</w:t>
+            </w:r>
+            <w:proofErr w:type="gramStart"/>
+            <w:r>
+              <w:rPr>
+                <w:lang w:val="en-US"/>
+              </w:rPr>
+              <w:t>Sites,CN</w:t>
+            </w:r>
+            <w:proofErr w:type="gramEnd"/>
+            <w:r>
+              <w:rPr>
+                <w:lang w:val="en-US"/>
+              </w:rPr>
+              <w:t>=</w:t>
+            </w:r>
+            <w:proofErr w:type="gramStart"/>
+            <w:r>
+              <w:rPr>
+                <w:lang w:val="en-US"/>
+              </w:rPr>
+              <w:t>Configuration,DC</w:t>
+            </w:r>
+            <w:proofErr w:type="gramEnd"/>
+            <w:r>
+              <w:rPr>
+                <w:lang w:val="en-US"/>
+              </w:rPr>
+              <w:t>=</w:t>
+            </w:r>
+            <w:proofErr w:type="gramStart"/>
+            <w:r>
+              <w:rPr>
+                <w:lang w:val="en-US"/>
+              </w:rPr>
+              <w:t>corp,DC</w:t>
+            </w:r>
+            <w:proofErr w:type="gramEnd"/>
+            <w:r>
+              <w:rPr>
+                <w:lang w:val="en-US"/>
+              </w:rPr>
+              <w:t>=</w:t>
+            </w:r>
+            <w:proofErr w:type="gramStart"/>
+            <w:r>
+              <w:rPr>
+                <w:lang w:val="en-US"/>
+              </w:rPr>
+              <w:t>voyageurtransportation,DC</w:t>
+            </w:r>
+            <w:proofErr w:type="gramEnd"/>
+            <w:r>
+              <w:rPr>
+                <w:lang w:val="en-US"/>
+              </w:rPr>
+              <w:t>=ca</w:t>
             </w:r>
           </w:p>
         </w:tc>
@@ -9694,37 +12133,191 @@
               <w:rPr>
                 <w:lang w:val="en-US"/>
               </w:rPr>
-              <w:t>CN=London970CoLo,CN=Sites,CN=Configuration,DC=corp,DC=voyageurtransportation,DC=ca</w:t>
-            </w:r>
-          </w:p>
-        </w:tc>
-        <w:tc>
-          <w:tcPr>
-            <w:tcW w:w="1872" w:type="dxa"/>
-          </w:tcPr>
-          <w:p>
-            <w:pPr>
-              <w:rPr>
-                <w:lang w:val="en-US"/>
-              </w:rPr>
-            </w:pPr>
-          </w:p>
-        </w:tc>
-        <w:tc>
-          <w:tcPr>
-            <w:tcW w:w="1872" w:type="dxa"/>
-          </w:tcPr>
-          <w:p>
-            <w:pPr>
-              <w:rPr>
-                <w:lang w:val="en-US"/>
-              </w:rPr>
-            </w:pPr>
-            <w:r>
-              <w:rPr>
-                <w:lang w:val="en-US"/>
-              </w:rPr>
-              <w:t>CN=10.200.10.0/24,CN=Subnets,CN=Sites,CN=Configuration,DC=corp,DC=voyageurtransportation,DC=ca</w:t>
+              <w:t>CN=London970</w:t>
+            </w:r>
+            <w:proofErr w:type="gramStart"/>
+            <w:r>
+              <w:rPr>
+                <w:lang w:val="en-US"/>
+              </w:rPr>
+              <w:t>CoLo,CN</w:t>
+            </w:r>
+            <w:proofErr w:type="gramEnd"/>
+            <w:r>
+              <w:rPr>
+                <w:lang w:val="en-US"/>
+              </w:rPr>
+              <w:t>=</w:t>
+            </w:r>
+            <w:proofErr w:type="gramStart"/>
+            <w:r>
+              <w:rPr>
+                <w:lang w:val="en-US"/>
+              </w:rPr>
+              <w:t>Sites,CN</w:t>
+            </w:r>
+            <w:proofErr w:type="gramEnd"/>
+            <w:r>
+              <w:rPr>
+                <w:lang w:val="en-US"/>
+              </w:rPr>
+              <w:t>=</w:t>
+            </w:r>
+            <w:proofErr w:type="gramStart"/>
+            <w:r>
+              <w:rPr>
+                <w:lang w:val="en-US"/>
+              </w:rPr>
+              <w:t>Configuration,DC</w:t>
+            </w:r>
+            <w:proofErr w:type="gramEnd"/>
+            <w:r>
+              <w:rPr>
+                <w:lang w:val="en-US"/>
+              </w:rPr>
+              <w:t>=</w:t>
+            </w:r>
+            <w:proofErr w:type="gramStart"/>
+            <w:r>
+              <w:rPr>
+                <w:lang w:val="en-US"/>
+              </w:rPr>
+              <w:t>corp,DC</w:t>
+            </w:r>
+            <w:proofErr w:type="gramEnd"/>
+            <w:r>
+              <w:rPr>
+                <w:lang w:val="en-US"/>
+              </w:rPr>
+              <w:t>=</w:t>
+            </w:r>
+            <w:proofErr w:type="gramStart"/>
+            <w:r>
+              <w:rPr>
+                <w:lang w:val="en-US"/>
+              </w:rPr>
+              <w:t>voyageurtransportation,DC</w:t>
+            </w:r>
+            <w:proofErr w:type="gramEnd"/>
+            <w:r>
+              <w:rPr>
+                <w:lang w:val="en-US"/>
+              </w:rPr>
+              <w:t>=ca</w:t>
+            </w:r>
+          </w:p>
+        </w:tc>
+        <w:tc>
+          <w:tcPr>
+            <w:tcW w:w="1872" w:type="dxa"/>
+          </w:tcPr>
+          <w:p>
+            <w:pPr>
+              <w:rPr>
+                <w:lang w:val="en-US"/>
+              </w:rPr>
+            </w:pPr>
+          </w:p>
+        </w:tc>
+        <w:tc>
+          <w:tcPr>
+            <w:tcW w:w="1872" w:type="dxa"/>
+          </w:tcPr>
+          <w:p>
+            <w:pPr>
+              <w:rPr>
+                <w:lang w:val="en-US"/>
+              </w:rPr>
+            </w:pPr>
+            <w:r>
+              <w:rPr>
+                <w:lang w:val="en-US"/>
+              </w:rPr>
+              <w:t>CN=10.200.10.0/</w:t>
+            </w:r>
+            <w:proofErr w:type="gramStart"/>
+            <w:r>
+              <w:rPr>
+                <w:lang w:val="en-US"/>
+              </w:rPr>
+              <w:t>24,CN</w:t>
+            </w:r>
+            <w:proofErr w:type="gramEnd"/>
+            <w:r>
+              <w:rPr>
+                <w:lang w:val="en-US"/>
+              </w:rPr>
+              <w:t>=</w:t>
+            </w:r>
+            <w:proofErr w:type="gramStart"/>
+            <w:r>
+              <w:rPr>
+                <w:lang w:val="en-US"/>
+              </w:rPr>
+              <w:t>Subnets,CN</w:t>
+            </w:r>
+            <w:proofErr w:type="gramEnd"/>
+            <w:r>
+              <w:rPr>
+                <w:lang w:val="en-US"/>
+              </w:rPr>
+              <w:t>=</w:t>
+            </w:r>
+            <w:proofErr w:type="gramStart"/>
+            <w:r>
+              <w:rPr>
+                <w:lang w:val="en-US"/>
+              </w:rPr>
+              <w:t>Sites,CN</w:t>
+            </w:r>
+            <w:proofErr w:type="gramEnd"/>
+            <w:r>
+              <w:rPr>
+                <w:lang w:val="en-US"/>
+              </w:rPr>
+              <w:t>=</w:t>
+            </w:r>
+            <w:proofErr w:type="gramStart"/>
+            <w:r>
+              <w:rPr>
+                <w:lang w:val="en-US"/>
+              </w:rPr>
+              <w:t>Configuration,DC</w:t>
+            </w:r>
+            <w:proofErr w:type="gramEnd"/>
+            <w:r>
+              <w:rPr>
+                <w:lang w:val="en-US"/>
+              </w:rPr>
+              <w:t>=</w:t>
+            </w:r>
+            <w:proofErr w:type="gramStart"/>
+            <w:r>
+              <w:rPr>
+                <w:lang w:val="en-US"/>
+              </w:rPr>
+              <w:t>corp,DC</w:t>
+            </w:r>
+            <w:proofErr w:type="gramEnd"/>
+            <w:r>
+              <w:rPr>
+                <w:lang w:val="en-US"/>
+              </w:rPr>
+              <w:t>=</w:t>
+            </w:r>
+            <w:proofErr w:type="gramStart"/>
+            <w:r>
+              <w:rPr>
+                <w:lang w:val="en-US"/>
+              </w:rPr>
+              <w:t>voyageurtransportation,DC</w:t>
+            </w:r>
+            <w:proofErr w:type="gramEnd"/>
+            <w:r>
+              <w:rPr>
+                <w:lang w:val="en-US"/>
+              </w:rPr>
+              <w:t>=ca</w:t>
             </w:r>
           </w:p>
         </w:tc>
@@ -9777,37 +12370,205 @@
               <w:rPr>
                 <w:lang w:val="en-US"/>
               </w:rPr>
-              <w:t>CN=London970CoLo,CN=Sites,CN=Configuration,DC=corp,DC=voyageurtransportation,DC=ca</w:t>
-            </w:r>
-          </w:p>
-        </w:tc>
-        <w:tc>
-          <w:tcPr>
-            <w:tcW w:w="1872" w:type="dxa"/>
-          </w:tcPr>
-          <w:p>
-            <w:pPr>
-              <w:rPr>
-                <w:lang w:val="en-US"/>
-              </w:rPr>
-            </w:pPr>
-          </w:p>
-        </w:tc>
-        <w:tc>
-          <w:tcPr>
-            <w:tcW w:w="1872" w:type="dxa"/>
-          </w:tcPr>
-          <w:p>
-            <w:pPr>
-              <w:rPr>
-                <w:lang w:val="en-US"/>
-              </w:rPr>
-            </w:pPr>
-            <w:r>
-              <w:rPr>
-                <w:lang w:val="en-US"/>
-              </w:rPr>
-              <w:t>CN=10.40.72.0/28,CN=Subnets,CN=Sites,CN=Configuration,DC=corp,DC=voyageurtransportation,DC=ca</w:t>
+              <w:t>CN=London970</w:t>
+            </w:r>
+            <w:proofErr w:type="gramStart"/>
+            <w:r>
+              <w:rPr>
+                <w:lang w:val="en-US"/>
+              </w:rPr>
+              <w:t>CoLo,CN</w:t>
+            </w:r>
+            <w:proofErr w:type="gramEnd"/>
+            <w:r>
+              <w:rPr>
+                <w:lang w:val="en-US"/>
+              </w:rPr>
+              <w:t>=</w:t>
+            </w:r>
+            <w:proofErr w:type="gramStart"/>
+            <w:r>
+              <w:rPr>
+                <w:lang w:val="en-US"/>
+              </w:rPr>
+              <w:t>Sites,CN</w:t>
+            </w:r>
+            <w:proofErr w:type="gramEnd"/>
+            <w:r>
+              <w:rPr>
+                <w:lang w:val="en-US"/>
+              </w:rPr>
+              <w:t>=</w:t>
+            </w:r>
+            <w:proofErr w:type="gramStart"/>
+            <w:r>
+              <w:rPr>
+                <w:lang w:val="en-US"/>
+              </w:rPr>
+              <w:t>Configuration,DC</w:t>
+            </w:r>
+            <w:proofErr w:type="gramEnd"/>
+            <w:r>
+              <w:rPr>
+                <w:lang w:val="en-US"/>
+              </w:rPr>
+              <w:t>=</w:t>
+            </w:r>
+            <w:proofErr w:type="gramStart"/>
+            <w:r>
+              <w:rPr>
+                <w:lang w:val="en-US"/>
+              </w:rPr>
+              <w:t>corp,DC</w:t>
+            </w:r>
+            <w:proofErr w:type="gramEnd"/>
+            <w:r>
+              <w:rPr>
+                <w:lang w:val="en-US"/>
+              </w:rPr>
+              <w:t>=</w:t>
+            </w:r>
+            <w:proofErr w:type="gramStart"/>
+            <w:r>
+              <w:rPr>
+                <w:lang w:val="en-US"/>
+              </w:rPr>
+              <w:t>voyage</w:t>
+            </w:r>
+            <w:r>
+              <w:rPr>
+                <w:lang w:val="en-US"/>
+              </w:rPr>
+              <w:lastRenderedPageBreak/>
+              <w:t>urtransportation,DC</w:t>
+            </w:r>
+            <w:proofErr w:type="gramEnd"/>
+            <w:r>
+              <w:rPr>
+                <w:lang w:val="en-US"/>
+              </w:rPr>
+              <w:t>=ca</w:t>
+            </w:r>
+          </w:p>
+        </w:tc>
+        <w:tc>
+          <w:tcPr>
+            <w:tcW w:w="1872" w:type="dxa"/>
+          </w:tcPr>
+          <w:p>
+            <w:pPr>
+              <w:rPr>
+                <w:lang w:val="en-US"/>
+              </w:rPr>
+            </w:pPr>
+          </w:p>
+        </w:tc>
+        <w:tc>
+          <w:tcPr>
+            <w:tcW w:w="1872" w:type="dxa"/>
+          </w:tcPr>
+          <w:p>
+            <w:pPr>
+              <w:rPr>
+                <w:lang w:val="en-US"/>
+              </w:rPr>
+            </w:pPr>
+            <w:r>
+              <w:rPr>
+                <w:lang w:val="en-US"/>
+              </w:rPr>
+              <w:t>CN=10.40.72.0/</w:t>
+            </w:r>
+            <w:proofErr w:type="gramStart"/>
+            <w:r>
+              <w:rPr>
+                <w:lang w:val="en-US"/>
+              </w:rPr>
+              <w:t>28,CN</w:t>
+            </w:r>
+            <w:proofErr w:type="gramEnd"/>
+            <w:r>
+              <w:rPr>
+                <w:lang w:val="en-US"/>
+              </w:rPr>
+              <w:t>=</w:t>
+            </w:r>
+            <w:proofErr w:type="gramStart"/>
+            <w:r>
+              <w:rPr>
+                <w:lang w:val="en-US"/>
+              </w:rPr>
+              <w:t>Subnets,CN</w:t>
+            </w:r>
+            <w:proofErr w:type="gramEnd"/>
+            <w:r>
+              <w:rPr>
+                <w:lang w:val="en-US"/>
+              </w:rPr>
+              <w:t>=</w:t>
+            </w:r>
+            <w:proofErr w:type="gramStart"/>
+            <w:r>
+              <w:rPr>
+                <w:lang w:val="en-US"/>
+              </w:rPr>
+              <w:t>Sites,CN</w:t>
+            </w:r>
+            <w:proofErr w:type="gramEnd"/>
+            <w:r>
+              <w:rPr>
+                <w:lang w:val="en-US"/>
+              </w:rPr>
+              <w:t>=</w:t>
+            </w:r>
+            <w:proofErr w:type="gramStart"/>
+            <w:r>
+              <w:rPr>
+                <w:lang w:val="en-US"/>
+              </w:rPr>
+              <w:t>Configuration,DC</w:t>
+            </w:r>
+            <w:proofErr w:type="gramEnd"/>
+            <w:r>
+              <w:rPr>
+                <w:lang w:val="en-US"/>
+              </w:rPr>
+              <w:t>=</w:t>
+            </w:r>
+            <w:proofErr w:type="gramStart"/>
+            <w:r>
+              <w:rPr>
+                <w:lang w:val="en-US"/>
+              </w:rPr>
+              <w:t>corp,</w:t>
+            </w:r>
+            <w:r>
+              <w:rPr>
+                <w:lang w:val="en-US"/>
+              </w:rPr>
+              <w:lastRenderedPageBreak/>
+              <w:t>DC</w:t>
+            </w:r>
+            <w:proofErr w:type="gramEnd"/>
+            <w:r>
+              <w:rPr>
+                <w:lang w:val="en-US"/>
+              </w:rPr>
+              <w:t>=</w:t>
+            </w:r>
+            <w:proofErr w:type="gramStart"/>
+            <w:r>
+              <w:rPr>
+                <w:lang w:val="en-US"/>
+              </w:rPr>
+              <w:t>voyageurtransportation,DC</w:t>
+            </w:r>
+            <w:proofErr w:type="gramEnd"/>
+            <w:r>
+              <w:rPr>
+                <w:lang w:val="en-US"/>
+              </w:rPr>
+              <w:t>=ca</w:t>
             </w:r>
           </w:p>
         </w:tc>
@@ -9863,37 +12624,191 @@
               <w:rPr>
                 <w:lang w:val="en-US"/>
               </w:rPr>
-              <w:t>CN=London970CoLo,CN=Sites,CN=Configuration,DC=corp,DC=voyageurtransportation,DC=ca</w:t>
-            </w:r>
-          </w:p>
-        </w:tc>
-        <w:tc>
-          <w:tcPr>
-            <w:tcW w:w="1872" w:type="dxa"/>
-          </w:tcPr>
-          <w:p>
-            <w:pPr>
-              <w:rPr>
-                <w:lang w:val="en-US"/>
-              </w:rPr>
-            </w:pPr>
-          </w:p>
-        </w:tc>
-        <w:tc>
-          <w:tcPr>
-            <w:tcW w:w="1872" w:type="dxa"/>
-          </w:tcPr>
-          <w:p>
-            <w:pPr>
-              <w:rPr>
-                <w:lang w:val="en-US"/>
-              </w:rPr>
-            </w:pPr>
-            <w:r>
-              <w:rPr>
-                <w:lang w:val="en-US"/>
-              </w:rPr>
-              <w:t>CN=10.40.72.16/28,CN=Subnets,CN=Sites,CN=Configuration,DC=corp,DC=voyageurtransportation,DC=ca</w:t>
+              <w:t>CN=London970</w:t>
+            </w:r>
+            <w:proofErr w:type="gramStart"/>
+            <w:r>
+              <w:rPr>
+                <w:lang w:val="en-US"/>
+              </w:rPr>
+              <w:t>CoLo,CN</w:t>
+            </w:r>
+            <w:proofErr w:type="gramEnd"/>
+            <w:r>
+              <w:rPr>
+                <w:lang w:val="en-US"/>
+              </w:rPr>
+              <w:t>=</w:t>
+            </w:r>
+            <w:proofErr w:type="gramStart"/>
+            <w:r>
+              <w:rPr>
+                <w:lang w:val="en-US"/>
+              </w:rPr>
+              <w:t>Sites,CN</w:t>
+            </w:r>
+            <w:proofErr w:type="gramEnd"/>
+            <w:r>
+              <w:rPr>
+                <w:lang w:val="en-US"/>
+              </w:rPr>
+              <w:t>=</w:t>
+            </w:r>
+            <w:proofErr w:type="gramStart"/>
+            <w:r>
+              <w:rPr>
+                <w:lang w:val="en-US"/>
+              </w:rPr>
+              <w:t>Configuration,DC</w:t>
+            </w:r>
+            <w:proofErr w:type="gramEnd"/>
+            <w:r>
+              <w:rPr>
+                <w:lang w:val="en-US"/>
+              </w:rPr>
+              <w:t>=</w:t>
+            </w:r>
+            <w:proofErr w:type="gramStart"/>
+            <w:r>
+              <w:rPr>
+                <w:lang w:val="en-US"/>
+              </w:rPr>
+              <w:t>corp,DC</w:t>
+            </w:r>
+            <w:proofErr w:type="gramEnd"/>
+            <w:r>
+              <w:rPr>
+                <w:lang w:val="en-US"/>
+              </w:rPr>
+              <w:t>=</w:t>
+            </w:r>
+            <w:proofErr w:type="gramStart"/>
+            <w:r>
+              <w:rPr>
+                <w:lang w:val="en-US"/>
+              </w:rPr>
+              <w:t>voyageurtransportation,DC</w:t>
+            </w:r>
+            <w:proofErr w:type="gramEnd"/>
+            <w:r>
+              <w:rPr>
+                <w:lang w:val="en-US"/>
+              </w:rPr>
+              <w:t>=ca</w:t>
+            </w:r>
+          </w:p>
+        </w:tc>
+        <w:tc>
+          <w:tcPr>
+            <w:tcW w:w="1872" w:type="dxa"/>
+          </w:tcPr>
+          <w:p>
+            <w:pPr>
+              <w:rPr>
+                <w:lang w:val="en-US"/>
+              </w:rPr>
+            </w:pPr>
+          </w:p>
+        </w:tc>
+        <w:tc>
+          <w:tcPr>
+            <w:tcW w:w="1872" w:type="dxa"/>
+          </w:tcPr>
+          <w:p>
+            <w:pPr>
+              <w:rPr>
+                <w:lang w:val="en-US"/>
+              </w:rPr>
+            </w:pPr>
+            <w:r>
+              <w:rPr>
+                <w:lang w:val="en-US"/>
+              </w:rPr>
+              <w:t>CN=10.40.72.16/</w:t>
+            </w:r>
+            <w:proofErr w:type="gramStart"/>
+            <w:r>
+              <w:rPr>
+                <w:lang w:val="en-US"/>
+              </w:rPr>
+              <w:t>28,CN</w:t>
+            </w:r>
+            <w:proofErr w:type="gramEnd"/>
+            <w:r>
+              <w:rPr>
+                <w:lang w:val="en-US"/>
+              </w:rPr>
+              <w:t>=</w:t>
+            </w:r>
+            <w:proofErr w:type="gramStart"/>
+            <w:r>
+              <w:rPr>
+                <w:lang w:val="en-US"/>
+              </w:rPr>
+              <w:t>Subnets,CN</w:t>
+            </w:r>
+            <w:proofErr w:type="gramEnd"/>
+            <w:r>
+              <w:rPr>
+                <w:lang w:val="en-US"/>
+              </w:rPr>
+              <w:t>=</w:t>
+            </w:r>
+            <w:proofErr w:type="gramStart"/>
+            <w:r>
+              <w:rPr>
+                <w:lang w:val="en-US"/>
+              </w:rPr>
+              <w:t>Sites,CN</w:t>
+            </w:r>
+            <w:proofErr w:type="gramEnd"/>
+            <w:r>
+              <w:rPr>
+                <w:lang w:val="en-US"/>
+              </w:rPr>
+              <w:t>=</w:t>
+            </w:r>
+            <w:proofErr w:type="gramStart"/>
+            <w:r>
+              <w:rPr>
+                <w:lang w:val="en-US"/>
+              </w:rPr>
+              <w:t>Configuration,DC</w:t>
+            </w:r>
+            <w:proofErr w:type="gramEnd"/>
+            <w:r>
+              <w:rPr>
+                <w:lang w:val="en-US"/>
+              </w:rPr>
+              <w:t>=</w:t>
+            </w:r>
+            <w:proofErr w:type="gramStart"/>
+            <w:r>
+              <w:rPr>
+                <w:lang w:val="en-US"/>
+              </w:rPr>
+              <w:t>corp,DC</w:t>
+            </w:r>
+            <w:proofErr w:type="gramEnd"/>
+            <w:r>
+              <w:rPr>
+                <w:lang w:val="en-US"/>
+              </w:rPr>
+              <w:t>=</w:t>
+            </w:r>
+            <w:proofErr w:type="gramStart"/>
+            <w:r>
+              <w:rPr>
+                <w:lang w:val="en-US"/>
+              </w:rPr>
+              <w:t>voyageurtransportation,DC</w:t>
+            </w:r>
+            <w:proofErr w:type="gramEnd"/>
+            <w:r>
+              <w:rPr>
+                <w:lang w:val="en-US"/>
+              </w:rPr>
+              <w:t>=ca</w:t>
             </w:r>
           </w:p>
         </w:tc>
@@ -9946,37 +12861,191 @@
               <w:rPr>
                 <w:lang w:val="en-US"/>
               </w:rPr>
-              <w:t>CN=London970CoLo,CN=Sites,CN=Configuration,DC=corp,DC=voyageurtransportation,DC=ca</w:t>
-            </w:r>
-          </w:p>
-        </w:tc>
-        <w:tc>
-          <w:tcPr>
-            <w:tcW w:w="1872" w:type="dxa"/>
-          </w:tcPr>
-          <w:p>
-            <w:pPr>
-              <w:rPr>
-                <w:lang w:val="en-US"/>
-              </w:rPr>
-            </w:pPr>
-          </w:p>
-        </w:tc>
-        <w:tc>
-          <w:tcPr>
-            <w:tcW w:w="1872" w:type="dxa"/>
-          </w:tcPr>
-          <w:p>
-            <w:pPr>
-              <w:rPr>
-                <w:lang w:val="en-US"/>
-              </w:rPr>
-            </w:pPr>
-            <w:r>
-              <w:rPr>
-                <w:lang w:val="en-US"/>
-              </w:rPr>
-              <w:t>CN=10.40.72.32/28,CN=Subnets,CN=Sites,CN=Configuration,DC=corp,DC=voyageurtransportation,DC=ca</w:t>
+              <w:t>CN=London970</w:t>
+            </w:r>
+            <w:proofErr w:type="gramStart"/>
+            <w:r>
+              <w:rPr>
+                <w:lang w:val="en-US"/>
+              </w:rPr>
+              <w:t>CoLo,CN</w:t>
+            </w:r>
+            <w:proofErr w:type="gramEnd"/>
+            <w:r>
+              <w:rPr>
+                <w:lang w:val="en-US"/>
+              </w:rPr>
+              <w:t>=</w:t>
+            </w:r>
+            <w:proofErr w:type="gramStart"/>
+            <w:r>
+              <w:rPr>
+                <w:lang w:val="en-US"/>
+              </w:rPr>
+              <w:t>Sites,CN</w:t>
+            </w:r>
+            <w:proofErr w:type="gramEnd"/>
+            <w:r>
+              <w:rPr>
+                <w:lang w:val="en-US"/>
+              </w:rPr>
+              <w:t>=</w:t>
+            </w:r>
+            <w:proofErr w:type="gramStart"/>
+            <w:r>
+              <w:rPr>
+                <w:lang w:val="en-US"/>
+              </w:rPr>
+              <w:t>Configuration,DC</w:t>
+            </w:r>
+            <w:proofErr w:type="gramEnd"/>
+            <w:r>
+              <w:rPr>
+                <w:lang w:val="en-US"/>
+              </w:rPr>
+              <w:t>=</w:t>
+            </w:r>
+            <w:proofErr w:type="gramStart"/>
+            <w:r>
+              <w:rPr>
+                <w:lang w:val="en-US"/>
+              </w:rPr>
+              <w:t>corp,DC</w:t>
+            </w:r>
+            <w:proofErr w:type="gramEnd"/>
+            <w:r>
+              <w:rPr>
+                <w:lang w:val="en-US"/>
+              </w:rPr>
+              <w:t>=</w:t>
+            </w:r>
+            <w:proofErr w:type="gramStart"/>
+            <w:r>
+              <w:rPr>
+                <w:lang w:val="en-US"/>
+              </w:rPr>
+              <w:t>voyageurtransportation,DC</w:t>
+            </w:r>
+            <w:proofErr w:type="gramEnd"/>
+            <w:r>
+              <w:rPr>
+                <w:lang w:val="en-US"/>
+              </w:rPr>
+              <w:t>=ca</w:t>
+            </w:r>
+          </w:p>
+        </w:tc>
+        <w:tc>
+          <w:tcPr>
+            <w:tcW w:w="1872" w:type="dxa"/>
+          </w:tcPr>
+          <w:p>
+            <w:pPr>
+              <w:rPr>
+                <w:lang w:val="en-US"/>
+              </w:rPr>
+            </w:pPr>
+          </w:p>
+        </w:tc>
+        <w:tc>
+          <w:tcPr>
+            <w:tcW w:w="1872" w:type="dxa"/>
+          </w:tcPr>
+          <w:p>
+            <w:pPr>
+              <w:rPr>
+                <w:lang w:val="en-US"/>
+              </w:rPr>
+            </w:pPr>
+            <w:r>
+              <w:rPr>
+                <w:lang w:val="en-US"/>
+              </w:rPr>
+              <w:t>CN=10.40.72.32/</w:t>
+            </w:r>
+            <w:proofErr w:type="gramStart"/>
+            <w:r>
+              <w:rPr>
+                <w:lang w:val="en-US"/>
+              </w:rPr>
+              <w:t>28,CN</w:t>
+            </w:r>
+            <w:proofErr w:type="gramEnd"/>
+            <w:r>
+              <w:rPr>
+                <w:lang w:val="en-US"/>
+              </w:rPr>
+              <w:t>=</w:t>
+            </w:r>
+            <w:proofErr w:type="gramStart"/>
+            <w:r>
+              <w:rPr>
+                <w:lang w:val="en-US"/>
+              </w:rPr>
+              <w:t>Subnets,CN</w:t>
+            </w:r>
+            <w:proofErr w:type="gramEnd"/>
+            <w:r>
+              <w:rPr>
+                <w:lang w:val="en-US"/>
+              </w:rPr>
+              <w:t>=</w:t>
+            </w:r>
+            <w:proofErr w:type="gramStart"/>
+            <w:r>
+              <w:rPr>
+                <w:lang w:val="en-US"/>
+              </w:rPr>
+              <w:t>Sites,CN</w:t>
+            </w:r>
+            <w:proofErr w:type="gramEnd"/>
+            <w:r>
+              <w:rPr>
+                <w:lang w:val="en-US"/>
+              </w:rPr>
+              <w:t>=</w:t>
+            </w:r>
+            <w:proofErr w:type="gramStart"/>
+            <w:r>
+              <w:rPr>
+                <w:lang w:val="en-US"/>
+              </w:rPr>
+              <w:t>Configuration,DC</w:t>
+            </w:r>
+            <w:proofErr w:type="gramEnd"/>
+            <w:r>
+              <w:rPr>
+                <w:lang w:val="en-US"/>
+              </w:rPr>
+              <w:t>=</w:t>
+            </w:r>
+            <w:proofErr w:type="gramStart"/>
+            <w:r>
+              <w:rPr>
+                <w:lang w:val="en-US"/>
+              </w:rPr>
+              <w:t>corp,DC</w:t>
+            </w:r>
+            <w:proofErr w:type="gramEnd"/>
+            <w:r>
+              <w:rPr>
+                <w:lang w:val="en-US"/>
+              </w:rPr>
+              <w:t>=</w:t>
+            </w:r>
+            <w:proofErr w:type="gramStart"/>
+            <w:r>
+              <w:rPr>
+                <w:lang w:val="en-US"/>
+              </w:rPr>
+              <w:t>voyageurtransportation,DC</w:t>
+            </w:r>
+            <w:proofErr w:type="gramEnd"/>
+            <w:r>
+              <w:rPr>
+                <w:lang w:val="en-US"/>
+              </w:rPr>
+              <w:t>=ca</w:t>
             </w:r>
           </w:p>
         </w:tc>
@@ -10032,37 +13101,191 @@
               <w:rPr>
                 <w:lang w:val="en-US"/>
               </w:rPr>
-              <w:t>CN=London970CoLo,CN=Sites,CN=Configuration,DC=corp,DC=voyageurtransportation,DC=ca</w:t>
-            </w:r>
-          </w:p>
-        </w:tc>
-        <w:tc>
-          <w:tcPr>
-            <w:tcW w:w="1872" w:type="dxa"/>
-          </w:tcPr>
-          <w:p>
-            <w:pPr>
-              <w:rPr>
-                <w:lang w:val="en-US"/>
-              </w:rPr>
-            </w:pPr>
-          </w:p>
-        </w:tc>
-        <w:tc>
-          <w:tcPr>
-            <w:tcW w:w="1872" w:type="dxa"/>
-          </w:tcPr>
-          <w:p>
-            <w:pPr>
-              <w:rPr>
-                <w:lang w:val="en-US"/>
-              </w:rPr>
-            </w:pPr>
-            <w:r>
-              <w:rPr>
-                <w:lang w:val="en-US"/>
-              </w:rPr>
-              <w:t>CN=10.40.72.48/28,CN=Subnets,CN=Sites,CN=Configuration,DC=corp,DC=voyageurtransportation,DC=ca</w:t>
+              <w:t>CN=London970</w:t>
+            </w:r>
+            <w:proofErr w:type="gramStart"/>
+            <w:r>
+              <w:rPr>
+                <w:lang w:val="en-US"/>
+              </w:rPr>
+              <w:t>CoLo,CN</w:t>
+            </w:r>
+            <w:proofErr w:type="gramEnd"/>
+            <w:r>
+              <w:rPr>
+                <w:lang w:val="en-US"/>
+              </w:rPr>
+              <w:t>=</w:t>
+            </w:r>
+            <w:proofErr w:type="gramStart"/>
+            <w:r>
+              <w:rPr>
+                <w:lang w:val="en-US"/>
+              </w:rPr>
+              <w:t>Sites,CN</w:t>
+            </w:r>
+            <w:proofErr w:type="gramEnd"/>
+            <w:r>
+              <w:rPr>
+                <w:lang w:val="en-US"/>
+              </w:rPr>
+              <w:t>=</w:t>
+            </w:r>
+            <w:proofErr w:type="gramStart"/>
+            <w:r>
+              <w:rPr>
+                <w:lang w:val="en-US"/>
+              </w:rPr>
+              <w:t>Configuration,DC</w:t>
+            </w:r>
+            <w:proofErr w:type="gramEnd"/>
+            <w:r>
+              <w:rPr>
+                <w:lang w:val="en-US"/>
+              </w:rPr>
+              <w:t>=</w:t>
+            </w:r>
+            <w:proofErr w:type="gramStart"/>
+            <w:r>
+              <w:rPr>
+                <w:lang w:val="en-US"/>
+              </w:rPr>
+              <w:t>corp,DC</w:t>
+            </w:r>
+            <w:proofErr w:type="gramEnd"/>
+            <w:r>
+              <w:rPr>
+                <w:lang w:val="en-US"/>
+              </w:rPr>
+              <w:t>=</w:t>
+            </w:r>
+            <w:proofErr w:type="gramStart"/>
+            <w:r>
+              <w:rPr>
+                <w:lang w:val="en-US"/>
+              </w:rPr>
+              <w:t>voyageurtransportation,DC</w:t>
+            </w:r>
+            <w:proofErr w:type="gramEnd"/>
+            <w:r>
+              <w:rPr>
+                <w:lang w:val="en-US"/>
+              </w:rPr>
+              <w:t>=ca</w:t>
+            </w:r>
+          </w:p>
+        </w:tc>
+        <w:tc>
+          <w:tcPr>
+            <w:tcW w:w="1872" w:type="dxa"/>
+          </w:tcPr>
+          <w:p>
+            <w:pPr>
+              <w:rPr>
+                <w:lang w:val="en-US"/>
+              </w:rPr>
+            </w:pPr>
+          </w:p>
+        </w:tc>
+        <w:tc>
+          <w:tcPr>
+            <w:tcW w:w="1872" w:type="dxa"/>
+          </w:tcPr>
+          <w:p>
+            <w:pPr>
+              <w:rPr>
+                <w:lang w:val="en-US"/>
+              </w:rPr>
+            </w:pPr>
+            <w:r>
+              <w:rPr>
+                <w:lang w:val="en-US"/>
+              </w:rPr>
+              <w:t>CN=10.40.72.48/</w:t>
+            </w:r>
+            <w:proofErr w:type="gramStart"/>
+            <w:r>
+              <w:rPr>
+                <w:lang w:val="en-US"/>
+              </w:rPr>
+              <w:t>28,CN</w:t>
+            </w:r>
+            <w:proofErr w:type="gramEnd"/>
+            <w:r>
+              <w:rPr>
+                <w:lang w:val="en-US"/>
+              </w:rPr>
+              <w:t>=</w:t>
+            </w:r>
+            <w:proofErr w:type="gramStart"/>
+            <w:r>
+              <w:rPr>
+                <w:lang w:val="en-US"/>
+              </w:rPr>
+              <w:t>Subnets,CN</w:t>
+            </w:r>
+            <w:proofErr w:type="gramEnd"/>
+            <w:r>
+              <w:rPr>
+                <w:lang w:val="en-US"/>
+              </w:rPr>
+              <w:t>=</w:t>
+            </w:r>
+            <w:proofErr w:type="gramStart"/>
+            <w:r>
+              <w:rPr>
+                <w:lang w:val="en-US"/>
+              </w:rPr>
+              <w:t>Sites,CN</w:t>
+            </w:r>
+            <w:proofErr w:type="gramEnd"/>
+            <w:r>
+              <w:rPr>
+                <w:lang w:val="en-US"/>
+              </w:rPr>
+              <w:t>=</w:t>
+            </w:r>
+            <w:proofErr w:type="gramStart"/>
+            <w:r>
+              <w:rPr>
+                <w:lang w:val="en-US"/>
+              </w:rPr>
+              <w:t>Configuration,DC</w:t>
+            </w:r>
+            <w:proofErr w:type="gramEnd"/>
+            <w:r>
+              <w:rPr>
+                <w:lang w:val="en-US"/>
+              </w:rPr>
+              <w:t>=</w:t>
+            </w:r>
+            <w:proofErr w:type="gramStart"/>
+            <w:r>
+              <w:rPr>
+                <w:lang w:val="en-US"/>
+              </w:rPr>
+              <w:t>corp,DC</w:t>
+            </w:r>
+            <w:proofErr w:type="gramEnd"/>
+            <w:r>
+              <w:rPr>
+                <w:lang w:val="en-US"/>
+              </w:rPr>
+              <w:t>=</w:t>
+            </w:r>
+            <w:proofErr w:type="gramStart"/>
+            <w:r>
+              <w:rPr>
+                <w:lang w:val="en-US"/>
+              </w:rPr>
+              <w:t>voyageurtransportation,DC</w:t>
+            </w:r>
+            <w:proofErr w:type="gramEnd"/>
+            <w:r>
+              <w:rPr>
+                <w:lang w:val="en-US"/>
+              </w:rPr>
+              <w:t>=ca</w:t>
             </w:r>
           </w:p>
         </w:tc>
@@ -10115,37 +13338,191 @@
               <w:rPr>
                 <w:lang w:val="en-US"/>
               </w:rPr>
-              <w:t>CN=London970CoLo,CN=Sites,CN=Configuration,DC=corp,DC=voyageurtransportation,DC=ca</w:t>
-            </w:r>
-          </w:p>
-        </w:tc>
-        <w:tc>
-          <w:tcPr>
-            <w:tcW w:w="1872" w:type="dxa"/>
-          </w:tcPr>
-          <w:p>
-            <w:pPr>
-              <w:rPr>
-                <w:lang w:val="en-US"/>
-              </w:rPr>
-            </w:pPr>
-          </w:p>
-        </w:tc>
-        <w:tc>
-          <w:tcPr>
-            <w:tcW w:w="1872" w:type="dxa"/>
-          </w:tcPr>
-          <w:p>
-            <w:pPr>
-              <w:rPr>
-                <w:lang w:val="en-US"/>
-              </w:rPr>
-            </w:pPr>
-            <w:r>
-              <w:rPr>
-                <w:lang w:val="en-US"/>
-              </w:rPr>
-              <w:t>CN=10.40.72.64/27,CN=Subnets,CN=Sites,CN=Configuration,DC=corp,DC=voyageurtransportation,DC=ca</w:t>
+              <w:t>CN=London970</w:t>
+            </w:r>
+            <w:proofErr w:type="gramStart"/>
+            <w:r>
+              <w:rPr>
+                <w:lang w:val="en-US"/>
+              </w:rPr>
+              <w:t>CoLo,CN</w:t>
+            </w:r>
+            <w:proofErr w:type="gramEnd"/>
+            <w:r>
+              <w:rPr>
+                <w:lang w:val="en-US"/>
+              </w:rPr>
+              <w:t>=</w:t>
+            </w:r>
+            <w:proofErr w:type="gramStart"/>
+            <w:r>
+              <w:rPr>
+                <w:lang w:val="en-US"/>
+              </w:rPr>
+              <w:t>Sites,CN</w:t>
+            </w:r>
+            <w:proofErr w:type="gramEnd"/>
+            <w:r>
+              <w:rPr>
+                <w:lang w:val="en-US"/>
+              </w:rPr>
+              <w:t>=</w:t>
+            </w:r>
+            <w:proofErr w:type="gramStart"/>
+            <w:r>
+              <w:rPr>
+                <w:lang w:val="en-US"/>
+              </w:rPr>
+              <w:t>Configuration,DC</w:t>
+            </w:r>
+            <w:proofErr w:type="gramEnd"/>
+            <w:r>
+              <w:rPr>
+                <w:lang w:val="en-US"/>
+              </w:rPr>
+              <w:t>=</w:t>
+            </w:r>
+            <w:proofErr w:type="gramStart"/>
+            <w:r>
+              <w:rPr>
+                <w:lang w:val="en-US"/>
+              </w:rPr>
+              <w:t>corp,DC</w:t>
+            </w:r>
+            <w:proofErr w:type="gramEnd"/>
+            <w:r>
+              <w:rPr>
+                <w:lang w:val="en-US"/>
+              </w:rPr>
+              <w:t>=</w:t>
+            </w:r>
+            <w:proofErr w:type="gramStart"/>
+            <w:r>
+              <w:rPr>
+                <w:lang w:val="en-US"/>
+              </w:rPr>
+              <w:t>voyageurtransportation,DC</w:t>
+            </w:r>
+            <w:proofErr w:type="gramEnd"/>
+            <w:r>
+              <w:rPr>
+                <w:lang w:val="en-US"/>
+              </w:rPr>
+              <w:t>=ca</w:t>
+            </w:r>
+          </w:p>
+        </w:tc>
+        <w:tc>
+          <w:tcPr>
+            <w:tcW w:w="1872" w:type="dxa"/>
+          </w:tcPr>
+          <w:p>
+            <w:pPr>
+              <w:rPr>
+                <w:lang w:val="en-US"/>
+              </w:rPr>
+            </w:pPr>
+          </w:p>
+        </w:tc>
+        <w:tc>
+          <w:tcPr>
+            <w:tcW w:w="1872" w:type="dxa"/>
+          </w:tcPr>
+          <w:p>
+            <w:pPr>
+              <w:rPr>
+                <w:lang w:val="en-US"/>
+              </w:rPr>
+            </w:pPr>
+            <w:r>
+              <w:rPr>
+                <w:lang w:val="en-US"/>
+              </w:rPr>
+              <w:t>CN=10.40.72.64/</w:t>
+            </w:r>
+            <w:proofErr w:type="gramStart"/>
+            <w:r>
+              <w:rPr>
+                <w:lang w:val="en-US"/>
+              </w:rPr>
+              <w:t>27,CN</w:t>
+            </w:r>
+            <w:proofErr w:type="gramEnd"/>
+            <w:r>
+              <w:rPr>
+                <w:lang w:val="en-US"/>
+              </w:rPr>
+              <w:t>=</w:t>
+            </w:r>
+            <w:proofErr w:type="gramStart"/>
+            <w:r>
+              <w:rPr>
+                <w:lang w:val="en-US"/>
+              </w:rPr>
+              <w:t>Subnets,CN</w:t>
+            </w:r>
+            <w:proofErr w:type="gramEnd"/>
+            <w:r>
+              <w:rPr>
+                <w:lang w:val="en-US"/>
+              </w:rPr>
+              <w:t>=</w:t>
+            </w:r>
+            <w:proofErr w:type="gramStart"/>
+            <w:r>
+              <w:rPr>
+                <w:lang w:val="en-US"/>
+              </w:rPr>
+              <w:t>Sites,CN</w:t>
+            </w:r>
+            <w:proofErr w:type="gramEnd"/>
+            <w:r>
+              <w:rPr>
+                <w:lang w:val="en-US"/>
+              </w:rPr>
+              <w:t>=</w:t>
+            </w:r>
+            <w:proofErr w:type="gramStart"/>
+            <w:r>
+              <w:rPr>
+                <w:lang w:val="en-US"/>
+              </w:rPr>
+              <w:t>Configuration,DC</w:t>
+            </w:r>
+            <w:proofErr w:type="gramEnd"/>
+            <w:r>
+              <w:rPr>
+                <w:lang w:val="en-US"/>
+              </w:rPr>
+              <w:t>=</w:t>
+            </w:r>
+            <w:proofErr w:type="gramStart"/>
+            <w:r>
+              <w:rPr>
+                <w:lang w:val="en-US"/>
+              </w:rPr>
+              <w:t>corp,DC</w:t>
+            </w:r>
+            <w:proofErr w:type="gramEnd"/>
+            <w:r>
+              <w:rPr>
+                <w:lang w:val="en-US"/>
+              </w:rPr>
+              <w:t>=</w:t>
+            </w:r>
+            <w:proofErr w:type="gramStart"/>
+            <w:r>
+              <w:rPr>
+                <w:lang w:val="en-US"/>
+              </w:rPr>
+              <w:t>voyageurtransportation,DC</w:t>
+            </w:r>
+            <w:proofErr w:type="gramEnd"/>
+            <w:r>
+              <w:rPr>
+                <w:lang w:val="en-US"/>
+              </w:rPr>
+              <w:t>=ca</w:t>
             </w:r>
           </w:p>
         </w:tc>
@@ -10201,37 +13578,191 @@
               <w:rPr>
                 <w:lang w:val="en-US"/>
               </w:rPr>
-              <w:t>CN=London970CoLo,CN=Sites,CN=Configuration,DC=corp,DC=voyageurtransportation,DC=ca</w:t>
-            </w:r>
-          </w:p>
-        </w:tc>
-        <w:tc>
-          <w:tcPr>
-            <w:tcW w:w="1872" w:type="dxa"/>
-          </w:tcPr>
-          <w:p>
-            <w:pPr>
-              <w:rPr>
-                <w:lang w:val="en-US"/>
-              </w:rPr>
-            </w:pPr>
-          </w:p>
-        </w:tc>
-        <w:tc>
-          <w:tcPr>
-            <w:tcW w:w="1872" w:type="dxa"/>
-          </w:tcPr>
-          <w:p>
-            <w:pPr>
-              <w:rPr>
-                <w:lang w:val="en-US"/>
-              </w:rPr>
-            </w:pPr>
-            <w:r>
-              <w:rPr>
-                <w:lang w:val="en-US"/>
-              </w:rPr>
-              <w:t>CN=10.40.72.96/27,CN=Subnets,CN=Sites,CN=Configuration,DC=corp,DC=voyageurtransportation,DC=ca</w:t>
+              <w:t>CN=London970</w:t>
+            </w:r>
+            <w:proofErr w:type="gramStart"/>
+            <w:r>
+              <w:rPr>
+                <w:lang w:val="en-US"/>
+              </w:rPr>
+              <w:t>CoLo,CN</w:t>
+            </w:r>
+            <w:proofErr w:type="gramEnd"/>
+            <w:r>
+              <w:rPr>
+                <w:lang w:val="en-US"/>
+              </w:rPr>
+              <w:t>=</w:t>
+            </w:r>
+            <w:proofErr w:type="gramStart"/>
+            <w:r>
+              <w:rPr>
+                <w:lang w:val="en-US"/>
+              </w:rPr>
+              <w:t>Sites,CN</w:t>
+            </w:r>
+            <w:proofErr w:type="gramEnd"/>
+            <w:r>
+              <w:rPr>
+                <w:lang w:val="en-US"/>
+              </w:rPr>
+              <w:t>=</w:t>
+            </w:r>
+            <w:proofErr w:type="gramStart"/>
+            <w:r>
+              <w:rPr>
+                <w:lang w:val="en-US"/>
+              </w:rPr>
+              <w:t>Configuration,DC</w:t>
+            </w:r>
+            <w:proofErr w:type="gramEnd"/>
+            <w:r>
+              <w:rPr>
+                <w:lang w:val="en-US"/>
+              </w:rPr>
+              <w:t>=</w:t>
+            </w:r>
+            <w:proofErr w:type="gramStart"/>
+            <w:r>
+              <w:rPr>
+                <w:lang w:val="en-US"/>
+              </w:rPr>
+              <w:t>corp,DC</w:t>
+            </w:r>
+            <w:proofErr w:type="gramEnd"/>
+            <w:r>
+              <w:rPr>
+                <w:lang w:val="en-US"/>
+              </w:rPr>
+              <w:t>=</w:t>
+            </w:r>
+            <w:proofErr w:type="gramStart"/>
+            <w:r>
+              <w:rPr>
+                <w:lang w:val="en-US"/>
+              </w:rPr>
+              <w:t>voyageurtransportation,DC</w:t>
+            </w:r>
+            <w:proofErr w:type="gramEnd"/>
+            <w:r>
+              <w:rPr>
+                <w:lang w:val="en-US"/>
+              </w:rPr>
+              <w:t>=ca</w:t>
+            </w:r>
+          </w:p>
+        </w:tc>
+        <w:tc>
+          <w:tcPr>
+            <w:tcW w:w="1872" w:type="dxa"/>
+          </w:tcPr>
+          <w:p>
+            <w:pPr>
+              <w:rPr>
+                <w:lang w:val="en-US"/>
+              </w:rPr>
+            </w:pPr>
+          </w:p>
+        </w:tc>
+        <w:tc>
+          <w:tcPr>
+            <w:tcW w:w="1872" w:type="dxa"/>
+          </w:tcPr>
+          <w:p>
+            <w:pPr>
+              <w:rPr>
+                <w:lang w:val="en-US"/>
+              </w:rPr>
+            </w:pPr>
+            <w:r>
+              <w:rPr>
+                <w:lang w:val="en-US"/>
+              </w:rPr>
+              <w:t>CN=10.40.72.96/</w:t>
+            </w:r>
+            <w:proofErr w:type="gramStart"/>
+            <w:r>
+              <w:rPr>
+                <w:lang w:val="en-US"/>
+              </w:rPr>
+              <w:t>27,CN</w:t>
+            </w:r>
+            <w:proofErr w:type="gramEnd"/>
+            <w:r>
+              <w:rPr>
+                <w:lang w:val="en-US"/>
+              </w:rPr>
+              <w:t>=</w:t>
+            </w:r>
+            <w:proofErr w:type="gramStart"/>
+            <w:r>
+              <w:rPr>
+                <w:lang w:val="en-US"/>
+              </w:rPr>
+              <w:t>Subnets,CN</w:t>
+            </w:r>
+            <w:proofErr w:type="gramEnd"/>
+            <w:r>
+              <w:rPr>
+                <w:lang w:val="en-US"/>
+              </w:rPr>
+              <w:t>=</w:t>
+            </w:r>
+            <w:proofErr w:type="gramStart"/>
+            <w:r>
+              <w:rPr>
+                <w:lang w:val="en-US"/>
+              </w:rPr>
+              <w:t>Sites,CN</w:t>
+            </w:r>
+            <w:proofErr w:type="gramEnd"/>
+            <w:r>
+              <w:rPr>
+                <w:lang w:val="en-US"/>
+              </w:rPr>
+              <w:t>=</w:t>
+            </w:r>
+            <w:proofErr w:type="gramStart"/>
+            <w:r>
+              <w:rPr>
+                <w:lang w:val="en-US"/>
+              </w:rPr>
+              <w:t>Configuration,DC</w:t>
+            </w:r>
+            <w:proofErr w:type="gramEnd"/>
+            <w:r>
+              <w:rPr>
+                <w:lang w:val="en-US"/>
+              </w:rPr>
+              <w:t>=</w:t>
+            </w:r>
+            <w:proofErr w:type="gramStart"/>
+            <w:r>
+              <w:rPr>
+                <w:lang w:val="en-US"/>
+              </w:rPr>
+              <w:t>corp,DC</w:t>
+            </w:r>
+            <w:proofErr w:type="gramEnd"/>
+            <w:r>
+              <w:rPr>
+                <w:lang w:val="en-US"/>
+              </w:rPr>
+              <w:t>=</w:t>
+            </w:r>
+            <w:proofErr w:type="gramStart"/>
+            <w:r>
+              <w:rPr>
+                <w:lang w:val="en-US"/>
+              </w:rPr>
+              <w:t>voyageurtransportation,DC</w:t>
+            </w:r>
+            <w:proofErr w:type="gramEnd"/>
+            <w:r>
+              <w:rPr>
+                <w:lang w:val="en-US"/>
+              </w:rPr>
+              <w:t>=ca</w:t>
             </w:r>
           </w:p>
         </w:tc>
@@ -10284,37 +13815,191 @@
               <w:rPr>
                 <w:lang w:val="en-US"/>
               </w:rPr>
-              <w:t>CN=London970CoLo,CN=Sites,CN=Configuration,DC=corp,DC=voyageurtransportation,DC=ca</w:t>
-            </w:r>
-          </w:p>
-        </w:tc>
-        <w:tc>
-          <w:tcPr>
-            <w:tcW w:w="1872" w:type="dxa"/>
-          </w:tcPr>
-          <w:p>
-            <w:pPr>
-              <w:rPr>
-                <w:lang w:val="en-US"/>
-              </w:rPr>
-            </w:pPr>
-          </w:p>
-        </w:tc>
-        <w:tc>
-          <w:tcPr>
-            <w:tcW w:w="1872" w:type="dxa"/>
-          </w:tcPr>
-          <w:p>
-            <w:pPr>
-              <w:rPr>
-                <w:lang w:val="en-US"/>
-              </w:rPr>
-            </w:pPr>
-            <w:r>
-              <w:rPr>
-                <w:lang w:val="en-US"/>
-              </w:rPr>
-              <w:t>CN=10.40.72.128/27,CN=Subnets,CN=Sites,CN=Configuration,DC=corp,DC=voyageurtransportation,DC=ca</w:t>
+              <w:t>CN=London970</w:t>
+            </w:r>
+            <w:proofErr w:type="gramStart"/>
+            <w:r>
+              <w:rPr>
+                <w:lang w:val="en-US"/>
+              </w:rPr>
+              <w:t>CoLo,CN</w:t>
+            </w:r>
+            <w:proofErr w:type="gramEnd"/>
+            <w:r>
+              <w:rPr>
+                <w:lang w:val="en-US"/>
+              </w:rPr>
+              <w:t>=</w:t>
+            </w:r>
+            <w:proofErr w:type="gramStart"/>
+            <w:r>
+              <w:rPr>
+                <w:lang w:val="en-US"/>
+              </w:rPr>
+              <w:t>Sites,CN</w:t>
+            </w:r>
+            <w:proofErr w:type="gramEnd"/>
+            <w:r>
+              <w:rPr>
+                <w:lang w:val="en-US"/>
+              </w:rPr>
+              <w:t>=</w:t>
+            </w:r>
+            <w:proofErr w:type="gramStart"/>
+            <w:r>
+              <w:rPr>
+                <w:lang w:val="en-US"/>
+              </w:rPr>
+              <w:t>Configuration,DC</w:t>
+            </w:r>
+            <w:proofErr w:type="gramEnd"/>
+            <w:r>
+              <w:rPr>
+                <w:lang w:val="en-US"/>
+              </w:rPr>
+              <w:t>=</w:t>
+            </w:r>
+            <w:proofErr w:type="gramStart"/>
+            <w:r>
+              <w:rPr>
+                <w:lang w:val="en-US"/>
+              </w:rPr>
+              <w:t>corp,DC</w:t>
+            </w:r>
+            <w:proofErr w:type="gramEnd"/>
+            <w:r>
+              <w:rPr>
+                <w:lang w:val="en-US"/>
+              </w:rPr>
+              <w:t>=</w:t>
+            </w:r>
+            <w:proofErr w:type="gramStart"/>
+            <w:r>
+              <w:rPr>
+                <w:lang w:val="en-US"/>
+              </w:rPr>
+              <w:t>voyageurtransportation,DC</w:t>
+            </w:r>
+            <w:proofErr w:type="gramEnd"/>
+            <w:r>
+              <w:rPr>
+                <w:lang w:val="en-US"/>
+              </w:rPr>
+              <w:t>=ca</w:t>
+            </w:r>
+          </w:p>
+        </w:tc>
+        <w:tc>
+          <w:tcPr>
+            <w:tcW w:w="1872" w:type="dxa"/>
+          </w:tcPr>
+          <w:p>
+            <w:pPr>
+              <w:rPr>
+                <w:lang w:val="en-US"/>
+              </w:rPr>
+            </w:pPr>
+          </w:p>
+        </w:tc>
+        <w:tc>
+          <w:tcPr>
+            <w:tcW w:w="1872" w:type="dxa"/>
+          </w:tcPr>
+          <w:p>
+            <w:pPr>
+              <w:rPr>
+                <w:lang w:val="en-US"/>
+              </w:rPr>
+            </w:pPr>
+            <w:r>
+              <w:rPr>
+                <w:lang w:val="en-US"/>
+              </w:rPr>
+              <w:t>CN=10.40.72.128/</w:t>
+            </w:r>
+            <w:proofErr w:type="gramStart"/>
+            <w:r>
+              <w:rPr>
+                <w:lang w:val="en-US"/>
+              </w:rPr>
+              <w:t>27,CN</w:t>
+            </w:r>
+            <w:proofErr w:type="gramEnd"/>
+            <w:r>
+              <w:rPr>
+                <w:lang w:val="en-US"/>
+              </w:rPr>
+              <w:t>=</w:t>
+            </w:r>
+            <w:proofErr w:type="gramStart"/>
+            <w:r>
+              <w:rPr>
+                <w:lang w:val="en-US"/>
+              </w:rPr>
+              <w:t>Subnets,CN</w:t>
+            </w:r>
+            <w:proofErr w:type="gramEnd"/>
+            <w:r>
+              <w:rPr>
+                <w:lang w:val="en-US"/>
+              </w:rPr>
+              <w:t>=</w:t>
+            </w:r>
+            <w:proofErr w:type="gramStart"/>
+            <w:r>
+              <w:rPr>
+                <w:lang w:val="en-US"/>
+              </w:rPr>
+              <w:t>Sites,CN</w:t>
+            </w:r>
+            <w:proofErr w:type="gramEnd"/>
+            <w:r>
+              <w:rPr>
+                <w:lang w:val="en-US"/>
+              </w:rPr>
+              <w:t>=</w:t>
+            </w:r>
+            <w:proofErr w:type="gramStart"/>
+            <w:r>
+              <w:rPr>
+                <w:lang w:val="en-US"/>
+              </w:rPr>
+              <w:t>Configuration,DC</w:t>
+            </w:r>
+            <w:proofErr w:type="gramEnd"/>
+            <w:r>
+              <w:rPr>
+                <w:lang w:val="en-US"/>
+              </w:rPr>
+              <w:t>=</w:t>
+            </w:r>
+            <w:proofErr w:type="gramStart"/>
+            <w:r>
+              <w:rPr>
+                <w:lang w:val="en-US"/>
+              </w:rPr>
+              <w:t>corp,DC</w:t>
+            </w:r>
+            <w:proofErr w:type="gramEnd"/>
+            <w:r>
+              <w:rPr>
+                <w:lang w:val="en-US"/>
+              </w:rPr>
+              <w:t>=</w:t>
+            </w:r>
+            <w:proofErr w:type="gramStart"/>
+            <w:r>
+              <w:rPr>
+                <w:lang w:val="en-US"/>
+              </w:rPr>
+              <w:t>voyageurtransportation,DC</w:t>
+            </w:r>
+            <w:proofErr w:type="gramEnd"/>
+            <w:r>
+              <w:rPr>
+                <w:lang w:val="en-US"/>
+              </w:rPr>
+              <w:t>=ca</w:t>
             </w:r>
           </w:p>
         </w:tc>
@@ -10370,37 +14055,191 @@
               <w:rPr>
                 <w:lang w:val="en-US"/>
               </w:rPr>
-              <w:t>CN=London970CoLo,CN=Sites,CN=Configuration,DC=corp,DC=voyageurtransportation,DC=ca</w:t>
-            </w:r>
-          </w:p>
-        </w:tc>
-        <w:tc>
-          <w:tcPr>
-            <w:tcW w:w="1872" w:type="dxa"/>
-          </w:tcPr>
-          <w:p>
-            <w:pPr>
-              <w:rPr>
-                <w:lang w:val="en-US"/>
-              </w:rPr>
-            </w:pPr>
-          </w:p>
-        </w:tc>
-        <w:tc>
-          <w:tcPr>
-            <w:tcW w:w="1872" w:type="dxa"/>
-          </w:tcPr>
-          <w:p>
-            <w:pPr>
-              <w:rPr>
-                <w:lang w:val="en-US"/>
-              </w:rPr>
-            </w:pPr>
-            <w:r>
-              <w:rPr>
-                <w:lang w:val="en-US"/>
-              </w:rPr>
-              <w:t>CN=10.40.72.160/27,CN=Subnets,CN=Sites,CN=Configuration,DC=corp,DC=voyageurtransportation,DC=ca</w:t>
+              <w:t>CN=London970</w:t>
+            </w:r>
+            <w:proofErr w:type="gramStart"/>
+            <w:r>
+              <w:rPr>
+                <w:lang w:val="en-US"/>
+              </w:rPr>
+              <w:t>CoLo,CN</w:t>
+            </w:r>
+            <w:proofErr w:type="gramEnd"/>
+            <w:r>
+              <w:rPr>
+                <w:lang w:val="en-US"/>
+              </w:rPr>
+              <w:t>=</w:t>
+            </w:r>
+            <w:proofErr w:type="gramStart"/>
+            <w:r>
+              <w:rPr>
+                <w:lang w:val="en-US"/>
+              </w:rPr>
+              <w:t>Sites,CN</w:t>
+            </w:r>
+            <w:proofErr w:type="gramEnd"/>
+            <w:r>
+              <w:rPr>
+                <w:lang w:val="en-US"/>
+              </w:rPr>
+              <w:t>=</w:t>
+            </w:r>
+            <w:proofErr w:type="gramStart"/>
+            <w:r>
+              <w:rPr>
+                <w:lang w:val="en-US"/>
+              </w:rPr>
+              <w:t>Configuration,DC</w:t>
+            </w:r>
+            <w:proofErr w:type="gramEnd"/>
+            <w:r>
+              <w:rPr>
+                <w:lang w:val="en-US"/>
+              </w:rPr>
+              <w:t>=</w:t>
+            </w:r>
+            <w:proofErr w:type="gramStart"/>
+            <w:r>
+              <w:rPr>
+                <w:lang w:val="en-US"/>
+              </w:rPr>
+              <w:t>corp,DC</w:t>
+            </w:r>
+            <w:proofErr w:type="gramEnd"/>
+            <w:r>
+              <w:rPr>
+                <w:lang w:val="en-US"/>
+              </w:rPr>
+              <w:t>=</w:t>
+            </w:r>
+            <w:proofErr w:type="gramStart"/>
+            <w:r>
+              <w:rPr>
+                <w:lang w:val="en-US"/>
+              </w:rPr>
+              <w:t>voyageurtransportation,DC</w:t>
+            </w:r>
+            <w:proofErr w:type="gramEnd"/>
+            <w:r>
+              <w:rPr>
+                <w:lang w:val="en-US"/>
+              </w:rPr>
+              <w:t>=ca</w:t>
+            </w:r>
+          </w:p>
+        </w:tc>
+        <w:tc>
+          <w:tcPr>
+            <w:tcW w:w="1872" w:type="dxa"/>
+          </w:tcPr>
+          <w:p>
+            <w:pPr>
+              <w:rPr>
+                <w:lang w:val="en-US"/>
+              </w:rPr>
+            </w:pPr>
+          </w:p>
+        </w:tc>
+        <w:tc>
+          <w:tcPr>
+            <w:tcW w:w="1872" w:type="dxa"/>
+          </w:tcPr>
+          <w:p>
+            <w:pPr>
+              <w:rPr>
+                <w:lang w:val="en-US"/>
+              </w:rPr>
+            </w:pPr>
+            <w:r>
+              <w:rPr>
+                <w:lang w:val="en-US"/>
+              </w:rPr>
+              <w:t>CN=10.40.72.160/</w:t>
+            </w:r>
+            <w:proofErr w:type="gramStart"/>
+            <w:r>
+              <w:rPr>
+                <w:lang w:val="en-US"/>
+              </w:rPr>
+              <w:t>27,CN</w:t>
+            </w:r>
+            <w:proofErr w:type="gramEnd"/>
+            <w:r>
+              <w:rPr>
+                <w:lang w:val="en-US"/>
+              </w:rPr>
+              <w:t>=</w:t>
+            </w:r>
+            <w:proofErr w:type="gramStart"/>
+            <w:r>
+              <w:rPr>
+                <w:lang w:val="en-US"/>
+              </w:rPr>
+              <w:t>Subnets,CN</w:t>
+            </w:r>
+            <w:proofErr w:type="gramEnd"/>
+            <w:r>
+              <w:rPr>
+                <w:lang w:val="en-US"/>
+              </w:rPr>
+              <w:t>=</w:t>
+            </w:r>
+            <w:proofErr w:type="gramStart"/>
+            <w:r>
+              <w:rPr>
+                <w:lang w:val="en-US"/>
+              </w:rPr>
+              <w:t>Sites,CN</w:t>
+            </w:r>
+            <w:proofErr w:type="gramEnd"/>
+            <w:r>
+              <w:rPr>
+                <w:lang w:val="en-US"/>
+              </w:rPr>
+              <w:t>=</w:t>
+            </w:r>
+            <w:proofErr w:type="gramStart"/>
+            <w:r>
+              <w:rPr>
+                <w:lang w:val="en-US"/>
+              </w:rPr>
+              <w:t>Configuration,DC</w:t>
+            </w:r>
+            <w:proofErr w:type="gramEnd"/>
+            <w:r>
+              <w:rPr>
+                <w:lang w:val="en-US"/>
+              </w:rPr>
+              <w:t>=</w:t>
+            </w:r>
+            <w:proofErr w:type="gramStart"/>
+            <w:r>
+              <w:rPr>
+                <w:lang w:val="en-US"/>
+              </w:rPr>
+              <w:t>corp,DC</w:t>
+            </w:r>
+            <w:proofErr w:type="gramEnd"/>
+            <w:r>
+              <w:rPr>
+                <w:lang w:val="en-US"/>
+              </w:rPr>
+              <w:t>=</w:t>
+            </w:r>
+            <w:proofErr w:type="gramStart"/>
+            <w:r>
+              <w:rPr>
+                <w:lang w:val="en-US"/>
+              </w:rPr>
+              <w:t>voyageurtransportation,DC</w:t>
+            </w:r>
+            <w:proofErr w:type="gramEnd"/>
+            <w:r>
+              <w:rPr>
+                <w:lang w:val="en-US"/>
+              </w:rPr>
+              <w:t>=ca</w:t>
             </w:r>
           </w:p>
         </w:tc>
@@ -10453,37 +14292,191 @@
               <w:rPr>
                 <w:lang w:val="en-US"/>
               </w:rPr>
-              <w:t>CN=London970CoLo,CN=Sites,CN=Configuration,DC=corp,DC=voyageurtransportation,DC=ca</w:t>
-            </w:r>
-          </w:p>
-        </w:tc>
-        <w:tc>
-          <w:tcPr>
-            <w:tcW w:w="1872" w:type="dxa"/>
-          </w:tcPr>
-          <w:p>
-            <w:pPr>
-              <w:rPr>
-                <w:lang w:val="en-US"/>
-              </w:rPr>
-            </w:pPr>
-          </w:p>
-        </w:tc>
-        <w:tc>
-          <w:tcPr>
-            <w:tcW w:w="1872" w:type="dxa"/>
-          </w:tcPr>
-          <w:p>
-            <w:pPr>
-              <w:rPr>
-                <w:lang w:val="en-US"/>
-              </w:rPr>
-            </w:pPr>
-            <w:r>
-              <w:rPr>
-                <w:lang w:val="en-US"/>
-              </w:rPr>
-              <w:t>CN=10.40.72.192/26,CN=Subnets,CN=Sites,CN=Configuration,DC=corp,DC=voyageurtransportation,DC=ca</w:t>
+              <w:t>CN=London970</w:t>
+            </w:r>
+            <w:proofErr w:type="gramStart"/>
+            <w:r>
+              <w:rPr>
+                <w:lang w:val="en-US"/>
+              </w:rPr>
+              <w:t>CoLo,CN</w:t>
+            </w:r>
+            <w:proofErr w:type="gramEnd"/>
+            <w:r>
+              <w:rPr>
+                <w:lang w:val="en-US"/>
+              </w:rPr>
+              <w:t>=</w:t>
+            </w:r>
+            <w:proofErr w:type="gramStart"/>
+            <w:r>
+              <w:rPr>
+                <w:lang w:val="en-US"/>
+              </w:rPr>
+              <w:t>Sites,CN</w:t>
+            </w:r>
+            <w:proofErr w:type="gramEnd"/>
+            <w:r>
+              <w:rPr>
+                <w:lang w:val="en-US"/>
+              </w:rPr>
+              <w:t>=</w:t>
+            </w:r>
+            <w:proofErr w:type="gramStart"/>
+            <w:r>
+              <w:rPr>
+                <w:lang w:val="en-US"/>
+              </w:rPr>
+              <w:t>Configuration,DC</w:t>
+            </w:r>
+            <w:proofErr w:type="gramEnd"/>
+            <w:r>
+              <w:rPr>
+                <w:lang w:val="en-US"/>
+              </w:rPr>
+              <w:t>=</w:t>
+            </w:r>
+            <w:proofErr w:type="gramStart"/>
+            <w:r>
+              <w:rPr>
+                <w:lang w:val="en-US"/>
+              </w:rPr>
+              <w:t>corp,DC</w:t>
+            </w:r>
+            <w:proofErr w:type="gramEnd"/>
+            <w:r>
+              <w:rPr>
+                <w:lang w:val="en-US"/>
+              </w:rPr>
+              <w:t>=</w:t>
+            </w:r>
+            <w:proofErr w:type="gramStart"/>
+            <w:r>
+              <w:rPr>
+                <w:lang w:val="en-US"/>
+              </w:rPr>
+              <w:t>voyageurtransportation,DC</w:t>
+            </w:r>
+            <w:proofErr w:type="gramEnd"/>
+            <w:r>
+              <w:rPr>
+                <w:lang w:val="en-US"/>
+              </w:rPr>
+              <w:t>=ca</w:t>
+            </w:r>
+          </w:p>
+        </w:tc>
+        <w:tc>
+          <w:tcPr>
+            <w:tcW w:w="1872" w:type="dxa"/>
+          </w:tcPr>
+          <w:p>
+            <w:pPr>
+              <w:rPr>
+                <w:lang w:val="en-US"/>
+              </w:rPr>
+            </w:pPr>
+          </w:p>
+        </w:tc>
+        <w:tc>
+          <w:tcPr>
+            <w:tcW w:w="1872" w:type="dxa"/>
+          </w:tcPr>
+          <w:p>
+            <w:pPr>
+              <w:rPr>
+                <w:lang w:val="en-US"/>
+              </w:rPr>
+            </w:pPr>
+            <w:r>
+              <w:rPr>
+                <w:lang w:val="en-US"/>
+              </w:rPr>
+              <w:t>CN=10.40.72.192/</w:t>
+            </w:r>
+            <w:proofErr w:type="gramStart"/>
+            <w:r>
+              <w:rPr>
+                <w:lang w:val="en-US"/>
+              </w:rPr>
+              <w:t>26,CN</w:t>
+            </w:r>
+            <w:proofErr w:type="gramEnd"/>
+            <w:r>
+              <w:rPr>
+                <w:lang w:val="en-US"/>
+              </w:rPr>
+              <w:t>=</w:t>
+            </w:r>
+            <w:proofErr w:type="gramStart"/>
+            <w:r>
+              <w:rPr>
+                <w:lang w:val="en-US"/>
+              </w:rPr>
+              <w:t>Subnets,CN</w:t>
+            </w:r>
+            <w:proofErr w:type="gramEnd"/>
+            <w:r>
+              <w:rPr>
+                <w:lang w:val="en-US"/>
+              </w:rPr>
+              <w:t>=</w:t>
+            </w:r>
+            <w:proofErr w:type="gramStart"/>
+            <w:r>
+              <w:rPr>
+                <w:lang w:val="en-US"/>
+              </w:rPr>
+              <w:t>Sites,CN</w:t>
+            </w:r>
+            <w:proofErr w:type="gramEnd"/>
+            <w:r>
+              <w:rPr>
+                <w:lang w:val="en-US"/>
+              </w:rPr>
+              <w:t>=</w:t>
+            </w:r>
+            <w:proofErr w:type="gramStart"/>
+            <w:r>
+              <w:rPr>
+                <w:lang w:val="en-US"/>
+              </w:rPr>
+              <w:t>Configuration,DC</w:t>
+            </w:r>
+            <w:proofErr w:type="gramEnd"/>
+            <w:r>
+              <w:rPr>
+                <w:lang w:val="en-US"/>
+              </w:rPr>
+              <w:t>=</w:t>
+            </w:r>
+            <w:proofErr w:type="gramStart"/>
+            <w:r>
+              <w:rPr>
+                <w:lang w:val="en-US"/>
+              </w:rPr>
+              <w:t>corp,DC</w:t>
+            </w:r>
+            <w:proofErr w:type="gramEnd"/>
+            <w:r>
+              <w:rPr>
+                <w:lang w:val="en-US"/>
+              </w:rPr>
+              <w:t>=</w:t>
+            </w:r>
+            <w:proofErr w:type="gramStart"/>
+            <w:r>
+              <w:rPr>
+                <w:lang w:val="en-US"/>
+              </w:rPr>
+              <w:t>voyageurtransportation,DC</w:t>
+            </w:r>
+            <w:proofErr w:type="gramEnd"/>
+            <w:r>
+              <w:rPr>
+                <w:lang w:val="en-US"/>
+              </w:rPr>
+              <w:t>=ca</w:t>
             </w:r>
           </w:p>
         </w:tc>
@@ -10539,37 +14532,205 @@
               <w:rPr>
                 <w:lang w:val="en-US"/>
               </w:rPr>
-              <w:t>CN=London970CoLo,CN=Sites,CN=Configuration,DC=corp,DC=voyageurtransportation,DC=ca</w:t>
-            </w:r>
-          </w:p>
-        </w:tc>
-        <w:tc>
-          <w:tcPr>
-            <w:tcW w:w="1872" w:type="dxa"/>
-          </w:tcPr>
-          <w:p>
-            <w:pPr>
-              <w:rPr>
-                <w:lang w:val="en-US"/>
-              </w:rPr>
-            </w:pPr>
-          </w:p>
-        </w:tc>
-        <w:tc>
-          <w:tcPr>
-            <w:tcW w:w="1872" w:type="dxa"/>
-          </w:tcPr>
-          <w:p>
-            <w:pPr>
-              <w:rPr>
-                <w:lang w:val="en-US"/>
-              </w:rPr>
-            </w:pPr>
-            <w:r>
-              <w:rPr>
-                <w:lang w:val="en-US"/>
-              </w:rPr>
-              <w:t>CN=10.40.73.0/26,CN=Subnets,CN=Sites,CN=Configuration,DC=corp,DC=voyageurtransportation,DC=ca</w:t>
+              <w:t>CN=London970</w:t>
+            </w:r>
+            <w:proofErr w:type="gramStart"/>
+            <w:r>
+              <w:rPr>
+                <w:lang w:val="en-US"/>
+              </w:rPr>
+              <w:t>CoLo,CN</w:t>
+            </w:r>
+            <w:proofErr w:type="gramEnd"/>
+            <w:r>
+              <w:rPr>
+                <w:lang w:val="en-US"/>
+              </w:rPr>
+              <w:t>=</w:t>
+            </w:r>
+            <w:proofErr w:type="gramStart"/>
+            <w:r>
+              <w:rPr>
+                <w:lang w:val="en-US"/>
+              </w:rPr>
+              <w:t>Sites,CN</w:t>
+            </w:r>
+            <w:proofErr w:type="gramEnd"/>
+            <w:r>
+              <w:rPr>
+                <w:lang w:val="en-US"/>
+              </w:rPr>
+              <w:t>=</w:t>
+            </w:r>
+            <w:proofErr w:type="gramStart"/>
+            <w:r>
+              <w:rPr>
+                <w:lang w:val="en-US"/>
+              </w:rPr>
+              <w:t>Configuration,DC</w:t>
+            </w:r>
+            <w:proofErr w:type="gramEnd"/>
+            <w:r>
+              <w:rPr>
+                <w:lang w:val="en-US"/>
+              </w:rPr>
+              <w:t>=</w:t>
+            </w:r>
+            <w:proofErr w:type="gramStart"/>
+            <w:r>
+              <w:rPr>
+                <w:lang w:val="en-US"/>
+              </w:rPr>
+              <w:t>corp,DC</w:t>
+            </w:r>
+            <w:proofErr w:type="gramEnd"/>
+            <w:r>
+              <w:rPr>
+                <w:lang w:val="en-US"/>
+              </w:rPr>
+              <w:t>=</w:t>
+            </w:r>
+            <w:proofErr w:type="gramStart"/>
+            <w:r>
+              <w:rPr>
+                <w:lang w:val="en-US"/>
+              </w:rPr>
+              <w:t>voyage</w:t>
+            </w:r>
+            <w:r>
+              <w:rPr>
+                <w:lang w:val="en-US"/>
+              </w:rPr>
+              <w:lastRenderedPageBreak/>
+              <w:t>urtransportation,DC</w:t>
+            </w:r>
+            <w:proofErr w:type="gramEnd"/>
+            <w:r>
+              <w:rPr>
+                <w:lang w:val="en-US"/>
+              </w:rPr>
+              <w:t>=ca</w:t>
+            </w:r>
+          </w:p>
+        </w:tc>
+        <w:tc>
+          <w:tcPr>
+            <w:tcW w:w="1872" w:type="dxa"/>
+          </w:tcPr>
+          <w:p>
+            <w:pPr>
+              <w:rPr>
+                <w:lang w:val="en-US"/>
+              </w:rPr>
+            </w:pPr>
+          </w:p>
+        </w:tc>
+        <w:tc>
+          <w:tcPr>
+            <w:tcW w:w="1872" w:type="dxa"/>
+          </w:tcPr>
+          <w:p>
+            <w:pPr>
+              <w:rPr>
+                <w:lang w:val="en-US"/>
+              </w:rPr>
+            </w:pPr>
+            <w:r>
+              <w:rPr>
+                <w:lang w:val="en-US"/>
+              </w:rPr>
+              <w:t>CN=10.40.73.0/</w:t>
+            </w:r>
+            <w:proofErr w:type="gramStart"/>
+            <w:r>
+              <w:rPr>
+                <w:lang w:val="en-US"/>
+              </w:rPr>
+              <w:t>26,CN</w:t>
+            </w:r>
+            <w:proofErr w:type="gramEnd"/>
+            <w:r>
+              <w:rPr>
+                <w:lang w:val="en-US"/>
+              </w:rPr>
+              <w:t>=</w:t>
+            </w:r>
+            <w:proofErr w:type="gramStart"/>
+            <w:r>
+              <w:rPr>
+                <w:lang w:val="en-US"/>
+              </w:rPr>
+              <w:t>Subnets,CN</w:t>
+            </w:r>
+            <w:proofErr w:type="gramEnd"/>
+            <w:r>
+              <w:rPr>
+                <w:lang w:val="en-US"/>
+              </w:rPr>
+              <w:t>=</w:t>
+            </w:r>
+            <w:proofErr w:type="gramStart"/>
+            <w:r>
+              <w:rPr>
+                <w:lang w:val="en-US"/>
+              </w:rPr>
+              <w:t>Sites,CN</w:t>
+            </w:r>
+            <w:proofErr w:type="gramEnd"/>
+            <w:r>
+              <w:rPr>
+                <w:lang w:val="en-US"/>
+              </w:rPr>
+              <w:t>=</w:t>
+            </w:r>
+            <w:proofErr w:type="gramStart"/>
+            <w:r>
+              <w:rPr>
+                <w:lang w:val="en-US"/>
+              </w:rPr>
+              <w:t>Configuration,DC</w:t>
+            </w:r>
+            <w:proofErr w:type="gramEnd"/>
+            <w:r>
+              <w:rPr>
+                <w:lang w:val="en-US"/>
+              </w:rPr>
+              <w:t>=</w:t>
+            </w:r>
+            <w:proofErr w:type="gramStart"/>
+            <w:r>
+              <w:rPr>
+                <w:lang w:val="en-US"/>
+              </w:rPr>
+              <w:t>corp,</w:t>
+            </w:r>
+            <w:r>
+              <w:rPr>
+                <w:lang w:val="en-US"/>
+              </w:rPr>
+              <w:lastRenderedPageBreak/>
+              <w:t>DC</w:t>
+            </w:r>
+            <w:proofErr w:type="gramEnd"/>
+            <w:r>
+              <w:rPr>
+                <w:lang w:val="en-US"/>
+              </w:rPr>
+              <w:t>=</w:t>
+            </w:r>
+            <w:proofErr w:type="gramStart"/>
+            <w:r>
+              <w:rPr>
+                <w:lang w:val="en-US"/>
+              </w:rPr>
+              <w:t>voyageurtransportation,DC</w:t>
+            </w:r>
+            <w:proofErr w:type="gramEnd"/>
+            <w:r>
+              <w:rPr>
+                <w:lang w:val="en-US"/>
+              </w:rPr>
+              <w:t>=ca</w:t>
             </w:r>
           </w:p>
         </w:tc>
@@ -10622,37 +14783,191 @@
               <w:rPr>
                 <w:lang w:val="en-US"/>
               </w:rPr>
-              <w:t>CN=London970CoLo,CN=Sites,CN=Configuration,DC=corp,DC=voyageurtransportation,DC=ca</w:t>
-            </w:r>
-          </w:p>
-        </w:tc>
-        <w:tc>
-          <w:tcPr>
-            <w:tcW w:w="1872" w:type="dxa"/>
-          </w:tcPr>
-          <w:p>
-            <w:pPr>
-              <w:rPr>
-                <w:lang w:val="en-US"/>
-              </w:rPr>
-            </w:pPr>
-          </w:p>
-        </w:tc>
-        <w:tc>
-          <w:tcPr>
-            <w:tcW w:w="1872" w:type="dxa"/>
-          </w:tcPr>
-          <w:p>
-            <w:pPr>
-              <w:rPr>
-                <w:lang w:val="en-US"/>
-              </w:rPr>
-            </w:pPr>
-            <w:r>
-              <w:rPr>
-                <w:lang w:val="en-US"/>
-              </w:rPr>
-              <w:t>CN=10.40.73.64/26,CN=Subnets,CN=Sites,CN=Configuration,DC=corp,DC=voyageurtransportation,DC=ca</w:t>
+              <w:t>CN=London970</w:t>
+            </w:r>
+            <w:proofErr w:type="gramStart"/>
+            <w:r>
+              <w:rPr>
+                <w:lang w:val="en-US"/>
+              </w:rPr>
+              <w:t>CoLo,CN</w:t>
+            </w:r>
+            <w:proofErr w:type="gramEnd"/>
+            <w:r>
+              <w:rPr>
+                <w:lang w:val="en-US"/>
+              </w:rPr>
+              <w:t>=</w:t>
+            </w:r>
+            <w:proofErr w:type="gramStart"/>
+            <w:r>
+              <w:rPr>
+                <w:lang w:val="en-US"/>
+              </w:rPr>
+              <w:t>Sites,CN</w:t>
+            </w:r>
+            <w:proofErr w:type="gramEnd"/>
+            <w:r>
+              <w:rPr>
+                <w:lang w:val="en-US"/>
+              </w:rPr>
+              <w:t>=</w:t>
+            </w:r>
+            <w:proofErr w:type="gramStart"/>
+            <w:r>
+              <w:rPr>
+                <w:lang w:val="en-US"/>
+              </w:rPr>
+              <w:t>Configuration,DC</w:t>
+            </w:r>
+            <w:proofErr w:type="gramEnd"/>
+            <w:r>
+              <w:rPr>
+                <w:lang w:val="en-US"/>
+              </w:rPr>
+              <w:t>=</w:t>
+            </w:r>
+            <w:proofErr w:type="gramStart"/>
+            <w:r>
+              <w:rPr>
+                <w:lang w:val="en-US"/>
+              </w:rPr>
+              <w:t>corp,DC</w:t>
+            </w:r>
+            <w:proofErr w:type="gramEnd"/>
+            <w:r>
+              <w:rPr>
+                <w:lang w:val="en-US"/>
+              </w:rPr>
+              <w:t>=</w:t>
+            </w:r>
+            <w:proofErr w:type="gramStart"/>
+            <w:r>
+              <w:rPr>
+                <w:lang w:val="en-US"/>
+              </w:rPr>
+              <w:t>voyageurtransportation,DC</w:t>
+            </w:r>
+            <w:proofErr w:type="gramEnd"/>
+            <w:r>
+              <w:rPr>
+                <w:lang w:val="en-US"/>
+              </w:rPr>
+              <w:t>=ca</w:t>
+            </w:r>
+          </w:p>
+        </w:tc>
+        <w:tc>
+          <w:tcPr>
+            <w:tcW w:w="1872" w:type="dxa"/>
+          </w:tcPr>
+          <w:p>
+            <w:pPr>
+              <w:rPr>
+                <w:lang w:val="en-US"/>
+              </w:rPr>
+            </w:pPr>
+          </w:p>
+        </w:tc>
+        <w:tc>
+          <w:tcPr>
+            <w:tcW w:w="1872" w:type="dxa"/>
+          </w:tcPr>
+          <w:p>
+            <w:pPr>
+              <w:rPr>
+                <w:lang w:val="en-US"/>
+              </w:rPr>
+            </w:pPr>
+            <w:r>
+              <w:rPr>
+                <w:lang w:val="en-US"/>
+              </w:rPr>
+              <w:t>CN=10.40.73.64/</w:t>
+            </w:r>
+            <w:proofErr w:type="gramStart"/>
+            <w:r>
+              <w:rPr>
+                <w:lang w:val="en-US"/>
+              </w:rPr>
+              <w:t>26,CN</w:t>
+            </w:r>
+            <w:proofErr w:type="gramEnd"/>
+            <w:r>
+              <w:rPr>
+                <w:lang w:val="en-US"/>
+              </w:rPr>
+              <w:t>=</w:t>
+            </w:r>
+            <w:proofErr w:type="gramStart"/>
+            <w:r>
+              <w:rPr>
+                <w:lang w:val="en-US"/>
+              </w:rPr>
+              <w:t>Subnets,CN</w:t>
+            </w:r>
+            <w:proofErr w:type="gramEnd"/>
+            <w:r>
+              <w:rPr>
+                <w:lang w:val="en-US"/>
+              </w:rPr>
+              <w:t>=</w:t>
+            </w:r>
+            <w:proofErr w:type="gramStart"/>
+            <w:r>
+              <w:rPr>
+                <w:lang w:val="en-US"/>
+              </w:rPr>
+              <w:t>Sites,CN</w:t>
+            </w:r>
+            <w:proofErr w:type="gramEnd"/>
+            <w:r>
+              <w:rPr>
+                <w:lang w:val="en-US"/>
+              </w:rPr>
+              <w:t>=</w:t>
+            </w:r>
+            <w:proofErr w:type="gramStart"/>
+            <w:r>
+              <w:rPr>
+                <w:lang w:val="en-US"/>
+              </w:rPr>
+              <w:t>Configuration,DC</w:t>
+            </w:r>
+            <w:proofErr w:type="gramEnd"/>
+            <w:r>
+              <w:rPr>
+                <w:lang w:val="en-US"/>
+              </w:rPr>
+              <w:t>=</w:t>
+            </w:r>
+            <w:proofErr w:type="gramStart"/>
+            <w:r>
+              <w:rPr>
+                <w:lang w:val="en-US"/>
+              </w:rPr>
+              <w:t>corp,DC</w:t>
+            </w:r>
+            <w:proofErr w:type="gramEnd"/>
+            <w:r>
+              <w:rPr>
+                <w:lang w:val="en-US"/>
+              </w:rPr>
+              <w:t>=</w:t>
+            </w:r>
+            <w:proofErr w:type="gramStart"/>
+            <w:r>
+              <w:rPr>
+                <w:lang w:val="en-US"/>
+              </w:rPr>
+              <w:t>voyageurtransportation,DC</w:t>
+            </w:r>
+            <w:proofErr w:type="gramEnd"/>
+            <w:r>
+              <w:rPr>
+                <w:lang w:val="en-US"/>
+              </w:rPr>
+              <w:t>=ca</w:t>
             </w:r>
           </w:p>
         </w:tc>
@@ -10708,37 +15023,191 @@
               <w:rPr>
                 <w:lang w:val="en-US"/>
               </w:rPr>
-              <w:t>CN=London970CoLo,CN=Sites,CN=Configuration,DC=corp,DC=voyageurtransportation,DC=ca</w:t>
-            </w:r>
-          </w:p>
-        </w:tc>
-        <w:tc>
-          <w:tcPr>
-            <w:tcW w:w="1872" w:type="dxa"/>
-          </w:tcPr>
-          <w:p>
-            <w:pPr>
-              <w:rPr>
-                <w:lang w:val="en-US"/>
-              </w:rPr>
-            </w:pPr>
-          </w:p>
-        </w:tc>
-        <w:tc>
-          <w:tcPr>
-            <w:tcW w:w="1872" w:type="dxa"/>
-          </w:tcPr>
-          <w:p>
-            <w:pPr>
-              <w:rPr>
-                <w:lang w:val="en-US"/>
-              </w:rPr>
-            </w:pPr>
-            <w:r>
-              <w:rPr>
-                <w:lang w:val="en-US"/>
-              </w:rPr>
-              <w:t>CN=10.40.74.0/24,CN=Subnets,CN=Sites,CN=Configuration,DC=corp,DC=voyageurtransportation,DC=ca</w:t>
+              <w:t>CN=London970</w:t>
+            </w:r>
+            <w:proofErr w:type="gramStart"/>
+            <w:r>
+              <w:rPr>
+                <w:lang w:val="en-US"/>
+              </w:rPr>
+              <w:t>CoLo,CN</w:t>
+            </w:r>
+            <w:proofErr w:type="gramEnd"/>
+            <w:r>
+              <w:rPr>
+                <w:lang w:val="en-US"/>
+              </w:rPr>
+              <w:t>=</w:t>
+            </w:r>
+            <w:proofErr w:type="gramStart"/>
+            <w:r>
+              <w:rPr>
+                <w:lang w:val="en-US"/>
+              </w:rPr>
+              <w:t>Sites,CN</w:t>
+            </w:r>
+            <w:proofErr w:type="gramEnd"/>
+            <w:r>
+              <w:rPr>
+                <w:lang w:val="en-US"/>
+              </w:rPr>
+              <w:t>=</w:t>
+            </w:r>
+            <w:proofErr w:type="gramStart"/>
+            <w:r>
+              <w:rPr>
+                <w:lang w:val="en-US"/>
+              </w:rPr>
+              <w:t>Configuration,DC</w:t>
+            </w:r>
+            <w:proofErr w:type="gramEnd"/>
+            <w:r>
+              <w:rPr>
+                <w:lang w:val="en-US"/>
+              </w:rPr>
+              <w:t>=</w:t>
+            </w:r>
+            <w:proofErr w:type="gramStart"/>
+            <w:r>
+              <w:rPr>
+                <w:lang w:val="en-US"/>
+              </w:rPr>
+              <w:t>corp,DC</w:t>
+            </w:r>
+            <w:proofErr w:type="gramEnd"/>
+            <w:r>
+              <w:rPr>
+                <w:lang w:val="en-US"/>
+              </w:rPr>
+              <w:t>=</w:t>
+            </w:r>
+            <w:proofErr w:type="gramStart"/>
+            <w:r>
+              <w:rPr>
+                <w:lang w:val="en-US"/>
+              </w:rPr>
+              <w:t>voyageurtransportation,DC</w:t>
+            </w:r>
+            <w:proofErr w:type="gramEnd"/>
+            <w:r>
+              <w:rPr>
+                <w:lang w:val="en-US"/>
+              </w:rPr>
+              <w:t>=ca</w:t>
+            </w:r>
+          </w:p>
+        </w:tc>
+        <w:tc>
+          <w:tcPr>
+            <w:tcW w:w="1872" w:type="dxa"/>
+          </w:tcPr>
+          <w:p>
+            <w:pPr>
+              <w:rPr>
+                <w:lang w:val="en-US"/>
+              </w:rPr>
+            </w:pPr>
+          </w:p>
+        </w:tc>
+        <w:tc>
+          <w:tcPr>
+            <w:tcW w:w="1872" w:type="dxa"/>
+          </w:tcPr>
+          <w:p>
+            <w:pPr>
+              <w:rPr>
+                <w:lang w:val="en-US"/>
+              </w:rPr>
+            </w:pPr>
+            <w:r>
+              <w:rPr>
+                <w:lang w:val="en-US"/>
+              </w:rPr>
+              <w:t>CN=10.40.74.0/</w:t>
+            </w:r>
+            <w:proofErr w:type="gramStart"/>
+            <w:r>
+              <w:rPr>
+                <w:lang w:val="en-US"/>
+              </w:rPr>
+              <w:t>24,CN</w:t>
+            </w:r>
+            <w:proofErr w:type="gramEnd"/>
+            <w:r>
+              <w:rPr>
+                <w:lang w:val="en-US"/>
+              </w:rPr>
+              <w:t>=</w:t>
+            </w:r>
+            <w:proofErr w:type="gramStart"/>
+            <w:r>
+              <w:rPr>
+                <w:lang w:val="en-US"/>
+              </w:rPr>
+              <w:t>Subnets,CN</w:t>
+            </w:r>
+            <w:proofErr w:type="gramEnd"/>
+            <w:r>
+              <w:rPr>
+                <w:lang w:val="en-US"/>
+              </w:rPr>
+              <w:t>=</w:t>
+            </w:r>
+            <w:proofErr w:type="gramStart"/>
+            <w:r>
+              <w:rPr>
+                <w:lang w:val="en-US"/>
+              </w:rPr>
+              <w:t>Sites,CN</w:t>
+            </w:r>
+            <w:proofErr w:type="gramEnd"/>
+            <w:r>
+              <w:rPr>
+                <w:lang w:val="en-US"/>
+              </w:rPr>
+              <w:t>=</w:t>
+            </w:r>
+            <w:proofErr w:type="gramStart"/>
+            <w:r>
+              <w:rPr>
+                <w:lang w:val="en-US"/>
+              </w:rPr>
+              <w:t>Configuration,DC</w:t>
+            </w:r>
+            <w:proofErr w:type="gramEnd"/>
+            <w:r>
+              <w:rPr>
+                <w:lang w:val="en-US"/>
+              </w:rPr>
+              <w:t>=</w:t>
+            </w:r>
+            <w:proofErr w:type="gramStart"/>
+            <w:r>
+              <w:rPr>
+                <w:lang w:val="en-US"/>
+              </w:rPr>
+              <w:t>corp,DC</w:t>
+            </w:r>
+            <w:proofErr w:type="gramEnd"/>
+            <w:r>
+              <w:rPr>
+                <w:lang w:val="en-US"/>
+              </w:rPr>
+              <w:t>=</w:t>
+            </w:r>
+            <w:proofErr w:type="gramStart"/>
+            <w:r>
+              <w:rPr>
+                <w:lang w:val="en-US"/>
+              </w:rPr>
+              <w:t>voyageurtransportation,DC</w:t>
+            </w:r>
+            <w:proofErr w:type="gramEnd"/>
+            <w:r>
+              <w:rPr>
+                <w:lang w:val="en-US"/>
+              </w:rPr>
+              <w:t>=ca</w:t>
             </w:r>
           </w:p>
         </w:tc>
@@ -10791,37 +15260,191 @@
               <w:rPr>
                 <w:lang w:val="en-US"/>
               </w:rPr>
-              <w:t>CN=London970CoLo,CN=Sites,CN=Configuration,DC=corp,DC=voyageurtransportation,DC=ca</w:t>
-            </w:r>
-          </w:p>
-        </w:tc>
-        <w:tc>
-          <w:tcPr>
-            <w:tcW w:w="1872" w:type="dxa"/>
-          </w:tcPr>
-          <w:p>
-            <w:pPr>
-              <w:rPr>
-                <w:lang w:val="en-US"/>
-              </w:rPr>
-            </w:pPr>
-          </w:p>
-        </w:tc>
-        <w:tc>
-          <w:tcPr>
-            <w:tcW w:w="1872" w:type="dxa"/>
-          </w:tcPr>
-          <w:p>
-            <w:pPr>
-              <w:rPr>
-                <w:lang w:val="en-US"/>
-              </w:rPr>
-            </w:pPr>
-            <w:r>
-              <w:rPr>
-                <w:lang w:val="en-US"/>
-              </w:rPr>
-              <w:t>CN=10.40.75.0/24,CN=Subnets,CN=Sites,CN=Configuration,DC=corp,DC=voyageurtransportation,DC=ca</w:t>
+              <w:t>CN=London970</w:t>
+            </w:r>
+            <w:proofErr w:type="gramStart"/>
+            <w:r>
+              <w:rPr>
+                <w:lang w:val="en-US"/>
+              </w:rPr>
+              <w:t>CoLo,CN</w:t>
+            </w:r>
+            <w:proofErr w:type="gramEnd"/>
+            <w:r>
+              <w:rPr>
+                <w:lang w:val="en-US"/>
+              </w:rPr>
+              <w:t>=</w:t>
+            </w:r>
+            <w:proofErr w:type="gramStart"/>
+            <w:r>
+              <w:rPr>
+                <w:lang w:val="en-US"/>
+              </w:rPr>
+              <w:t>Sites,CN</w:t>
+            </w:r>
+            <w:proofErr w:type="gramEnd"/>
+            <w:r>
+              <w:rPr>
+                <w:lang w:val="en-US"/>
+              </w:rPr>
+              <w:t>=</w:t>
+            </w:r>
+            <w:proofErr w:type="gramStart"/>
+            <w:r>
+              <w:rPr>
+                <w:lang w:val="en-US"/>
+              </w:rPr>
+              <w:t>Configuration,DC</w:t>
+            </w:r>
+            <w:proofErr w:type="gramEnd"/>
+            <w:r>
+              <w:rPr>
+                <w:lang w:val="en-US"/>
+              </w:rPr>
+              <w:t>=</w:t>
+            </w:r>
+            <w:proofErr w:type="gramStart"/>
+            <w:r>
+              <w:rPr>
+                <w:lang w:val="en-US"/>
+              </w:rPr>
+              <w:t>corp,DC</w:t>
+            </w:r>
+            <w:proofErr w:type="gramEnd"/>
+            <w:r>
+              <w:rPr>
+                <w:lang w:val="en-US"/>
+              </w:rPr>
+              <w:t>=</w:t>
+            </w:r>
+            <w:proofErr w:type="gramStart"/>
+            <w:r>
+              <w:rPr>
+                <w:lang w:val="en-US"/>
+              </w:rPr>
+              <w:t>voyageurtransportation,DC</w:t>
+            </w:r>
+            <w:proofErr w:type="gramEnd"/>
+            <w:r>
+              <w:rPr>
+                <w:lang w:val="en-US"/>
+              </w:rPr>
+              <w:t>=ca</w:t>
+            </w:r>
+          </w:p>
+        </w:tc>
+        <w:tc>
+          <w:tcPr>
+            <w:tcW w:w="1872" w:type="dxa"/>
+          </w:tcPr>
+          <w:p>
+            <w:pPr>
+              <w:rPr>
+                <w:lang w:val="en-US"/>
+              </w:rPr>
+            </w:pPr>
+          </w:p>
+        </w:tc>
+        <w:tc>
+          <w:tcPr>
+            <w:tcW w:w="1872" w:type="dxa"/>
+          </w:tcPr>
+          <w:p>
+            <w:pPr>
+              <w:rPr>
+                <w:lang w:val="en-US"/>
+              </w:rPr>
+            </w:pPr>
+            <w:r>
+              <w:rPr>
+                <w:lang w:val="en-US"/>
+              </w:rPr>
+              <w:t>CN=10.40.75.0/</w:t>
+            </w:r>
+            <w:proofErr w:type="gramStart"/>
+            <w:r>
+              <w:rPr>
+                <w:lang w:val="en-US"/>
+              </w:rPr>
+              <w:t>24,CN</w:t>
+            </w:r>
+            <w:proofErr w:type="gramEnd"/>
+            <w:r>
+              <w:rPr>
+                <w:lang w:val="en-US"/>
+              </w:rPr>
+              <w:t>=</w:t>
+            </w:r>
+            <w:proofErr w:type="gramStart"/>
+            <w:r>
+              <w:rPr>
+                <w:lang w:val="en-US"/>
+              </w:rPr>
+              <w:t>Subnets,CN</w:t>
+            </w:r>
+            <w:proofErr w:type="gramEnd"/>
+            <w:r>
+              <w:rPr>
+                <w:lang w:val="en-US"/>
+              </w:rPr>
+              <w:t>=</w:t>
+            </w:r>
+            <w:proofErr w:type="gramStart"/>
+            <w:r>
+              <w:rPr>
+                <w:lang w:val="en-US"/>
+              </w:rPr>
+              <w:t>Sites,CN</w:t>
+            </w:r>
+            <w:proofErr w:type="gramEnd"/>
+            <w:r>
+              <w:rPr>
+                <w:lang w:val="en-US"/>
+              </w:rPr>
+              <w:t>=</w:t>
+            </w:r>
+            <w:proofErr w:type="gramStart"/>
+            <w:r>
+              <w:rPr>
+                <w:lang w:val="en-US"/>
+              </w:rPr>
+              <w:t>Configuration,DC</w:t>
+            </w:r>
+            <w:proofErr w:type="gramEnd"/>
+            <w:r>
+              <w:rPr>
+                <w:lang w:val="en-US"/>
+              </w:rPr>
+              <w:t>=</w:t>
+            </w:r>
+            <w:proofErr w:type="gramStart"/>
+            <w:r>
+              <w:rPr>
+                <w:lang w:val="en-US"/>
+              </w:rPr>
+              <w:t>corp,DC</w:t>
+            </w:r>
+            <w:proofErr w:type="gramEnd"/>
+            <w:r>
+              <w:rPr>
+                <w:lang w:val="en-US"/>
+              </w:rPr>
+              <w:t>=</w:t>
+            </w:r>
+            <w:proofErr w:type="gramStart"/>
+            <w:r>
+              <w:rPr>
+                <w:lang w:val="en-US"/>
+              </w:rPr>
+              <w:t>voyageurtransportation,DC</w:t>
+            </w:r>
+            <w:proofErr w:type="gramEnd"/>
+            <w:r>
+              <w:rPr>
+                <w:lang w:val="en-US"/>
+              </w:rPr>
+              <w:t>=ca</w:t>
             </w:r>
           </w:p>
         </w:tc>
@@ -10877,37 +15500,191 @@
               <w:rPr>
                 <w:lang w:val="en-US"/>
               </w:rPr>
-              <w:t>CN=London970CoLo,CN=Sites,CN=Configuration,DC=corp,DC=voyageurtransportation,DC=ca</w:t>
-            </w:r>
-          </w:p>
-        </w:tc>
-        <w:tc>
-          <w:tcPr>
-            <w:tcW w:w="1872" w:type="dxa"/>
-          </w:tcPr>
-          <w:p>
-            <w:pPr>
-              <w:rPr>
-                <w:lang w:val="en-US"/>
-              </w:rPr>
-            </w:pPr>
-          </w:p>
-        </w:tc>
-        <w:tc>
-          <w:tcPr>
-            <w:tcW w:w="1872" w:type="dxa"/>
-          </w:tcPr>
-          <w:p>
-            <w:pPr>
-              <w:rPr>
-                <w:lang w:val="en-US"/>
-              </w:rPr>
-            </w:pPr>
-            <w:r>
-              <w:rPr>
-                <w:lang w:val="en-US"/>
-              </w:rPr>
-              <w:t>CN=10.48.60.0/24,CN=Subnets,CN=Sites,CN=Configuration,DC=corp,DC=voyageurtransportation,DC=ca</w:t>
+              <w:t>CN=London970</w:t>
+            </w:r>
+            <w:proofErr w:type="gramStart"/>
+            <w:r>
+              <w:rPr>
+                <w:lang w:val="en-US"/>
+              </w:rPr>
+              <w:t>CoLo,CN</w:t>
+            </w:r>
+            <w:proofErr w:type="gramEnd"/>
+            <w:r>
+              <w:rPr>
+                <w:lang w:val="en-US"/>
+              </w:rPr>
+              <w:t>=</w:t>
+            </w:r>
+            <w:proofErr w:type="gramStart"/>
+            <w:r>
+              <w:rPr>
+                <w:lang w:val="en-US"/>
+              </w:rPr>
+              <w:t>Sites,CN</w:t>
+            </w:r>
+            <w:proofErr w:type="gramEnd"/>
+            <w:r>
+              <w:rPr>
+                <w:lang w:val="en-US"/>
+              </w:rPr>
+              <w:t>=</w:t>
+            </w:r>
+            <w:proofErr w:type="gramStart"/>
+            <w:r>
+              <w:rPr>
+                <w:lang w:val="en-US"/>
+              </w:rPr>
+              <w:t>Configuration,DC</w:t>
+            </w:r>
+            <w:proofErr w:type="gramEnd"/>
+            <w:r>
+              <w:rPr>
+                <w:lang w:val="en-US"/>
+              </w:rPr>
+              <w:t>=</w:t>
+            </w:r>
+            <w:proofErr w:type="gramStart"/>
+            <w:r>
+              <w:rPr>
+                <w:lang w:val="en-US"/>
+              </w:rPr>
+              <w:t>corp,DC</w:t>
+            </w:r>
+            <w:proofErr w:type="gramEnd"/>
+            <w:r>
+              <w:rPr>
+                <w:lang w:val="en-US"/>
+              </w:rPr>
+              <w:t>=</w:t>
+            </w:r>
+            <w:proofErr w:type="gramStart"/>
+            <w:r>
+              <w:rPr>
+                <w:lang w:val="en-US"/>
+              </w:rPr>
+              <w:t>voyageurtransportation,DC</w:t>
+            </w:r>
+            <w:proofErr w:type="gramEnd"/>
+            <w:r>
+              <w:rPr>
+                <w:lang w:val="en-US"/>
+              </w:rPr>
+              <w:t>=ca</w:t>
+            </w:r>
+          </w:p>
+        </w:tc>
+        <w:tc>
+          <w:tcPr>
+            <w:tcW w:w="1872" w:type="dxa"/>
+          </w:tcPr>
+          <w:p>
+            <w:pPr>
+              <w:rPr>
+                <w:lang w:val="en-US"/>
+              </w:rPr>
+            </w:pPr>
+          </w:p>
+        </w:tc>
+        <w:tc>
+          <w:tcPr>
+            <w:tcW w:w="1872" w:type="dxa"/>
+          </w:tcPr>
+          <w:p>
+            <w:pPr>
+              <w:rPr>
+                <w:lang w:val="en-US"/>
+              </w:rPr>
+            </w:pPr>
+            <w:r>
+              <w:rPr>
+                <w:lang w:val="en-US"/>
+              </w:rPr>
+              <w:t>CN=10.48.60.0/</w:t>
+            </w:r>
+            <w:proofErr w:type="gramStart"/>
+            <w:r>
+              <w:rPr>
+                <w:lang w:val="en-US"/>
+              </w:rPr>
+              <w:t>24,CN</w:t>
+            </w:r>
+            <w:proofErr w:type="gramEnd"/>
+            <w:r>
+              <w:rPr>
+                <w:lang w:val="en-US"/>
+              </w:rPr>
+              <w:t>=</w:t>
+            </w:r>
+            <w:proofErr w:type="gramStart"/>
+            <w:r>
+              <w:rPr>
+                <w:lang w:val="en-US"/>
+              </w:rPr>
+              <w:t>Subnets,CN</w:t>
+            </w:r>
+            <w:proofErr w:type="gramEnd"/>
+            <w:r>
+              <w:rPr>
+                <w:lang w:val="en-US"/>
+              </w:rPr>
+              <w:t>=</w:t>
+            </w:r>
+            <w:proofErr w:type="gramStart"/>
+            <w:r>
+              <w:rPr>
+                <w:lang w:val="en-US"/>
+              </w:rPr>
+              <w:t>Sites,CN</w:t>
+            </w:r>
+            <w:proofErr w:type="gramEnd"/>
+            <w:r>
+              <w:rPr>
+                <w:lang w:val="en-US"/>
+              </w:rPr>
+              <w:t>=</w:t>
+            </w:r>
+            <w:proofErr w:type="gramStart"/>
+            <w:r>
+              <w:rPr>
+                <w:lang w:val="en-US"/>
+              </w:rPr>
+              <w:t>Configuration,DC</w:t>
+            </w:r>
+            <w:proofErr w:type="gramEnd"/>
+            <w:r>
+              <w:rPr>
+                <w:lang w:val="en-US"/>
+              </w:rPr>
+              <w:t>=</w:t>
+            </w:r>
+            <w:proofErr w:type="gramStart"/>
+            <w:r>
+              <w:rPr>
+                <w:lang w:val="en-US"/>
+              </w:rPr>
+              <w:t>corp,DC</w:t>
+            </w:r>
+            <w:proofErr w:type="gramEnd"/>
+            <w:r>
+              <w:rPr>
+                <w:lang w:val="en-US"/>
+              </w:rPr>
+              <w:t>=</w:t>
+            </w:r>
+            <w:proofErr w:type="gramStart"/>
+            <w:r>
+              <w:rPr>
+                <w:lang w:val="en-US"/>
+              </w:rPr>
+              <w:t>voyageurtransportation,DC</w:t>
+            </w:r>
+            <w:proofErr w:type="gramEnd"/>
+            <w:r>
+              <w:rPr>
+                <w:lang w:val="en-US"/>
+              </w:rPr>
+              <w:t>=ca</w:t>
             </w:r>
           </w:p>
         </w:tc>
@@ -10960,37 +15737,191 @@
               <w:rPr>
                 <w:lang w:val="en-US"/>
               </w:rPr>
-              <w:t>CN=London970CoLo,CN=Sites,CN=Configuration,DC=corp,DC=voyageurtransportation,DC=ca</w:t>
-            </w:r>
-          </w:p>
-        </w:tc>
-        <w:tc>
-          <w:tcPr>
-            <w:tcW w:w="1872" w:type="dxa"/>
-          </w:tcPr>
-          <w:p>
-            <w:pPr>
-              <w:rPr>
-                <w:lang w:val="en-US"/>
-              </w:rPr>
-            </w:pPr>
-          </w:p>
-        </w:tc>
-        <w:tc>
-          <w:tcPr>
-            <w:tcW w:w="1872" w:type="dxa"/>
-          </w:tcPr>
-          <w:p>
-            <w:pPr>
-              <w:rPr>
-                <w:lang w:val="en-US"/>
-              </w:rPr>
-            </w:pPr>
-            <w:r>
-              <w:rPr>
-                <w:lang w:val="en-US"/>
-              </w:rPr>
-              <w:t>CN=10.48.68.0/24,CN=Subnets,CN=Sites,CN=Configuration,DC=corp,DC=voyageurtransportation,DC=ca</w:t>
+              <w:t>CN=London970</w:t>
+            </w:r>
+            <w:proofErr w:type="gramStart"/>
+            <w:r>
+              <w:rPr>
+                <w:lang w:val="en-US"/>
+              </w:rPr>
+              <w:t>CoLo,CN</w:t>
+            </w:r>
+            <w:proofErr w:type="gramEnd"/>
+            <w:r>
+              <w:rPr>
+                <w:lang w:val="en-US"/>
+              </w:rPr>
+              <w:t>=</w:t>
+            </w:r>
+            <w:proofErr w:type="gramStart"/>
+            <w:r>
+              <w:rPr>
+                <w:lang w:val="en-US"/>
+              </w:rPr>
+              <w:t>Sites,CN</w:t>
+            </w:r>
+            <w:proofErr w:type="gramEnd"/>
+            <w:r>
+              <w:rPr>
+                <w:lang w:val="en-US"/>
+              </w:rPr>
+              <w:t>=</w:t>
+            </w:r>
+            <w:proofErr w:type="gramStart"/>
+            <w:r>
+              <w:rPr>
+                <w:lang w:val="en-US"/>
+              </w:rPr>
+              <w:t>Configuration,DC</w:t>
+            </w:r>
+            <w:proofErr w:type="gramEnd"/>
+            <w:r>
+              <w:rPr>
+                <w:lang w:val="en-US"/>
+              </w:rPr>
+              <w:t>=</w:t>
+            </w:r>
+            <w:proofErr w:type="gramStart"/>
+            <w:r>
+              <w:rPr>
+                <w:lang w:val="en-US"/>
+              </w:rPr>
+              <w:t>corp,DC</w:t>
+            </w:r>
+            <w:proofErr w:type="gramEnd"/>
+            <w:r>
+              <w:rPr>
+                <w:lang w:val="en-US"/>
+              </w:rPr>
+              <w:t>=</w:t>
+            </w:r>
+            <w:proofErr w:type="gramStart"/>
+            <w:r>
+              <w:rPr>
+                <w:lang w:val="en-US"/>
+              </w:rPr>
+              <w:t>voyageurtransportation,DC</w:t>
+            </w:r>
+            <w:proofErr w:type="gramEnd"/>
+            <w:r>
+              <w:rPr>
+                <w:lang w:val="en-US"/>
+              </w:rPr>
+              <w:t>=ca</w:t>
+            </w:r>
+          </w:p>
+        </w:tc>
+        <w:tc>
+          <w:tcPr>
+            <w:tcW w:w="1872" w:type="dxa"/>
+          </w:tcPr>
+          <w:p>
+            <w:pPr>
+              <w:rPr>
+                <w:lang w:val="en-US"/>
+              </w:rPr>
+            </w:pPr>
+          </w:p>
+        </w:tc>
+        <w:tc>
+          <w:tcPr>
+            <w:tcW w:w="1872" w:type="dxa"/>
+          </w:tcPr>
+          <w:p>
+            <w:pPr>
+              <w:rPr>
+                <w:lang w:val="en-US"/>
+              </w:rPr>
+            </w:pPr>
+            <w:r>
+              <w:rPr>
+                <w:lang w:val="en-US"/>
+              </w:rPr>
+              <w:t>CN=10.48.68.0/</w:t>
+            </w:r>
+            <w:proofErr w:type="gramStart"/>
+            <w:r>
+              <w:rPr>
+                <w:lang w:val="en-US"/>
+              </w:rPr>
+              <w:t>24,CN</w:t>
+            </w:r>
+            <w:proofErr w:type="gramEnd"/>
+            <w:r>
+              <w:rPr>
+                <w:lang w:val="en-US"/>
+              </w:rPr>
+              <w:t>=</w:t>
+            </w:r>
+            <w:proofErr w:type="gramStart"/>
+            <w:r>
+              <w:rPr>
+                <w:lang w:val="en-US"/>
+              </w:rPr>
+              <w:t>Subnets,CN</w:t>
+            </w:r>
+            <w:proofErr w:type="gramEnd"/>
+            <w:r>
+              <w:rPr>
+                <w:lang w:val="en-US"/>
+              </w:rPr>
+              <w:t>=</w:t>
+            </w:r>
+            <w:proofErr w:type="gramStart"/>
+            <w:r>
+              <w:rPr>
+                <w:lang w:val="en-US"/>
+              </w:rPr>
+              <w:t>Sites,CN</w:t>
+            </w:r>
+            <w:proofErr w:type="gramEnd"/>
+            <w:r>
+              <w:rPr>
+                <w:lang w:val="en-US"/>
+              </w:rPr>
+              <w:t>=</w:t>
+            </w:r>
+            <w:proofErr w:type="gramStart"/>
+            <w:r>
+              <w:rPr>
+                <w:lang w:val="en-US"/>
+              </w:rPr>
+              <w:t>Configuration,DC</w:t>
+            </w:r>
+            <w:proofErr w:type="gramEnd"/>
+            <w:r>
+              <w:rPr>
+                <w:lang w:val="en-US"/>
+              </w:rPr>
+              <w:t>=</w:t>
+            </w:r>
+            <w:proofErr w:type="gramStart"/>
+            <w:r>
+              <w:rPr>
+                <w:lang w:val="en-US"/>
+              </w:rPr>
+              <w:t>corp,DC</w:t>
+            </w:r>
+            <w:proofErr w:type="gramEnd"/>
+            <w:r>
+              <w:rPr>
+                <w:lang w:val="en-US"/>
+              </w:rPr>
+              <w:t>=</w:t>
+            </w:r>
+            <w:proofErr w:type="gramStart"/>
+            <w:r>
+              <w:rPr>
+                <w:lang w:val="en-US"/>
+              </w:rPr>
+              <w:t>voyageurtransportation,DC</w:t>
+            </w:r>
+            <w:proofErr w:type="gramEnd"/>
+            <w:r>
+              <w:rPr>
+                <w:lang w:val="en-US"/>
+              </w:rPr>
+              <w:t>=ca</w:t>
             </w:r>
           </w:p>
         </w:tc>
@@ -11046,37 +15977,191 @@
               <w:rPr>
                 <w:lang w:val="en-US"/>
               </w:rPr>
-              <w:t>CN=London970CoLo,CN=Sites,CN=Configuration,DC=corp,DC=voyageurtransportation,DC=ca</w:t>
-            </w:r>
-          </w:p>
-        </w:tc>
-        <w:tc>
-          <w:tcPr>
-            <w:tcW w:w="1872" w:type="dxa"/>
-          </w:tcPr>
-          <w:p>
-            <w:pPr>
-              <w:rPr>
-                <w:lang w:val="en-US"/>
-              </w:rPr>
-            </w:pPr>
-          </w:p>
-        </w:tc>
-        <w:tc>
-          <w:tcPr>
-            <w:tcW w:w="1872" w:type="dxa"/>
-          </w:tcPr>
-          <w:p>
-            <w:pPr>
-              <w:rPr>
-                <w:lang w:val="en-US"/>
-              </w:rPr>
-            </w:pPr>
-            <w:r>
-              <w:rPr>
-                <w:lang w:val="en-US"/>
-              </w:rPr>
-              <w:t>CN=10.40.76.0/24,CN=Subnets,CN=Sites,CN=Configuration,DC=corp,DC=voyageurtransportation,DC=ca</w:t>
+              <w:t>CN=London970</w:t>
+            </w:r>
+            <w:proofErr w:type="gramStart"/>
+            <w:r>
+              <w:rPr>
+                <w:lang w:val="en-US"/>
+              </w:rPr>
+              <w:t>CoLo,CN</w:t>
+            </w:r>
+            <w:proofErr w:type="gramEnd"/>
+            <w:r>
+              <w:rPr>
+                <w:lang w:val="en-US"/>
+              </w:rPr>
+              <w:t>=</w:t>
+            </w:r>
+            <w:proofErr w:type="gramStart"/>
+            <w:r>
+              <w:rPr>
+                <w:lang w:val="en-US"/>
+              </w:rPr>
+              <w:t>Sites,CN</w:t>
+            </w:r>
+            <w:proofErr w:type="gramEnd"/>
+            <w:r>
+              <w:rPr>
+                <w:lang w:val="en-US"/>
+              </w:rPr>
+              <w:t>=</w:t>
+            </w:r>
+            <w:proofErr w:type="gramStart"/>
+            <w:r>
+              <w:rPr>
+                <w:lang w:val="en-US"/>
+              </w:rPr>
+              <w:t>Configuration,DC</w:t>
+            </w:r>
+            <w:proofErr w:type="gramEnd"/>
+            <w:r>
+              <w:rPr>
+                <w:lang w:val="en-US"/>
+              </w:rPr>
+              <w:t>=</w:t>
+            </w:r>
+            <w:proofErr w:type="gramStart"/>
+            <w:r>
+              <w:rPr>
+                <w:lang w:val="en-US"/>
+              </w:rPr>
+              <w:t>corp,DC</w:t>
+            </w:r>
+            <w:proofErr w:type="gramEnd"/>
+            <w:r>
+              <w:rPr>
+                <w:lang w:val="en-US"/>
+              </w:rPr>
+              <w:t>=</w:t>
+            </w:r>
+            <w:proofErr w:type="gramStart"/>
+            <w:r>
+              <w:rPr>
+                <w:lang w:val="en-US"/>
+              </w:rPr>
+              <w:t>voyageurtransportation,DC</w:t>
+            </w:r>
+            <w:proofErr w:type="gramEnd"/>
+            <w:r>
+              <w:rPr>
+                <w:lang w:val="en-US"/>
+              </w:rPr>
+              <w:t>=ca</w:t>
+            </w:r>
+          </w:p>
+        </w:tc>
+        <w:tc>
+          <w:tcPr>
+            <w:tcW w:w="1872" w:type="dxa"/>
+          </w:tcPr>
+          <w:p>
+            <w:pPr>
+              <w:rPr>
+                <w:lang w:val="en-US"/>
+              </w:rPr>
+            </w:pPr>
+          </w:p>
+        </w:tc>
+        <w:tc>
+          <w:tcPr>
+            <w:tcW w:w="1872" w:type="dxa"/>
+          </w:tcPr>
+          <w:p>
+            <w:pPr>
+              <w:rPr>
+                <w:lang w:val="en-US"/>
+              </w:rPr>
+            </w:pPr>
+            <w:r>
+              <w:rPr>
+                <w:lang w:val="en-US"/>
+              </w:rPr>
+              <w:t>CN=10.40.76.0/</w:t>
+            </w:r>
+            <w:proofErr w:type="gramStart"/>
+            <w:r>
+              <w:rPr>
+                <w:lang w:val="en-US"/>
+              </w:rPr>
+              <w:t>24,CN</w:t>
+            </w:r>
+            <w:proofErr w:type="gramEnd"/>
+            <w:r>
+              <w:rPr>
+                <w:lang w:val="en-US"/>
+              </w:rPr>
+              <w:t>=</w:t>
+            </w:r>
+            <w:proofErr w:type="gramStart"/>
+            <w:r>
+              <w:rPr>
+                <w:lang w:val="en-US"/>
+              </w:rPr>
+              <w:t>Subnets,CN</w:t>
+            </w:r>
+            <w:proofErr w:type="gramEnd"/>
+            <w:r>
+              <w:rPr>
+                <w:lang w:val="en-US"/>
+              </w:rPr>
+              <w:t>=</w:t>
+            </w:r>
+            <w:proofErr w:type="gramStart"/>
+            <w:r>
+              <w:rPr>
+                <w:lang w:val="en-US"/>
+              </w:rPr>
+              <w:t>Sites,CN</w:t>
+            </w:r>
+            <w:proofErr w:type="gramEnd"/>
+            <w:r>
+              <w:rPr>
+                <w:lang w:val="en-US"/>
+              </w:rPr>
+              <w:t>=</w:t>
+            </w:r>
+            <w:proofErr w:type="gramStart"/>
+            <w:r>
+              <w:rPr>
+                <w:lang w:val="en-US"/>
+              </w:rPr>
+              <w:t>Configuration,DC</w:t>
+            </w:r>
+            <w:proofErr w:type="gramEnd"/>
+            <w:r>
+              <w:rPr>
+                <w:lang w:val="en-US"/>
+              </w:rPr>
+              <w:t>=</w:t>
+            </w:r>
+            <w:proofErr w:type="gramStart"/>
+            <w:r>
+              <w:rPr>
+                <w:lang w:val="en-US"/>
+              </w:rPr>
+              <w:t>corp,DC</w:t>
+            </w:r>
+            <w:proofErr w:type="gramEnd"/>
+            <w:r>
+              <w:rPr>
+                <w:lang w:val="en-US"/>
+              </w:rPr>
+              <w:t>=</w:t>
+            </w:r>
+            <w:proofErr w:type="gramStart"/>
+            <w:r>
+              <w:rPr>
+                <w:lang w:val="en-US"/>
+              </w:rPr>
+              <w:t>voyageurtransportation,DC</w:t>
+            </w:r>
+            <w:proofErr w:type="gramEnd"/>
+            <w:r>
+              <w:rPr>
+                <w:lang w:val="en-US"/>
+              </w:rPr>
+              <w:t>=ca</w:t>
             </w:r>
           </w:p>
         </w:tc>
@@ -11334,12 +16419,14 @@
                 <w:lang w:val="en-US"/>
               </w:rPr>
             </w:pPr>
+            <w:proofErr w:type="spellStart"/>
             <w:r>
               <w:rPr>
                 <w:lang w:val="en-US"/>
               </w:rPr>
               <w:t>BiDirectional</w:t>
             </w:r>
+            <w:proofErr w:type="spellEnd"/>
           </w:p>
         </w:tc>
         <w:tc>
@@ -11424,6 +16511,7 @@
         <w:rPr>
           <w:noProof/>
         </w:rPr>
+        <w:lastRenderedPageBreak/>
         <w:t>Domain Controllers</w:t>
       </w:r>
       <w:bookmarkEnd w:id="30"/>
@@ -12698,6 +17786,7 @@
         <w:rPr>
           <w:noProof/>
         </w:rPr>
+        <w:lastRenderedPageBreak/>
         <w:t>AD Recycle Bin</w:t>
       </w:r>
       <w:bookmarkEnd w:id="37"/>
@@ -13521,12 +18610,14 @@
                 <w:lang w:val="en-US"/>
               </w:rPr>
             </w:pPr>
+            <w:proofErr w:type="spellStart"/>
             <w:r>
               <w:rPr>
                 <w:lang w:val="en-US"/>
               </w:rPr>
               <w:t>DomainLocal</w:t>
             </w:r>
+            <w:proofErr w:type="spellEnd"/>
           </w:p>
         </w:tc>
         <w:tc>
@@ -13947,7 +19038,21 @@
               <w:rPr>
                 <w:lang w:val="en-US"/>
               </w:rPr>
-              <w:t>PRINTSRV-BRANT-MAIN (Tobisba e-Studio 2515ac)</w:t>
+              <w:t>PRINTSRV-BRANT-MAIN (</w:t>
+            </w:r>
+            <w:proofErr w:type="spellStart"/>
+            <w:r>
+              <w:rPr>
+                <w:lang w:val="en-US"/>
+              </w:rPr>
+              <w:t>Tobisba</w:t>
+            </w:r>
+            <w:proofErr w:type="spellEnd"/>
+            <w:r>
+              <w:rPr>
+                <w:lang w:val="en-US"/>
+              </w:rPr>
+              <w:t xml:space="preserve"> e-Studio 2515ac)</w:t>
             </w:r>
           </w:p>
         </w:tc>
@@ -13965,7 +19070,21 @@
               <w:rPr>
                 <w:lang w:val="en-US"/>
               </w:rPr>
-              <w:t>\\PrintSRV.corp.voyageurtransportation.ca\BRANT-MAIN (Tobisba e-Studio 2515ac)</w:t>
+              <w:t>\\PrintSRV.corp.voyageurtransportation.ca\BRANT-MAIN (</w:t>
+            </w:r>
+            <w:proofErr w:type="spellStart"/>
+            <w:r>
+              <w:rPr>
+                <w:lang w:val="en-US"/>
+              </w:rPr>
+              <w:t>Tobisba</w:t>
+            </w:r>
+            <w:proofErr w:type="spellEnd"/>
+            <w:r>
+              <w:rPr>
+                <w:lang w:val="en-US"/>
+              </w:rPr>
+              <w:t xml:space="preserve"> e-Studio 2515ac)</w:t>
             </w:r>
           </w:p>
         </w:tc>
@@ -14124,7 +19243,21 @@
               <w:rPr>
                 <w:lang w:val="en-US"/>
               </w:rPr>
-              <w:t>PRINTSRV-EFBL-Colour (HP Color LaserJet MFP M283fdw)</w:t>
+              <w:t>PRINTSRV-EFBL-</w:t>
+            </w:r>
+            <w:proofErr w:type="spellStart"/>
+            <w:r>
+              <w:rPr>
+                <w:lang w:val="en-US"/>
+              </w:rPr>
+              <w:t>Colour</w:t>
+            </w:r>
+            <w:proofErr w:type="spellEnd"/>
+            <w:r>
+              <w:rPr>
+                <w:lang w:val="en-US"/>
+              </w:rPr>
+              <w:t xml:space="preserve"> (HP Color LaserJet MFP M283fdw)</w:t>
             </w:r>
           </w:p>
         </w:tc>
@@ -14156,11 +19289,19 @@
                 <w:lang w:val="en-US"/>
               </w:rPr>
             </w:pPr>
-            <w:r>
-              <w:rPr>
-                <w:lang w:val="en-US"/>
-              </w:rPr>
-              <w:t>storville East Ferris</w:t>
+            <w:proofErr w:type="spellStart"/>
+            <w:r>
+              <w:rPr>
+                <w:lang w:val="en-US"/>
+              </w:rPr>
+              <w:t>storville</w:t>
+            </w:r>
+            <w:proofErr w:type="spellEnd"/>
+            <w:r>
+              <w:rPr>
+                <w:lang w:val="en-US"/>
+              </w:rPr>
+              <w:t xml:space="preserve"> East Ferris</w:t>
             </w:r>
           </w:p>
         </w:tc>
@@ -14312,11 +19453,19 @@
                 <w:lang w:val="en-US"/>
               </w:rPr>
             </w:pPr>
-            <w:r>
-              <w:rPr>
-                <w:lang w:val="en-US"/>
-              </w:rPr>
-              <w:t>\\PrintSRV.corp.voyageurtransportation.ca\HAN-GARAGE-(IR-ADV-C3325)</w:t>
+            <w:proofErr w:type="gramStart"/>
+            <w:r>
+              <w:rPr>
+                <w:lang w:val="en-US"/>
+              </w:rPr>
+              <w:t>\\PrintSRV.corp.voyageurtransportation.ca\HAN-GARAGE-(</w:t>
+            </w:r>
+            <w:proofErr w:type="gramEnd"/>
+            <w:r>
+              <w:rPr>
+                <w:lang w:val="en-US"/>
+              </w:rPr>
+              <w:t>IR-ADV-C3325)</w:t>
             </w:r>
           </w:p>
         </w:tc>
@@ -14396,7 +19545,21 @@
               <w:rPr>
                 <w:lang w:val="en-US"/>
               </w:rPr>
-              <w:t>301205 Knapville Hanover</w:t>
+              <w:t xml:space="preserve">301205 </w:t>
+            </w:r>
+            <w:proofErr w:type="spellStart"/>
+            <w:r>
+              <w:rPr>
+                <w:lang w:val="en-US"/>
+              </w:rPr>
+              <w:t>Knapville</w:t>
+            </w:r>
+            <w:proofErr w:type="spellEnd"/>
+            <w:r>
+              <w:rPr>
+                <w:lang w:val="en-US"/>
+              </w:rPr>
+              <w:t xml:space="preserve"> Hanover</w:t>
             </w:r>
           </w:p>
         </w:tc>
@@ -14602,6 +19765,7 @@
               <w:rPr>
                 <w:lang w:val="en-US"/>
               </w:rPr>
+              <w:lastRenderedPageBreak/>
               <w:t>PRINTSRV-KIT-WAB (TOSHIBA e-STUDIO4515AC)</w:t>
             </w:r>
           </w:p>
@@ -14717,7 +19881,21 @@
               <w:rPr>
                 <w:lang w:val="en-US"/>
               </w:rPr>
-              <w:t>PRINTSRV-LDN-ADM-GARAGE(HP LaserJet MFP E52645)2</w:t>
+              <w:t>PRINTSRV-LDN-ADM-</w:t>
+            </w:r>
+            <w:proofErr w:type="gramStart"/>
+            <w:r>
+              <w:rPr>
+                <w:lang w:val="en-US"/>
+              </w:rPr>
+              <w:t>GARAGE(</w:t>
+            </w:r>
+            <w:proofErr w:type="gramEnd"/>
+            <w:r>
+              <w:rPr>
+                <w:lang w:val="en-US"/>
+              </w:rPr>
+              <w:t>HP LaserJet MFP E52645)2</w:t>
             </w:r>
           </w:p>
         </w:tc>
@@ -14731,11 +19909,19 @@
                 <w:lang w:val="en-US"/>
               </w:rPr>
             </w:pPr>
-            <w:r>
-              <w:rPr>
-                <w:lang w:val="en-US"/>
-              </w:rPr>
-              <w:t>\\PrintSRV.corp.voyageurtransportation.ca\LDN-ADM-GARAGE(HP LaserJet MFP E52645)2</w:t>
+            <w:proofErr w:type="gramStart"/>
+            <w:r>
+              <w:rPr>
+                <w:lang w:val="en-US"/>
+              </w:rPr>
+              <w:t>\\PrintSRV.corp.voyageurtransportation.ca\LDN-ADM-GARAGE(</w:t>
+            </w:r>
+            <w:proofErr w:type="gramEnd"/>
+            <w:r>
+              <w:rPr>
+                <w:lang w:val="en-US"/>
+              </w:rPr>
+              <w:t>HP LaserJet MFP E52645)2</w:t>
             </w:r>
           </w:p>
         </w:tc>
@@ -14947,7 +20133,21 @@
               <w:rPr>
                 <w:lang w:val="en-US"/>
               </w:rPr>
-              <w:t>PRINTSRV-LDN-ADM-Zebra (ZDesigner GK420d)</w:t>
+              <w:t>PRINTSRV-LDN-ADM-Zebra (</w:t>
+            </w:r>
+            <w:proofErr w:type="spellStart"/>
+            <w:r>
+              <w:rPr>
+                <w:lang w:val="en-US"/>
+              </w:rPr>
+              <w:t>ZDesigner</w:t>
+            </w:r>
+            <w:proofErr w:type="spellEnd"/>
+            <w:r>
+              <w:rPr>
+                <w:lang w:val="en-US"/>
+              </w:rPr>
+              <w:t xml:space="preserve"> GK420d)</w:t>
             </w:r>
           </w:p>
         </w:tc>
@@ -14965,7 +20165,21 @@
               <w:rPr>
                 <w:lang w:val="en-US"/>
               </w:rPr>
-              <w:t>\\PrintSRV.corp.voyageurtransportation.ca\LDN-ADM-Zebra (ZDesigner GK420d)</w:t>
+              <w:t>\\PrintSRV.corp.voyageurtransportation.ca\LDN-ADM-Zebra (</w:t>
+            </w:r>
+            <w:proofErr w:type="spellStart"/>
+            <w:r>
+              <w:rPr>
+                <w:lang w:val="en-US"/>
+              </w:rPr>
+              <w:t>ZDesigner</w:t>
+            </w:r>
+            <w:proofErr w:type="spellEnd"/>
+            <w:r>
+              <w:rPr>
+                <w:lang w:val="en-US"/>
+              </w:rPr>
+              <w:t xml:space="preserve"> GK420d)</w:t>
             </w:r>
           </w:p>
         </w:tc>
@@ -15260,8 +20474,16 @@
               <w:rPr>
                 <w:lang w:val="en-US"/>
               </w:rPr>
-              <w:t>London - Liberty - 2nd Flr</w:t>
-            </w:r>
+              <w:t xml:space="preserve">London - Liberty - 2nd </w:t>
+            </w:r>
+            <w:proofErr w:type="spellStart"/>
+            <w:r>
+              <w:rPr>
+                <w:lang w:val="en-US"/>
+              </w:rPr>
+              <w:t>Flr</w:t>
+            </w:r>
+            <w:proofErr w:type="spellEnd"/>
           </w:p>
         </w:tc>
       </w:tr>
@@ -15345,7 +20567,21 @@
               <w:rPr>
                 <w:lang w:val="en-US"/>
               </w:rPr>
-              <w:t>PRINTSRV-LDN-SOV-FLEET(HP Color LaserJet MFP Pro 477fdn)</w:t>
+              <w:t>PRINTSRV-LDN-SOV-</w:t>
+            </w:r>
+            <w:proofErr w:type="gramStart"/>
+            <w:r>
+              <w:rPr>
+                <w:lang w:val="en-US"/>
+              </w:rPr>
+              <w:t>FLEET(</w:t>
+            </w:r>
+            <w:proofErr w:type="gramEnd"/>
+            <w:r>
+              <w:rPr>
+                <w:lang w:val="en-US"/>
+              </w:rPr>
+              <w:t>HP Color LaserJet MFP Pro 477fdn)</w:t>
             </w:r>
           </w:p>
         </w:tc>
@@ -15359,11 +20595,19 @@
                 <w:lang w:val="en-US"/>
               </w:rPr>
             </w:pPr>
-            <w:r>
-              <w:rPr>
-                <w:lang w:val="en-US"/>
-              </w:rPr>
-              <w:t>\\PrintSRV.corp.voyageurtransportation.ca\LDN-SOV-FLEET(HP Color LaserJet MFP Pro 477fdn)</w:t>
+            <w:proofErr w:type="gramStart"/>
+            <w:r>
+              <w:rPr>
+                <w:lang w:val="en-US"/>
+              </w:rPr>
+              <w:t>\\PrintSRV.corp.voyageurtransportation.ca\LDN-SOV-FLEET(</w:t>
+            </w:r>
+            <w:proofErr w:type="gramEnd"/>
+            <w:r>
+              <w:rPr>
+                <w:lang w:val="en-US"/>
+              </w:rPr>
+              <w:t>HP Color LaserJet MFP Pro 477fdn)</w:t>
             </w:r>
           </w:p>
         </w:tc>
@@ -15407,8 +20651,16 @@
               <w:rPr>
                 <w:lang w:val="en-US"/>
               </w:rPr>
-              <w:t>PRINTSRV-LDN-SOV-MAIN (HP Color LaserJet MFP M577 )</w:t>
-            </w:r>
+              <w:t>PRINTSRV-LDN-SOV-MAIN (HP Color LaserJet MFP M</w:t>
+            </w:r>
+            <w:proofErr w:type="gramStart"/>
+            <w:r>
+              <w:rPr>
+                <w:lang w:val="en-US"/>
+              </w:rPr>
+              <w:t>577 )</w:t>
+            </w:r>
+            <w:proofErr w:type="gramEnd"/>
           </w:p>
         </w:tc>
         <w:tc>
@@ -15425,8 +20677,16 @@
               <w:rPr>
                 <w:lang w:val="en-US"/>
               </w:rPr>
-              <w:t>\\PrintSRV.corp.voyageurtransportation.ca\LDN-SOV-MAIN (HP Color LaserJet MFP M577 )</w:t>
-            </w:r>
+              <w:t>\\PrintSRV.corp.voyageurtransportation.ca\LDN-SOV-MAIN (HP Color LaserJet MFP M</w:t>
+            </w:r>
+            <w:proofErr w:type="gramStart"/>
+            <w:r>
+              <w:rPr>
+                <w:lang w:val="en-US"/>
+              </w:rPr>
+              <w:t>577 )</w:t>
+            </w:r>
+            <w:proofErr w:type="gramEnd"/>
           </w:p>
         </w:tc>
         <w:tc>
@@ -15466,7 +20726,21 @@
               <w:rPr>
                 <w:lang w:val="en-US"/>
               </w:rPr>
-              <w:t>PRINTSRV-NEW-LISKEARD-MAIN (iR-ADV C257)</w:t>
+              <w:t>PRINTSRV-NEW-LISKEARD-MAIN (</w:t>
+            </w:r>
+            <w:proofErr w:type="spellStart"/>
+            <w:r>
+              <w:rPr>
+                <w:lang w:val="en-US"/>
+              </w:rPr>
+              <w:t>iR</w:t>
+            </w:r>
+            <w:proofErr w:type="spellEnd"/>
+            <w:r>
+              <w:rPr>
+                <w:lang w:val="en-US"/>
+              </w:rPr>
+              <w:t>-ADV C257)</w:t>
             </w:r>
           </w:p>
         </w:tc>
@@ -15484,7 +20758,21 @@
               <w:rPr>
                 <w:lang w:val="en-US"/>
               </w:rPr>
-              <w:t>\\PrintSRV.corp.voyageurtransportation.ca\NEW-LISKEARD-MAIN (iR-ADV C257)</w:t>
+              <w:t>\\PrintSRV.corp.voyageurtransportation.ca\NEW-LISKEARD-MAIN (</w:t>
+            </w:r>
+            <w:proofErr w:type="spellStart"/>
+            <w:r>
+              <w:rPr>
+                <w:lang w:val="en-US"/>
+              </w:rPr>
+              <w:t>iR</w:t>
+            </w:r>
+            <w:proofErr w:type="spellEnd"/>
+            <w:r>
+              <w:rPr>
+                <w:lang w:val="en-US"/>
+              </w:rPr>
+              <w:t>-ADV C257)</w:t>
             </w:r>
           </w:p>
         </w:tc>
@@ -15637,6 +20925,7 @@
               <w:rPr>
                 <w:lang w:val="en-US"/>
               </w:rPr>
+              <w:lastRenderedPageBreak/>
               <w:t>PRINTSRV-OTT-GARAGE-OFFICE (HP LaserJet MFP E52645)</w:t>
             </w:r>
           </w:p>
@@ -15926,7 +21215,21 @@
               <w:rPr>
                 <w:lang w:val="en-US"/>
               </w:rPr>
-              <w:t>PRINTSRV-OWEN-TERM (HP ColorJet MFP E47528)</w:t>
+              <w:t xml:space="preserve">PRINTSRV-OWEN-TERM (HP </w:t>
+            </w:r>
+            <w:proofErr w:type="spellStart"/>
+            <w:r>
+              <w:rPr>
+                <w:lang w:val="en-US"/>
+              </w:rPr>
+              <w:t>ColorJet</w:t>
+            </w:r>
+            <w:proofErr w:type="spellEnd"/>
+            <w:r>
+              <w:rPr>
+                <w:lang w:val="en-US"/>
+              </w:rPr>
+              <w:t xml:space="preserve"> MFP E47528)</w:t>
             </w:r>
           </w:p>
         </w:tc>
@@ -15944,7 +21247,21 @@
               <w:rPr>
                 <w:lang w:val="en-US"/>
               </w:rPr>
-              <w:t>\\PrintSRV.corp.voyageurtransportation.ca\OWEN-TERM (HP ColorJet MFP E47528)</w:t>
+              <w:t xml:space="preserve">\\PrintSRV.corp.voyageurtransportation.ca\OWEN-TERM (HP </w:t>
+            </w:r>
+            <w:proofErr w:type="spellStart"/>
+            <w:r>
+              <w:rPr>
+                <w:lang w:val="en-US"/>
+              </w:rPr>
+              <w:t>ColorJet</w:t>
+            </w:r>
+            <w:proofErr w:type="spellEnd"/>
+            <w:r>
+              <w:rPr>
+                <w:lang w:val="en-US"/>
+              </w:rPr>
+              <w:t xml:space="preserve"> MFP E47528)</w:t>
             </w:r>
           </w:p>
         </w:tc>
@@ -16271,8 +21588,30 @@
               <w:rPr>
                 <w:lang w:val="en-US"/>
               </w:rPr>
-              <w:t>PRINTSRV-WELL-MAIN (Canon iR-ADV C259 )</w:t>
-            </w:r>
+              <w:t xml:space="preserve">PRINTSRV-WELL-MAIN (Canon </w:t>
+            </w:r>
+            <w:proofErr w:type="spellStart"/>
+            <w:r>
+              <w:rPr>
+                <w:lang w:val="en-US"/>
+              </w:rPr>
+              <w:t>iR</w:t>
+            </w:r>
+            <w:proofErr w:type="spellEnd"/>
+            <w:r>
+              <w:rPr>
+                <w:lang w:val="en-US"/>
+              </w:rPr>
+              <w:t>-ADV C</w:t>
+            </w:r>
+            <w:proofErr w:type="gramStart"/>
+            <w:r>
+              <w:rPr>
+                <w:lang w:val="en-US"/>
+              </w:rPr>
+              <w:t>259 )</w:t>
+            </w:r>
+            <w:proofErr w:type="gramEnd"/>
           </w:p>
         </w:tc>
         <w:tc>
@@ -16289,8 +21628,30 @@
               <w:rPr>
                 <w:lang w:val="en-US"/>
               </w:rPr>
-              <w:t>\\PrintSRV.corp.voyageurtransportation.ca\WELL-MAIN (Canon iR-ADV C259 )</w:t>
-            </w:r>
+              <w:t xml:space="preserve">\\PrintSRV.corp.voyageurtransportation.ca\WELL-MAIN (Canon </w:t>
+            </w:r>
+            <w:proofErr w:type="spellStart"/>
+            <w:r>
+              <w:rPr>
+                <w:lang w:val="en-US"/>
+              </w:rPr>
+              <w:t>iR</w:t>
+            </w:r>
+            <w:proofErr w:type="spellEnd"/>
+            <w:r>
+              <w:rPr>
+                <w:lang w:val="en-US"/>
+              </w:rPr>
+              <w:t>-ADV C</w:t>
+            </w:r>
+            <w:proofErr w:type="gramStart"/>
+            <w:r>
+              <w:rPr>
+                <w:lang w:val="en-US"/>
+              </w:rPr>
+              <w:t>259 )</w:t>
+            </w:r>
+            <w:proofErr w:type="gramEnd"/>
           </w:p>
         </w:tc>
         <w:tc>
@@ -16303,12 +21664,28 @@
                 <w:lang w:val="en-US"/>
               </w:rPr>
             </w:pPr>
-            <w:r>
-              <w:rPr>
-                <w:lang w:val="en-US"/>
-              </w:rPr>
-              <w:t>Welland, Onatario</w:t>
-            </w:r>
+            <w:proofErr w:type="spellStart"/>
+            <w:r>
+              <w:rPr>
+                <w:lang w:val="en-US"/>
+              </w:rPr>
+              <w:t>Welland</w:t>
+            </w:r>
+            <w:proofErr w:type="spellEnd"/>
+            <w:r>
+              <w:rPr>
+                <w:lang w:val="en-US"/>
+              </w:rPr>
+              <w:t xml:space="preserve">, </w:t>
+            </w:r>
+            <w:proofErr w:type="spellStart"/>
+            <w:r>
+              <w:rPr>
+                <w:lang w:val="en-US"/>
+              </w:rPr>
+              <w:t>Onatario</w:t>
+            </w:r>
+            <w:proofErr w:type="spellEnd"/>
           </w:p>
         </w:tc>
       </w:tr>
@@ -16484,7 +21861,21 @@
               <w:rPr>
                 <w:lang w:val="en-US"/>
               </w:rPr>
-              <w:t>23 Cardico Dr Gormley</w:t>
+              <w:t xml:space="preserve">23 </w:t>
+            </w:r>
+            <w:proofErr w:type="spellStart"/>
+            <w:r>
+              <w:rPr>
+                <w:lang w:val="en-US"/>
+              </w:rPr>
+              <w:t>Cardico</w:t>
+            </w:r>
+            <w:proofErr w:type="spellEnd"/>
+            <w:r>
+              <w:rPr>
+                <w:lang w:val="en-US"/>
+              </w:rPr>
+              <w:t xml:space="preserve"> Dr Gormley</w:t>
             </w:r>
           </w:p>
         </w:tc>
@@ -16569,7 +21960,21 @@
               <w:rPr>
                 <w:lang w:val="en-US"/>
               </w:rPr>
-              <w:t>PRINTSRV-YORK-SCH (iR-ADV C5540 III)</w:t>
+              <w:t>PRINTSRV-YORK-SCH (</w:t>
+            </w:r>
+            <w:proofErr w:type="spellStart"/>
+            <w:r>
+              <w:rPr>
+                <w:lang w:val="en-US"/>
+              </w:rPr>
+              <w:t>iR</w:t>
+            </w:r>
+            <w:proofErr w:type="spellEnd"/>
+            <w:r>
+              <w:rPr>
+                <w:lang w:val="en-US"/>
+              </w:rPr>
+              <w:t>-ADV C5540 III)</w:t>
             </w:r>
           </w:p>
         </w:tc>
@@ -16587,7 +21992,21 @@
               <w:rPr>
                 <w:lang w:val="en-US"/>
               </w:rPr>
-              <w:t>\\PrintSRV.corp.voyageurtransportation.ca\YORK-SCH (iR-ADV C5540 III)</w:t>
+              <w:t>\\PrintSRV.corp.voyageurtransportation.ca\YORK-SCH (</w:t>
+            </w:r>
+            <w:proofErr w:type="spellStart"/>
+            <w:r>
+              <w:rPr>
+                <w:lang w:val="en-US"/>
+              </w:rPr>
+              <w:t>iR</w:t>
+            </w:r>
+            <w:proofErr w:type="spellEnd"/>
+            <w:r>
+              <w:rPr>
+                <w:lang w:val="en-US"/>
+              </w:rPr>
+              <w:t>-ADV C5540 III)</w:t>
             </w:r>
           </w:p>
         </w:tc>
@@ -16907,12 +22326,14 @@
                 <w:lang w:val="en-US"/>
               </w:rPr>
             </w:pPr>
+            <w:proofErr w:type="spellStart"/>
             <w:r>
               <w:rPr>
                 <w:lang w:val="en-US"/>
               </w:rPr>
               <w:t>TsInternetUser</w:t>
             </w:r>
+            <w:proofErr w:type="spellEnd"/>
           </w:p>
         </w:tc>
         <w:tc>
@@ -17094,12 +22515,14 @@
                 <w:lang w:val="en-US"/>
               </w:rPr>
             </w:pPr>
+            <w:proofErr w:type="spellStart"/>
             <w:r>
               <w:rPr>
                 <w:lang w:val="en-US"/>
               </w:rPr>
               <w:t>SQLExecutiveCmdExec</w:t>
             </w:r>
+            <w:proofErr w:type="spellEnd"/>
           </w:p>
         </w:tc>
         <w:tc>
@@ -17186,12 +22609,14 @@
                 <w:lang w:val="en-US"/>
               </w:rPr>
             </w:pPr>
+            <w:proofErr w:type="spellStart"/>
             <w:r>
               <w:rPr>
                 <w:lang w:val="en-US"/>
               </w:rPr>
               <w:t>SQLAgentCmdExec</w:t>
             </w:r>
+            <w:proofErr w:type="spellEnd"/>
           </w:p>
         </w:tc>
         <w:tc>
@@ -17275,12 +22700,14 @@
                 <w:lang w:val="en-US"/>
               </w:rPr>
             </w:pPr>
+            <w:proofErr w:type="spellStart"/>
             <w:r>
               <w:rPr>
                 <w:lang w:val="en-US"/>
               </w:rPr>
               <w:t>krbtgt</w:t>
             </w:r>
+            <w:proofErr w:type="spellEnd"/>
           </w:p>
         </w:tc>
         <w:tc>
@@ -17367,12 +22794,16 @@
                 <w:lang w:val="en-US"/>
               </w:rPr>
             </w:pPr>
+            <w:proofErr w:type="spellStart"/>
+            <w:proofErr w:type="gramStart"/>
             <w:r>
               <w:rPr>
                 <w:lang w:val="en-US"/>
               </w:rPr>
               <w:t>jh.admin</w:t>
             </w:r>
+            <w:proofErr w:type="spellEnd"/>
+            <w:proofErr w:type="gramEnd"/>
           </w:p>
         </w:tc>
         <w:tc>
@@ -17462,12 +22893,14 @@
                 <w:lang w:val="en-US"/>
               </w:rPr>
             </w:pPr>
+            <w:proofErr w:type="spellStart"/>
             <w:r>
               <w:rPr>
                 <w:lang w:val="en-US"/>
               </w:rPr>
               <w:t>netskope</w:t>
             </w:r>
+            <w:proofErr w:type="spellEnd"/>
           </w:p>
         </w:tc>
         <w:tc>
@@ -17560,12 +22993,14 @@
                 <w:lang w:val="en-US"/>
               </w:rPr>
             </w:pPr>
+            <w:proofErr w:type="spellStart"/>
             <w:r>
               <w:rPr>
                 <w:lang w:val="en-US"/>
               </w:rPr>
               <w:t>veeambackup</w:t>
             </w:r>
+            <w:proofErr w:type="spellEnd"/>
           </w:p>
         </w:tc>
         <w:tc>
@@ -17747,12 +23182,14 @@
                 <w:lang w:val="en-US"/>
               </w:rPr>
             </w:pPr>
+            <w:proofErr w:type="spellStart"/>
             <w:r>
               <w:rPr>
                 <w:lang w:val="en-US"/>
               </w:rPr>
               <w:t>gtatrainer</w:t>
             </w:r>
+            <w:proofErr w:type="spellEnd"/>
           </w:p>
         </w:tc>
         <w:tc>
@@ -18326,12 +23763,14 @@
                 <w:lang w:val="en-US"/>
               </w:rPr>
             </w:pPr>
+            <w:proofErr w:type="spellStart"/>
             <w:r>
               <w:rPr>
                 <w:lang w:val="en-US"/>
               </w:rPr>
               <w:t>winfuel</w:t>
             </w:r>
+            <w:proofErr w:type="spellEnd"/>
           </w:p>
         </w:tc>
         <w:tc>
@@ -18519,12 +23958,14 @@
                 <w:lang w:val="en-US"/>
               </w:rPr>
             </w:pPr>
+            <w:proofErr w:type="spellStart"/>
             <w:r>
               <w:rPr>
                 <w:lang w:val="en-US"/>
               </w:rPr>
               <w:t>scantofile</w:t>
             </w:r>
+            <w:proofErr w:type="spellEnd"/>
           </w:p>
         </w:tc>
         <w:tc>
@@ -18712,12 +24153,14 @@
                 <w:lang w:val="en-US"/>
               </w:rPr>
             </w:pPr>
+            <w:proofErr w:type="spellStart"/>
             <w:r>
               <w:rPr>
                 <w:lang w:val="en-US"/>
               </w:rPr>
               <w:t>mechanictmp</w:t>
             </w:r>
+            <w:proofErr w:type="spellEnd"/>
           </w:p>
         </w:tc>
         <w:tc>
@@ -19098,12 +24541,14 @@
                 <w:lang w:val="en-US"/>
               </w:rPr>
             </w:pPr>
+            <w:proofErr w:type="spellStart"/>
             <w:r>
               <w:rPr>
                 <w:lang w:val="en-US"/>
               </w:rPr>
               <w:t>scantofolder</w:t>
             </w:r>
+            <w:proofErr w:type="spellEnd"/>
           </w:p>
         </w:tc>
         <w:tc>
@@ -19193,12 +24638,14 @@
                 <w:lang w:val="en-US"/>
               </w:rPr>
             </w:pPr>
+            <w:proofErr w:type="spellStart"/>
             <w:r>
               <w:rPr>
                 <w:lang w:val="en-US"/>
               </w:rPr>
               <w:t>brantmechanic</w:t>
             </w:r>
+            <w:proofErr w:type="spellEnd"/>
           </w:p>
         </w:tc>
         <w:tc>
@@ -19386,12 +24833,14 @@
                 <w:lang w:val="en-US"/>
               </w:rPr>
             </w:pPr>
+            <w:proofErr w:type="spellStart"/>
             <w:r>
               <w:rPr>
                 <w:lang w:val="en-US"/>
               </w:rPr>
               <w:t>OSTraining</w:t>
             </w:r>
+            <w:proofErr w:type="spellEnd"/>
           </w:p>
         </w:tc>
         <w:tc>
@@ -19573,12 +25022,14 @@
                 <w:lang w:val="en-US"/>
               </w:rPr>
             </w:pPr>
+            <w:proofErr w:type="spellStart"/>
             <w:r>
               <w:rPr>
                 <w:lang w:val="en-US"/>
               </w:rPr>
               <w:t>svcVCenterAdmin</w:t>
             </w:r>
+            <w:proofErr w:type="spellEnd"/>
           </w:p>
         </w:tc>
         <w:tc>
@@ -19671,12 +25122,14 @@
                 <w:lang w:val="en-US"/>
               </w:rPr>
             </w:pPr>
+            <w:proofErr w:type="spellStart"/>
             <w:r>
               <w:rPr>
                 <w:lang w:val="en-US"/>
               </w:rPr>
               <w:t>svcPNETGUIApps</w:t>
             </w:r>
+            <w:proofErr w:type="spellEnd"/>
           </w:p>
         </w:tc>
         <w:tc>
@@ -19764,7 +25217,21 @@
               <w:rPr>
                 <w:lang w:val="en-US"/>
               </w:rPr>
-              <w:t>___VMware_Conv_SA___</w:t>
+              <w:t>___</w:t>
+            </w:r>
+            <w:proofErr w:type="spellStart"/>
+            <w:r>
+              <w:rPr>
+                <w:lang w:val="en-US"/>
+              </w:rPr>
+              <w:t>VMware_Conv_SA</w:t>
+            </w:r>
+            <w:proofErr w:type="spellEnd"/>
+            <w:r>
+              <w:rPr>
+                <w:lang w:val="en-US"/>
+              </w:rPr>
+              <w:t>___</w:t>
             </w:r>
           </w:p>
         </w:tc>
@@ -19947,12 +25414,14 @@
                 <w:lang w:val="en-US"/>
               </w:rPr>
             </w:pPr>
+            <w:proofErr w:type="spellStart"/>
             <w:r>
               <w:rPr>
                 <w:lang w:val="en-US"/>
               </w:rPr>
               <w:t>sqlagent</w:t>
             </w:r>
+            <w:proofErr w:type="spellEnd"/>
           </w:p>
         </w:tc>
         <w:tc>
@@ -20045,12 +25514,14 @@
                 <w:lang w:val="en-US"/>
               </w:rPr>
             </w:pPr>
+            <w:proofErr w:type="spellStart"/>
             <w:r>
               <w:rPr>
                 <w:lang w:val="en-US"/>
               </w:rPr>
               <w:t>CWTraining</w:t>
             </w:r>
+            <w:proofErr w:type="spellEnd"/>
           </w:p>
         </w:tc>
         <w:tc>
@@ -20144,6 +25615,7 @@
               <w:rPr>
                 <w:lang w:val="en-US"/>
               </w:rPr>
+              <w:lastRenderedPageBreak/>
               <w:t>Lhin4training</w:t>
             </w:r>
           </w:p>
@@ -20238,11 +25710,19 @@
                 <w:lang w:val="en-US"/>
               </w:rPr>
             </w:pPr>
-            <w:r>
-              <w:rPr>
-                <w:lang w:val="en-US"/>
-              </w:rPr>
-              <w:t>Fortigate-SA</w:t>
+            <w:proofErr w:type="spellStart"/>
+            <w:r>
+              <w:rPr>
+                <w:lang w:val="en-US"/>
+              </w:rPr>
+              <w:t>Fortigate</w:t>
+            </w:r>
+            <w:proofErr w:type="spellEnd"/>
+            <w:r>
+              <w:rPr>
+                <w:lang w:val="en-US"/>
+              </w:rPr>
+              <w:t>-SA</w:t>
             </w:r>
           </w:p>
         </w:tc>
@@ -20333,12 +25813,14 @@
                 <w:lang w:val="en-US"/>
               </w:rPr>
             </w:pPr>
+            <w:proofErr w:type="spellStart"/>
             <w:r>
               <w:rPr>
                 <w:lang w:val="en-US"/>
               </w:rPr>
               <w:t>ScanMIR</w:t>
             </w:r>
+            <w:proofErr w:type="spellEnd"/>
           </w:p>
         </w:tc>
         <w:tc>
@@ -20624,12 +26106,16 @@
                 <w:lang w:val="en-US"/>
               </w:rPr>
             </w:pPr>
+            <w:proofErr w:type="spellStart"/>
+            <w:proofErr w:type="gramStart"/>
             <w:r>
               <w:rPr>
                 <w:lang w:val="en-US"/>
               </w:rPr>
               <w:t>eastferris.mechanic</w:t>
             </w:r>
+            <w:proofErr w:type="spellEnd"/>
+            <w:proofErr w:type="gramEnd"/>
           </w:p>
         </w:tc>
         <w:tc>
@@ -20719,12 +26205,14 @@
                 <w:lang w:val="en-US"/>
               </w:rPr>
             </w:pPr>
+            <w:proofErr w:type="spellStart"/>
             <w:r>
               <w:rPr>
                 <w:lang w:val="en-US"/>
               </w:rPr>
               <w:t>sagedotnet</w:t>
             </w:r>
+            <w:proofErr w:type="spellEnd"/>
           </w:p>
         </w:tc>
         <w:tc>
@@ -21093,12 +26581,14 @@
                 <w:lang w:val="en-US"/>
               </w:rPr>
             </w:pPr>
+            <w:proofErr w:type="spellStart"/>
             <w:r>
               <w:rPr>
                 <w:lang w:val="en-US"/>
               </w:rPr>
               <w:t>dattosrvc</w:t>
             </w:r>
+            <w:proofErr w:type="spellEnd"/>
           </w:p>
         </w:tc>
         <w:tc>
@@ -21185,12 +26675,14 @@
                 <w:lang w:val="en-US"/>
               </w:rPr>
             </w:pPr>
+            <w:proofErr w:type="spellStart"/>
             <w:r>
               <w:rPr>
                 <w:lang w:val="en-US"/>
               </w:rPr>
               <w:t>rdssrv</w:t>
             </w:r>
+            <w:proofErr w:type="spellEnd"/>
           </w:p>
         </w:tc>
         <w:tc>
@@ -21274,12 +26766,14 @@
                 <w:lang w:val="en-US"/>
               </w:rPr>
             </w:pPr>
+            <w:proofErr w:type="spellStart"/>
             <w:r>
               <w:rPr>
                 <w:lang w:val="en-US"/>
               </w:rPr>
               <w:t>ldapvoy</w:t>
             </w:r>
+            <w:proofErr w:type="spellEnd"/>
           </w:p>
         </w:tc>
         <w:tc>
@@ -21467,12 +26961,14 @@
                 <w:lang w:val="en-US"/>
               </w:rPr>
             </w:pPr>
+            <w:proofErr w:type="spellStart"/>
             <w:r>
               <w:rPr>
                 <w:lang w:val="en-US"/>
               </w:rPr>
               <w:t>Sudbury.Mechanic</w:t>
             </w:r>
+            <w:proofErr w:type="spellEnd"/>
           </w:p>
         </w:tc>
         <w:tc>
@@ -21565,12 +27061,14 @@
                 <w:lang w:val="en-US"/>
               </w:rPr>
             </w:pPr>
+            <w:proofErr w:type="spellStart"/>
             <w:r>
               <w:rPr>
                 <w:lang w:val="en-US"/>
               </w:rPr>
               <w:t>cwautosrv</w:t>
             </w:r>
+            <w:proofErr w:type="spellEnd"/>
           </w:p>
         </w:tc>
         <w:tc>
@@ -21660,12 +27158,14 @@
                 <w:lang w:val="en-US"/>
               </w:rPr>
             </w:pPr>
+            <w:proofErr w:type="spellStart"/>
             <w:r>
               <w:rPr>
                 <w:lang w:val="en-US"/>
               </w:rPr>
               <w:t>ldap_bind</w:t>
             </w:r>
+            <w:proofErr w:type="spellEnd"/>
           </w:p>
         </w:tc>
         <w:tc>
@@ -21853,12 +27353,16 @@
                 <w:lang w:val="en-US"/>
               </w:rPr>
             </w:pPr>
+            <w:proofErr w:type="spellStart"/>
+            <w:proofErr w:type="gramStart"/>
             <w:r>
               <w:rPr>
                 <w:lang w:val="en-US"/>
               </w:rPr>
               <w:t>toronto.mechanic</w:t>
             </w:r>
+            <w:proofErr w:type="spellEnd"/>
+            <w:proofErr w:type="gramEnd"/>
           </w:p>
         </w:tc>
         <w:tc>
@@ -21951,12 +27455,22 @@
                 <w:lang w:val="en-US"/>
               </w:rPr>
             </w:pPr>
-            <w:r>
-              <w:rPr>
-                <w:lang w:val="en-US"/>
-              </w:rPr>
-              <w:t>ca.vts.unif-serverag</w:t>
-            </w:r>
+            <w:proofErr w:type="spellStart"/>
+            <w:proofErr w:type="gramStart"/>
+            <w:r>
+              <w:rPr>
+                <w:lang w:val="en-US"/>
+              </w:rPr>
+              <w:t>ca.vts.unif</w:t>
+            </w:r>
+            <w:proofErr w:type="gramEnd"/>
+            <w:r>
+              <w:rPr>
+                <w:lang w:val="en-US"/>
+              </w:rPr>
+              <w:t>-serverag</w:t>
+            </w:r>
+            <w:proofErr w:type="spellEnd"/>
           </w:p>
         </w:tc>
         <w:tc>
@@ -22040,12 +27554,14 @@
                 <w:lang w:val="en-US"/>
               </w:rPr>
             </w:pPr>
+            <w:proofErr w:type="spellStart"/>
             <w:r>
               <w:rPr>
                 <w:lang w:val="en-US"/>
               </w:rPr>
               <w:t>svcvCenterBkup</w:t>
             </w:r>
+            <w:proofErr w:type="spellEnd"/>
           </w:p>
         </w:tc>
         <w:tc>
@@ -22138,12 +27654,14 @@
                 <w:lang w:val="en-US"/>
               </w:rPr>
             </w:pPr>
+            <w:proofErr w:type="spellStart"/>
             <w:r>
               <w:rPr>
                 <w:lang w:val="en-US"/>
               </w:rPr>
               <w:t>svcGFCS</w:t>
             </w:r>
+            <w:proofErr w:type="spellEnd"/>
           </w:p>
         </w:tc>
         <w:tc>
@@ -22233,12 +27751,14 @@
                 <w:lang w:val="en-US"/>
               </w:rPr>
             </w:pPr>
+            <w:proofErr w:type="spellStart"/>
             <w:r>
               <w:rPr>
                 <w:lang w:val="en-US"/>
               </w:rPr>
               <w:t>svcSQLVSS</w:t>
             </w:r>
+            <w:proofErr w:type="spellEnd"/>
           </w:p>
         </w:tc>
         <w:tc>
@@ -22675,6 +28195,8 @@
                 <w:lang w:val="en-US"/>
               </w:rPr>
             </w:pPr>
+            <w:proofErr w:type="spellStart"/>
+            <w:proofErr w:type="gramStart"/>
             <w:r>
               <w:rPr>
                 <w:rStyle w:val="Heading2Char"/>
@@ -22682,6 +28204,8 @@
               </w:rPr>
               <w:t>ad.admin</w:t>
             </w:r>
+            <w:proofErr w:type="spellEnd"/>
+            <w:proofErr w:type="gramEnd"/>
           </w:p>
         </w:tc>
         <w:tc>
@@ -22723,6 +28247,8 @@
                 <w:lang w:val="en-US"/>
               </w:rPr>
             </w:pPr>
+            <w:proofErr w:type="spellStart"/>
+            <w:proofErr w:type="gramStart"/>
             <w:r>
               <w:rPr>
                 <w:rStyle w:val="Heading2Char"/>
@@ -22730,6 +28256,8 @@
               </w:rPr>
               <w:t>bill.oreily</w:t>
             </w:r>
+            <w:proofErr w:type="spellEnd"/>
+            <w:proofErr w:type="gramEnd"/>
           </w:p>
         </w:tc>
         <w:tc>
@@ -22768,13 +28296,24 @@
                 <w:lang w:val="en-US"/>
               </w:rPr>
             </w:pPr>
+            <w:proofErr w:type="spellStart"/>
+            <w:proofErr w:type="gramStart"/>
             <w:r>
               <w:rPr>
                 <w:rStyle w:val="Heading2Char"/>
                 <w:lang w:val="en-US"/>
               </w:rPr>
-              <w:t>ca.vts.unif-serverag</w:t>
-            </w:r>
+              <w:t>ca.vts.unif</w:t>
+            </w:r>
+            <w:proofErr w:type="gramEnd"/>
+            <w:r>
+              <w:rPr>
+                <w:rStyle w:val="Heading2Char"/>
+                <w:lang w:val="en-US"/>
+              </w:rPr>
+              <w:t>-serverag</w:t>
+            </w:r>
+            <w:proofErr w:type="spellEnd"/>
           </w:p>
         </w:tc>
         <w:tc>
@@ -22816,6 +28355,8 @@
                 <w:lang w:val="en-US"/>
               </w:rPr>
             </w:pPr>
+            <w:proofErr w:type="spellStart"/>
+            <w:proofErr w:type="gramStart"/>
             <w:r>
               <w:rPr>
                 <w:rStyle w:val="Heading2Char"/>
@@ -22823,6 +28364,8 @@
               </w:rPr>
               <w:t>ck.admin</w:t>
             </w:r>
+            <w:proofErr w:type="spellEnd"/>
+            <w:proofErr w:type="gramEnd"/>
           </w:p>
         </w:tc>
         <w:tc>
@@ -22861,6 +28404,7 @@
                 <w:lang w:val="en-US"/>
               </w:rPr>
             </w:pPr>
+            <w:proofErr w:type="spellStart"/>
             <w:r>
               <w:rPr>
                 <w:rStyle w:val="Heading2Char"/>
@@ -22868,6 +28412,7 @@
               </w:rPr>
               <w:t>cwautosrv</w:t>
             </w:r>
+            <w:proofErr w:type="spellEnd"/>
           </w:p>
         </w:tc>
         <w:tc>
@@ -22954,6 +28499,8 @@
                 <w:lang w:val="en-US"/>
               </w:rPr>
             </w:pPr>
+            <w:proofErr w:type="spellStart"/>
+            <w:proofErr w:type="gramStart"/>
             <w:r>
               <w:rPr>
                 <w:rStyle w:val="Heading2Char"/>
@@ -22961,6 +28508,8 @@
               </w:rPr>
               <w:t>enaefe.admin</w:t>
             </w:r>
+            <w:proofErr w:type="spellEnd"/>
+            <w:proofErr w:type="gramEnd"/>
           </w:p>
         </w:tc>
         <w:tc>
@@ -23002,6 +28551,8 @@
                 <w:lang w:val="en-US"/>
               </w:rPr>
             </w:pPr>
+            <w:proofErr w:type="spellStart"/>
+            <w:proofErr w:type="gramStart"/>
             <w:r>
               <w:rPr>
                 <w:rStyle w:val="Heading2Char"/>
@@ -23009,6 +28560,8 @@
               </w:rPr>
               <w:t>femi.admin</w:t>
             </w:r>
+            <w:proofErr w:type="spellEnd"/>
+            <w:proofErr w:type="gramEnd"/>
           </w:p>
         </w:tc>
         <w:tc>
@@ -23047,6 +28600,8 @@
                 <w:lang w:val="en-US"/>
               </w:rPr>
             </w:pPr>
+            <w:proofErr w:type="spellStart"/>
+            <w:proofErr w:type="gramStart"/>
             <w:r>
               <w:rPr>
                 <w:rStyle w:val="Heading2Char"/>
@@ -23054,6 +28609,8 @@
               </w:rPr>
               <w:t>gm.admin</w:t>
             </w:r>
+            <w:proofErr w:type="spellEnd"/>
+            <w:proofErr w:type="gramEnd"/>
           </w:p>
         </w:tc>
         <w:tc>
@@ -23095,13 +28652,18 @@
                 <w:lang w:val="en-US"/>
               </w:rPr>
             </w:pPr>
+            <w:proofErr w:type="spellStart"/>
+            <w:proofErr w:type="gramStart"/>
             <w:r>
               <w:rPr>
                 <w:rStyle w:val="Heading2Char"/>
                 <w:lang w:val="en-US"/>
               </w:rPr>
+              <w:lastRenderedPageBreak/>
               <w:t>GM.local</w:t>
             </w:r>
+            <w:proofErr w:type="spellEnd"/>
+            <w:proofErr w:type="gramEnd"/>
           </w:p>
         </w:tc>
         <w:tc>
@@ -23140,6 +28702,8 @@
                 <w:lang w:val="en-US"/>
               </w:rPr>
             </w:pPr>
+            <w:proofErr w:type="spellStart"/>
+            <w:proofErr w:type="gramStart"/>
             <w:r>
               <w:rPr>
                 <w:rStyle w:val="Heading2Char"/>
@@ -23147,6 +28711,8 @@
               </w:rPr>
               <w:t>jh.admin</w:t>
             </w:r>
+            <w:proofErr w:type="spellEnd"/>
+            <w:proofErr w:type="gramEnd"/>
           </w:p>
         </w:tc>
         <w:tc>
@@ -23188,6 +28754,8 @@
                 <w:lang w:val="en-US"/>
               </w:rPr>
             </w:pPr>
+            <w:proofErr w:type="spellStart"/>
+            <w:proofErr w:type="gramStart"/>
             <w:r>
               <w:rPr>
                 <w:rStyle w:val="Heading2Char"/>
@@ -23195,6 +28763,8 @@
               </w:rPr>
               <w:t>jm.admin</w:t>
             </w:r>
+            <w:proofErr w:type="spellEnd"/>
+            <w:proofErr w:type="gramEnd"/>
           </w:p>
         </w:tc>
         <w:tc>
@@ -23233,6 +28803,8 @@
                 <w:lang w:val="en-US"/>
               </w:rPr>
             </w:pPr>
+            <w:proofErr w:type="spellStart"/>
+            <w:proofErr w:type="gramStart"/>
             <w:r>
               <w:rPr>
                 <w:rStyle w:val="Heading2Char"/>
@@ -23240,6 +28812,8 @@
               </w:rPr>
               <w:t>kb.admin</w:t>
             </w:r>
+            <w:proofErr w:type="spellEnd"/>
+            <w:proofErr w:type="gramEnd"/>
           </w:p>
         </w:tc>
         <w:tc>
@@ -23281,6 +28855,8 @@
                 <w:lang w:val="en-US"/>
               </w:rPr>
             </w:pPr>
+            <w:proofErr w:type="spellStart"/>
+            <w:proofErr w:type="gramStart"/>
             <w:r>
               <w:rPr>
                 <w:rStyle w:val="Heading2Char"/>
@@ -23288,6 +28864,8 @@
               </w:rPr>
               <w:t>kk.admin</w:t>
             </w:r>
+            <w:proofErr w:type="spellEnd"/>
+            <w:proofErr w:type="gramEnd"/>
           </w:p>
         </w:tc>
         <w:tc>
@@ -23326,6 +28904,7 @@
                 <w:lang w:val="en-US"/>
               </w:rPr>
             </w:pPr>
+            <w:proofErr w:type="spellStart"/>
             <w:r>
               <w:rPr>
                 <w:rStyle w:val="Heading2Char"/>
@@ -23333,6 +28912,7 @@
               </w:rPr>
               <w:t>krbtgt</w:t>
             </w:r>
+            <w:proofErr w:type="spellEnd"/>
           </w:p>
         </w:tc>
         <w:tc>
@@ -23374,6 +28954,7 @@
                 <w:lang w:val="en-US"/>
               </w:rPr>
             </w:pPr>
+            <w:proofErr w:type="spellStart"/>
             <w:r>
               <w:rPr>
                 <w:rStyle w:val="Heading2Char"/>
@@ -23381,6 +28962,7 @@
               </w:rPr>
               <w:t>ldap_bind</w:t>
             </w:r>
+            <w:proofErr w:type="spellEnd"/>
           </w:p>
         </w:tc>
         <w:tc>
@@ -23419,6 +29001,7 @@
                 <w:lang w:val="en-US"/>
               </w:rPr>
             </w:pPr>
+            <w:proofErr w:type="spellStart"/>
             <w:r>
               <w:rPr>
                 <w:rStyle w:val="Heading2Char"/>
@@ -23426,6 +29009,7 @@
               </w:rPr>
               <w:t>ldapvoy</w:t>
             </w:r>
+            <w:proofErr w:type="spellEnd"/>
           </w:p>
         </w:tc>
         <w:tc>
@@ -23467,6 +29051,8 @@
                 <w:lang w:val="en-US"/>
               </w:rPr>
             </w:pPr>
+            <w:proofErr w:type="spellStart"/>
+            <w:proofErr w:type="gramStart"/>
             <w:r>
               <w:rPr>
                 <w:rStyle w:val="Heading2Char"/>
@@ -23474,6 +29060,8 @@
               </w:rPr>
               <w:t>mz.admin</w:t>
             </w:r>
+            <w:proofErr w:type="spellEnd"/>
+            <w:proofErr w:type="gramEnd"/>
           </w:p>
         </w:tc>
         <w:tc>
@@ -23512,6 +29100,7 @@
                 <w:lang w:val="en-US"/>
               </w:rPr>
             </w:pPr>
+            <w:proofErr w:type="spellStart"/>
             <w:r>
               <w:rPr>
                 <w:rStyle w:val="Heading2Char"/>
@@ -23519,6 +29108,7 @@
               </w:rPr>
               <w:t>netskope</w:t>
             </w:r>
+            <w:proofErr w:type="spellEnd"/>
           </w:p>
         </w:tc>
         <w:tc>
@@ -23560,6 +29150,8 @@
                 <w:lang w:val="en-US"/>
               </w:rPr>
             </w:pPr>
+            <w:proofErr w:type="spellStart"/>
+            <w:proofErr w:type="gramStart"/>
             <w:r>
               <w:rPr>
                 <w:rStyle w:val="Heading2Char"/>
@@ -23567,6 +29159,8 @@
               </w:rPr>
               <w:t>olu.admin</w:t>
             </w:r>
+            <w:proofErr w:type="spellEnd"/>
+            <w:proofErr w:type="gramEnd"/>
           </w:p>
         </w:tc>
         <w:tc>
@@ -23605,6 +29199,8 @@
                 <w:lang w:val="en-US"/>
               </w:rPr>
             </w:pPr>
+            <w:proofErr w:type="spellStart"/>
+            <w:proofErr w:type="gramStart"/>
             <w:r>
               <w:rPr>
                 <w:rStyle w:val="Heading2Char"/>
@@ -23612,6 +29208,8 @@
               </w:rPr>
               <w:t>sc.admin</w:t>
             </w:r>
+            <w:proofErr w:type="spellEnd"/>
+            <w:proofErr w:type="gramEnd"/>
           </w:p>
         </w:tc>
         <w:tc>
@@ -23653,6 +29251,7 @@
                 <w:lang w:val="en-US"/>
               </w:rPr>
             </w:pPr>
+            <w:proofErr w:type="spellStart"/>
             <w:r>
               <w:rPr>
                 <w:rStyle w:val="Heading2Char"/>
@@ -23660,6 +29259,7 @@
               </w:rPr>
               <w:t>ScanMIR</w:t>
             </w:r>
+            <w:proofErr w:type="spellEnd"/>
           </w:p>
         </w:tc>
         <w:tc>
@@ -23698,6 +29298,8 @@
                 <w:lang w:val="en-US"/>
               </w:rPr>
             </w:pPr>
+            <w:proofErr w:type="spellStart"/>
+            <w:proofErr w:type="gramStart"/>
             <w:r>
               <w:rPr>
                 <w:rStyle w:val="Heading2Char"/>
@@ -23705,6 +29307,8 @@
               </w:rPr>
               <w:t>sd.admin</w:t>
             </w:r>
+            <w:proofErr w:type="spellEnd"/>
+            <w:proofErr w:type="gramEnd"/>
           </w:p>
         </w:tc>
         <w:tc>
@@ -23746,6 +29350,8 @@
                 <w:lang w:val="en-US"/>
               </w:rPr>
             </w:pPr>
+            <w:proofErr w:type="spellStart"/>
+            <w:proofErr w:type="gramStart"/>
             <w:r>
               <w:rPr>
                 <w:rStyle w:val="Heading2Char"/>
@@ -23753,6 +29359,8 @@
               </w:rPr>
               <w:t>shea.vachon</w:t>
             </w:r>
+            <w:proofErr w:type="spellEnd"/>
+            <w:proofErr w:type="gramEnd"/>
           </w:p>
         </w:tc>
         <w:tc>
@@ -23791,6 +29399,8 @@
                 <w:lang w:val="en-US"/>
               </w:rPr>
             </w:pPr>
+            <w:proofErr w:type="spellStart"/>
+            <w:proofErr w:type="gramStart"/>
             <w:r>
               <w:rPr>
                 <w:rStyle w:val="Heading2Char"/>
@@ -23798,6 +29408,8 @@
               </w:rPr>
               <w:t>sv.admin</w:t>
             </w:r>
+            <w:proofErr w:type="spellEnd"/>
+            <w:proofErr w:type="gramEnd"/>
           </w:p>
         </w:tc>
         <w:tc>
@@ -23884,6 +29496,7 @@
                 <w:lang w:val="en-US"/>
               </w:rPr>
             </w:pPr>
+            <w:proofErr w:type="spellStart"/>
             <w:r>
               <w:rPr>
                 <w:rStyle w:val="Heading2Char"/>
@@ -23891,6 +29504,7 @@
               </w:rPr>
               <w:t>svcSQLVSS</w:t>
             </w:r>
+            <w:proofErr w:type="spellEnd"/>
           </w:p>
         </w:tc>
         <w:tc>
@@ -24292,6 +29906,7 @@
         <w:rPr>
           <w:rFonts w:cs="Arial"/>
         </w:rPr>
+        <w:lastRenderedPageBreak/>
         <w:t>These user accounts should be reviewed for migration scope.  Chances are a number of these are tied to Stale Accounts.  Stale IDs should be removed to lower the migration scope where possible.</w:t>
       </w:r>
     </w:p>
@@ -24911,6 +30526,7 @@
           <w:b/>
           <w:bCs/>
         </w:rPr>
+        <w:lastRenderedPageBreak/>
         <w:t>Recommendations</w:t>
       </w:r>
       <w:r>
@@ -25440,6 +31056,7 @@
         <w:rPr>
           <w:noProof/>
         </w:rPr>
+        <w:lastRenderedPageBreak/>
         <w:t>Public Folders</w:t>
       </w:r>
       <w:bookmarkEnd w:id="83"/>
@@ -26061,6 +31678,7 @@
         <w:rPr>
           <w:noProof/>
         </w:rPr>
+        <w:lastRenderedPageBreak/>
         <w:t>Office 365 groups</w:t>
       </w:r>
       <w:bookmarkEnd w:id="94"/>
@@ -26654,6 +32272,7 @@
           <w:rFonts w:cs="Arial"/>
           <w:b/>
         </w:rPr>
+        <w:lastRenderedPageBreak/>
         <w:t>Findings</w:t>
       </w:r>
       <w:r>
@@ -27206,7 +32825,14 @@
         <w:rPr>
           <w:rFonts w:cs="Arial"/>
         </w:rPr>
-        <w:t>Wi-Fi connectivity can be initiated in multiple ways.  The typical approaches are: Automatically connect (either at logon or just after), Authenticated after logon, and validated via certificate.  In the first case of automatically connected, the Wi-Fi can be treated the same as a Wired connection.  In either of the other two cases a device on Wi-Fi can require additional effort during a migration event.</w:t>
+        <w:t xml:space="preserve">Wi-Fi connectivity can be initiated in multiple ways.  The typical approaches are: Automatically connect (either at logon or just after), Authenticated after logon, and validated via certificate.  In the first case of automatically connected, the Wi-Fi can be treated the same as a Wired </w:t>
+      </w:r>
+      <w:r>
+        <w:rPr>
+          <w:rFonts w:cs="Arial"/>
+        </w:rPr>
+        <w:lastRenderedPageBreak/>
+        <w:t>connection.  In either of the other two cases a device on Wi-Fi can require additional effort during a migration event.</w:t>
       </w:r>
     </w:p>
     <w:p>
@@ -27400,6 +33026,7 @@
         <w:rPr>
           <w:noProof/>
         </w:rPr>
+        <w:lastRenderedPageBreak/>
         <w:t>Appendices</w:t>
       </w:r>
       <w:bookmarkEnd w:id="113"/>
@@ -27889,7 +33516,13 @@
       <w:rPr>
         <w:noProof/>
       </w:rPr>
-      <w:t xml:space="preserve"> CONFIDENTIAL</w:t>
+      <w:t xml:space="preserve"> </w:t>
+    </w:r>
+    <w:r>
+      <w:rPr>
+        <w:noProof/>
+      </w:rPr>
+      <w:t>CONFIDENTIAL</w:t>
     </w:r>
   </w:p>
 </w:ftr>
@@ -36162,12 +41795,9 @@
 </file>
 
 <file path=customXml/item1.xml><?xml version="1.0" encoding="utf-8"?>
-<?mso-contentType ?>
-<FormTemplates xmlns="http://schemas.microsoft.com/sharepoint/v3/contenttype/forms">
-  <Display>DocumentLibraryForm</Display>
-  <Edit>DocumentLibraryForm</Edit>
-  <New>DocumentLibraryForm</New>
-</FormTemplates>
+<p:properties xmlns:p="http://schemas.microsoft.com/office/2006/metadata/properties" xmlns:xsi="http://www.w3.org/2001/XMLSchema-instance" xmlns:pc="http://schemas.microsoft.com/office/infopath/2007/PartnerControls">
+  <documentManagement/>
+</p:properties>
 </file>
 
 <file path=customXml/item2.xml><?xml version="1.0" encoding="utf-8"?>
@@ -36175,9 +41805,12 @@
 </file>
 
 <file path=customXml/item3.xml><?xml version="1.0" encoding="utf-8"?>
-<p:properties xmlns:p="http://schemas.microsoft.com/office/2006/metadata/properties" xmlns:xsi="http://www.w3.org/2001/XMLSchema-instance" xmlns:pc="http://schemas.microsoft.com/office/infopath/2007/PartnerControls">
-  <documentManagement/>
-</p:properties>
+<?mso-contentType ?>
+<FormTemplates xmlns="http://schemas.microsoft.com/sharepoint/v3/contenttype/forms">
+  <Display>DocumentLibraryForm</Display>
+  <Edit>DocumentLibraryForm</Edit>
+  <New>DocumentLibraryForm</New>
+</FormTemplates>
 </file>
 
 <file path=customXml/item4.xml><?xml version="1.0" encoding="utf-8"?>
@@ -36325,9 +41958,10 @@
 </file>
 
 <file path=customXml/itemProps1.xml><?xml version="1.0" encoding="utf-8"?>
-<ds:datastoreItem xmlns:ds="http://schemas.openxmlformats.org/officeDocument/2006/customXml" ds:itemID="{6830A3BC-7801-49DF-97A3-727FA35DA724}">
+<ds:datastoreItem xmlns:ds="http://schemas.openxmlformats.org/officeDocument/2006/customXml" ds:itemID="{EEF0FF5E-EC80-4EC7-816E-8FD3FB1F00C5}">
   <ds:schemaRefs>
-    <ds:schemaRef ds:uri="http://schemas.microsoft.com/sharepoint/v3/contenttype/forms"/>
+    <ds:schemaRef ds:uri="http://schemas.microsoft.com/office/2006/metadata/properties"/>
+    <ds:schemaRef ds:uri="http://schemas.microsoft.com/office/infopath/2007/PartnerControls"/>
   </ds:schemaRefs>
 </ds:datastoreItem>
 </file>
@@ -36341,10 +41975,9 @@
 </file>
 
 <file path=customXml/itemProps3.xml><?xml version="1.0" encoding="utf-8"?>
-<ds:datastoreItem xmlns:ds="http://schemas.openxmlformats.org/officeDocument/2006/customXml" ds:itemID="{EEF0FF5E-EC80-4EC7-816E-8FD3FB1F00C5}">
+<ds:datastoreItem xmlns:ds="http://schemas.openxmlformats.org/officeDocument/2006/customXml" ds:itemID="{6830A3BC-7801-49DF-97A3-727FA35DA724}">
   <ds:schemaRefs>
-    <ds:schemaRef ds:uri="http://schemas.microsoft.com/office/2006/metadata/properties"/>
-    <ds:schemaRef ds:uri="http://schemas.microsoft.com/office/infopath/2007/PartnerControls"/>
+    <ds:schemaRef ds:uri="http://schemas.microsoft.com/sharepoint/v3/contenttype/forms"/>
   </ds:schemaRefs>
 </ds:datastoreItem>
 </file>
